--- a/specs/MView_Developer_Specification_v1.3.docx
+++ b/specs/MView_Developer_Specification_v1.3.docx
@@ -1419,7 +1419,49 @@
           <w:iCs/>
           <w:i/>
         </w:rPr>
-        <w:t xml:space="preserve">(v1.3: the right-click menu contains Paste image, Crop selection (edit mode only), Save image, Save image and view (debugging) and Exit, §9.6.)</w:t>
+        <w:t xml:space="preserve">(v1.3: the right-click menu contains Paste image, Crop selection (edit mode only), Save image, Save image as …, Save image and view (debugging), About and Exit, §9.6.</w:t>
+      </w:r>
+      <w:r>
+        <w:rPr>
+          <w:iCs/>
+          <w:i/>
+        </w:rPr>
+        <w:t xml:space="preserve"> </w:t>
+      </w:r>
+      <w:r>
+        <w:rPr>
+          <w:iCs/>
+          <w:i/>
+        </w:rPr>
+        <w:t xml:space="preserve">“</w:t>
+      </w:r>
+      <w:r>
+        <w:rPr>
+          <w:iCs/>
+          <w:i/>
+        </w:rPr>
+        <w:t xml:space="preserve">Save image as …</w:t>
+      </w:r>
+      <w:r>
+        <w:rPr>
+          <w:iCs/>
+          <w:i/>
+        </w:rPr>
+        <w:t xml:space="preserve">”</w:t>
+      </w:r>
+      <w:r>
+        <w:rPr>
+          <w:iCs/>
+          <w:i/>
+        </w:rPr>
+        <w:t xml:space="preserve"> </w:t>
+      </w:r>
+      <w:r>
+        <w:rPr>
+          <w:iCs/>
+          <w:i/>
+        </w:rPr>
+        <w:t xml:space="preserve">opens the Windows save dialog: the one dialog, on request.)</w:t>
       </w:r>
     </w:p>
     <w:p>
@@ -10468,7 +10510,17 @@
               <w:jc w:val="left"/>
             </w:pPr>
             <w:r>
-              <w:t xml:space="preserve">File name, size, zoom;</w:t>
+              <w:rPr>
+                <w:iCs/>
+                <w:i/>
+              </w:rPr>
+              <w:t xml:space="preserve">(Day 20, user)</w:t>
+            </w:r>
+            <w:r>
+              <w:t xml:space="preserve"> </w:t>
+            </w:r>
+            <w:r>
+              <w:t xml:space="preserve">File name, then the image size (w x h, of the original), then the folder, then position (n / count), sort order,</w:t>
             </w:r>
             <w:r>
               <w:t xml:space="preserve"> </w:t>
@@ -10483,7 +10535,7 @@
               <w:t xml:space="preserve">”</w:t>
             </w:r>
             <w:r>
-              <w:t xml:space="preserve">;</w:t>
+              <w:t xml:space="preserve">,</w:t>
             </w:r>
             <w:r>
               <w:t xml:space="preserve"> </w:t>
@@ -10498,7 +10550,10 @@
               <w:t xml:space="preserve">”</w:t>
             </w:r>
             <w:r>
-              <w:t xml:space="preserve">;</w:t>
+              <w:t xml:space="preserve"> </w:t>
+            </w:r>
+            <w:r>
+              <w:t xml:space="preserve">and status notes; for a crop or paste:</w:t>
             </w:r>
             <w:r>
               <w:t xml:space="preserve"> </w:t>
@@ -10516,7 +10571,10 @@
               <w:t xml:space="preserve">”</w:t>
             </w:r>
             <w:r>
-              <w:t xml:space="preserve">,</w:t>
+              <w:t xml:space="preserve"> </w:t>
+            </w:r>
+            <w:r>
+              <w:t xml:space="preserve">/</w:t>
             </w:r>
             <w:r>
               <w:t xml:space="preserve"> </w:t>
@@ -10525,13 +10583,13 @@
               <w:t xml:space="preserve">“</w:t>
             </w:r>
             <w:r>
-              <w:t xml:space="preserve">Clipboard image … not saved</w:t>
+              <w:t xml:space="preserve">Clipboard image</w:t>
             </w:r>
             <w:r>
               <w:t xml:space="preserve">”</w:t>
             </w:r>
             <w:r>
-              <w:t xml:space="preserve">.</w:t>
+              <w:t xml:space="preserve">, size, saved or not.</w:t>
             </w:r>
           </w:p>
         </w:tc>
@@ -15728,7 +15786,103 @@
               <w:jc w:val="left"/>
             </w:pPr>
             <w:r>
-              <w:t xml:space="preserve">Writes only the image, as PNG, to the save folder.</w:t>
+              <w:t xml:space="preserve">Writes only the image, as PNG, to the save folder. If that folder can’t be used (a wrong path in MView.ini, a missing drive, no permission), the file goes to the Documents folder and the status line says so</w:t>
+            </w:r>
+            <w:r>
+              <w:t xml:space="preserve"> </w:t>
+            </w:r>
+            <w:r>
+              <w:rPr>
+                <w:iCs/>
+                <w:i/>
+              </w:rPr>
+              <w:t xml:space="preserve">(Day 20)</w:t>
+            </w:r>
+            <w:r>
+              <w:t xml:space="preserve">.</w:t>
+            </w:r>
+          </w:p>
+        </w:tc>
+      </w:tr>
+      <w:tr>
+        <w:tc>
+          <w:tcPr/>
+          <w:p>
+            <w:pPr>
+              <w:pStyle w:val="Compact"/>
+              <w:jc w:val="left"/>
+            </w:pPr>
+            <w:r>
+              <w:t xml:space="preserve">Save image as …</w:t>
+            </w:r>
+          </w:p>
+        </w:tc>
+        <w:tc>
+          <w:tcPr/>
+          <w:p>
+            <w:pPr>
+              <w:pStyle w:val="Compact"/>
+              <w:jc w:val="left"/>
+            </w:pPr>
+            <w:r>
+              <w:rPr>
+                <w:iCs/>
+                <w:i/>
+              </w:rPr>
+              <w:t xml:space="preserve">(Day 20, user:</w:t>
+            </w:r>
+            <w:r>
+              <w:rPr>
+                <w:iCs/>
+                <w:i/>
+              </w:rPr>
+              <w:t xml:space="preserve"> </w:t>
+            </w:r>
+            <w:r>
+              <w:rPr>
+                <w:iCs/>
+                <w:i/>
+              </w:rPr>
+              <w:t xml:space="preserve">“</w:t>
+            </w:r>
+            <w:r>
+              <w:rPr>
+                <w:iCs/>
+                <w:i/>
+              </w:rPr>
+              <w:t xml:space="preserve">like in IrfanView</w:t>
+            </w:r>
+            <w:r>
+              <w:rPr>
+                <w:iCs/>
+                <w:i/>
+              </w:rPr>
+              <w:t xml:space="preserve">”</w:t>
+            </w:r>
+            <w:r>
+              <w:rPr>
+                <w:iCs/>
+                <w:i/>
+              </w:rPr>
+              <w:t xml:space="preserve">)</w:t>
+            </w:r>
+            <w:r>
+              <w:t xml:space="preserve"> </w:t>
+            </w:r>
+            <w:r>
+              <w:t xml:space="preserve">A save dialog: starts in the folder last chosen this session (else the save folder), with the image’s name as</w:t>
+            </w:r>
+            <w:r>
+              <w:t xml:space="preserve"> </w:t>
+            </w:r>
+            <w:r>
+              <w:rPr>
+                <w:rStyle w:val="VerbatimChar"/>
+              </w:rPr>
+              <w:t xml:space="preserve">.png</w:t>
+            </w:r>
+            <w:r>
+              <w:t xml:space="preserve">; asks before overwriting. PNG only (a .jpg / .tif / .bmp / .gif ending becomes .png, other names get .png added). No fallback folder: a failure is reported. The save folder in MView.ini stays as it is.</w:t>
             </w:r>
           </w:p>
         </w:tc>
@@ -20334,7 +20488,7 @@
         <w:rPr>
           <w:rStyle w:val="StringTok"/>
         </w:rPr>
-        <w:t xml:space="preserve">     ; * for "Save image"; empty = the user's Documents folder, written here at the first save</w:t>
+        <w:t xml:space="preserve">     ; * for "Save image"; empty = the user's Documents folder, written here at the first save; not usable = Documents for that save</w:t>
       </w:r>
     </w:p>
     <w:p>

--- a/specs/MView_Developer_Specification_v1.3.docx
+++ b/specs/MView_Developer_Specification_v1.3.docx
@@ -2,7 +2,7 @@
 <file path=word/document.xml><?xml version="1.0" encoding="utf-8"?>
 <w:document xmlns:w="http://schemas.openxmlformats.org/wordprocessingml/2006/main" xmlns:m="http://schemas.openxmlformats.org/officeDocument/2006/math" xmlns:r="http://schemas.openxmlformats.org/officeDocument/2006/relationships" xmlns:o="urn:schemas-microsoft-com:office:office" xmlns:v="urn:schemas-microsoft-com:vml" xmlns:w10="urn:schemas-microsoft-com:office:word" xmlns:a="http://schemas.openxmlformats.org/drawingml/2006/main" xmlns:pic="http://schemas.openxmlformats.org/drawingml/2006/picture" xmlns:wp="http://schemas.openxmlformats.org/drawingml/2006/wordprocessingDrawing">
   <w:body>
-    <w:bookmarkStart w:id="85" w:name="mview-developer-specification-v1.3"/>
+    <w:bookmarkStart w:id="88" w:name="mview-developer-specification-v1.3"/>
     <w:p>
       <w:pPr>
         <w:pStyle w:val="Heading1"/>
@@ -388,6 +388,123 @@
           <w:rStyle w:val="VerbatimChar"/>
         </w:rPr>
         <w:t xml:space="preserve">docs\architecture\</w:t>
+      </w:r>
+      <w:r>
+        <w:t xml:space="preserve">.</w:t>
+      </w:r>
+    </w:p>
+    <w:p>
+      <w:pPr>
+        <w:numPr>
+          <w:ilvl w:val="0"/>
+          <w:numId w:val="1001"/>
+        </w:numPr>
+        <w:pStyle w:val="Compact"/>
+      </w:pPr>
+      <w:r>
+        <w:t xml:space="preserve">§9.6, §9.7, §14, §15 (Day 21): sorting into folders (Phase G, G1, first stage): the sort panel, copy / move / delete on a worker thread, Undo,</w:t>
+      </w:r>
+      <w:r>
+        <w:t xml:space="preserve"> </w:t>
+      </w:r>
+      <w:r>
+        <w:rPr>
+          <w:rStyle w:val="VerbatimChar"/>
+        </w:rPr>
+        <w:t xml:space="preserve">[Sort]</w:t>
+      </w:r>
+      <w:r>
+        <w:t xml:space="preserve"> </w:t>
+      </w:r>
+      <w:r>
+        <w:t xml:space="preserve">keys,</w:t>
+      </w:r>
+      <w:r>
+        <w:t xml:space="preserve"> </w:t>
+      </w:r>
+      <w:r>
+        <w:rPr>
+          <w:rStyle w:val="VerbatimChar"/>
+        </w:rPr>
+        <w:t xml:space="preserve">TestSort</w:t>
+      </w:r>
+      <w:r>
+        <w:t xml:space="preserve">. The plan for all of Phase G is</w:t>
+      </w:r>
+      <w:r>
+        <w:t xml:space="preserve"> </w:t>
+      </w:r>
+      <w:r>
+        <w:rPr>
+          <w:rStyle w:val="VerbatimChar"/>
+        </w:rPr>
+        <w:t xml:space="preserve">docs\Strategy_Phase_G.md</w:t>
+      </w:r>
+      <w:r>
+        <w:t xml:space="preserve">.</w:t>
+      </w:r>
+    </w:p>
+    <w:p>
+      <w:pPr>
+        <w:numPr>
+          <w:ilvl w:val="0"/>
+          <w:numId w:val="1001"/>
+        </w:numPr>
+        <w:pStyle w:val="Compact"/>
+      </w:pPr>
+      <w:r>
+        <w:t xml:space="preserve">§9.9, §14 (Day 23): the magnifier (Phase H, G6).</w:t>
+      </w:r>
+    </w:p>
+    <w:p>
+      <w:pPr>
+        <w:numPr>
+          <w:ilvl w:val="0"/>
+          <w:numId w:val="1001"/>
+        </w:numPr>
+        <w:pStyle w:val="Compact"/>
+      </w:pPr>
+      <w:r>
+        <w:t xml:space="preserve">§9.8, §14, §15 (Day 22): display filters, steps 1 and 2 (Phase H,</w:t>
+      </w:r>
+      <w:r>
+        <w:t xml:space="preserve"> </w:t>
+      </w:r>
+      <w:r>
+        <w:t xml:space="preserve">“</w:t>
+      </w:r>
+      <w:r>
+        <w:t xml:space="preserve">Looking closer</w:t>
+      </w:r>
+      <w:r>
+        <w:t xml:space="preserve">”</w:t>
+      </w:r>
+      <w:r>
+        <w:t xml:space="preserve"> </w:t>
+      </w:r>
+      <w:r>
+        <w:t xml:space="preserve">— proposed name for filters and magnifier, planned as G4 / G6): the filter panel at the left edge, the GPU shader and CPU path, Lock filters,</w:t>
+      </w:r>
+      <w:r>
+        <w:t xml:space="preserve"> </w:t>
+      </w:r>
+      <w:r>
+        <w:rPr>
+          <w:rStyle w:val="VerbatimChar"/>
+        </w:rPr>
+        <w:t xml:space="preserve">[Filters] Pinned</w:t>
+      </w:r>
+      <w:r>
+        <w:t xml:space="preserve">,</w:t>
+      </w:r>
+      <w:r>
+        <w:t xml:space="preserve"> </w:t>
+      </w:r>
+      <w:r>
+        <w:rPr>
+          <w:rStyle w:val="VerbatimChar"/>
+        </w:rPr>
+        <w:t xml:space="preserve">TestFilters</w:t>
       </w:r>
       <w:r>
         <w:t xml:space="preserve">.</w:t>
@@ -11762,7 +11879,7 @@
     </w:p>
     <w:bookmarkEnd w:id="60"/>
     <w:bookmarkEnd w:id="61"/>
-    <w:bookmarkStart w:id="68" w:name="input-and-commands"/>
+    <w:bookmarkStart w:id="71" w:name="input-and-commands"/>
     <w:p>
       <w:pPr>
         <w:pStyle w:val="Heading2"/>
@@ -13730,7 +13847,10 @@
               <w:t xml:space="preserve">OriginalSize</w:t>
             </w:r>
             <w:r>
-              <w:t xml:space="preserve">,</w:t>
+              <w:t xml:space="preserve"> </w:t>
+            </w:r>
+            <w:r>
+              <w:t xml:space="preserve">and</w:t>
             </w:r>
             <w:r>
               <w:t xml:space="preserve"> </w:t>
@@ -13745,7 +13865,7 @@
               <w:t xml:space="preserve"> </w:t>
             </w:r>
             <w:r>
-              <w:t xml:space="preserve">(at the mouse),</w:t>
+              <w:t xml:space="preserve">(100 % centred in the window, Day 23),</w:t>
             </w:r>
             <w:r>
               <w:t xml:space="preserve"> </w:t>
@@ -15094,6 +15214,86 @@
         <w:t xml:space="preserve">is a command (right click by default), no longer the LCL’s automatic context menu.</w:t>
       </w:r>
     </w:p>
+    <w:p>
+      <w:pPr>
+        <w:pStyle w:val="BodyText"/>
+      </w:pPr>
+      <w:r>
+        <w:rPr>
+          <w:iCs/>
+          <w:i/>
+        </w:rPr>
+        <w:t xml:space="preserve">(Day 22, user)</w:t>
+      </w:r>
+      <w:r>
+        <w:t xml:space="preserve"> </w:t>
+      </w:r>
+      <w:r>
+        <w:rPr>
+          <w:bCs/>
+          <w:b/>
+        </w:rPr>
+        <w:t xml:space="preserve">Where the wheel zooms:</w:t>
+      </w:r>
+      <w:r>
+        <w:t xml:space="preserve"> </w:t>
+      </w:r>
+      <w:r>
+        <w:t xml:space="preserve">with the zones on, a zone’s (or [Anywhere]’s)</w:t>
+      </w:r>
+      <w:r>
+        <w:t xml:space="preserve"> </w:t>
+      </w:r>
+      <w:r>
+        <w:rPr>
+          <w:rStyle w:val="VerbatimChar"/>
+        </w:rPr>
+        <w:t xml:space="preserve">ZoomIn</w:t>
+      </w:r>
+      <w:r>
+        <w:t xml:space="preserve"> </w:t>
+      </w:r>
+      <w:r>
+        <w:t xml:space="preserve">/</w:t>
+      </w:r>
+      <w:r>
+        <w:t xml:space="preserve"> </w:t>
+      </w:r>
+      <w:r>
+        <w:rPr>
+          <w:rStyle w:val="VerbatimChar"/>
+        </w:rPr>
+        <w:t xml:space="preserve">ZoomOut</w:t>
+      </w:r>
+      <w:r>
+        <w:t xml:space="preserve"> </w:t>
+      </w:r>
+      <w:r>
+        <w:t xml:space="preserve">zooms at the</w:t>
+      </w:r>
+      <w:r>
+        <w:t xml:space="preserve"> </w:t>
+      </w:r>
+      <w:r>
+        <w:rPr>
+          <w:bCs/>
+          <w:b/>
+        </w:rPr>
+        <w:t xml:space="preserve">middle of the view</w:t>
+      </w:r>
+      <w:r>
+        <w:t xml:space="preserve">: the mouse sits in a corner zone, and zooming at the mouse pulled the image towards that corner. With the zones off (</w:t>
+      </w:r>
+      <w:r>
+        <w:rPr>
+          <w:rStyle w:val="VerbatimChar"/>
+        </w:rPr>
+        <w:t xml:space="preserve">ZonesEnabled=0</w:t>
+      </w:r>
+      <w:r>
+        <w:t xml:space="preserve">) it zooms at the mouse, as before; zoom mode (X1) always zooms at the mouse.</w:t>
+      </w:r>
+    </w:p>
     <w:bookmarkEnd w:id="63"/>
     <w:bookmarkStart w:id="64" w:name="keyboard"/>
     <w:p>
@@ -15922,6 +16122,198 @@
               <w:jc w:val="left"/>
             </w:pPr>
             <w:r>
+              <w:t xml:space="preserve">Sort panel (side menu)</w:t>
+            </w:r>
+          </w:p>
+        </w:tc>
+        <w:tc>
+          <w:tcPr/>
+          <w:p>
+            <w:pPr>
+              <w:pStyle w:val="Compact"/>
+              <w:jc w:val="left"/>
+            </w:pPr>
+            <w:r>
+              <w:rPr>
+                <w:iCs/>
+                <w:i/>
+              </w:rPr>
+              <w:t xml:space="preserve">(Day 21)</w:t>
+            </w:r>
+            <w:r>
+              <w:t xml:space="preserve"> </w:t>
+            </w:r>
+            <w:r>
+              <w:t xml:space="preserve">Opens the sort panel (§9.7); it also opens at the right edge.</w:t>
+            </w:r>
+          </w:p>
+        </w:tc>
+      </w:tr>
+      <w:tr>
+        <w:tc>
+          <w:tcPr/>
+          <w:p>
+            <w:pPr>
+              <w:pStyle w:val="Compact"/>
+              <w:jc w:val="left"/>
+            </w:pPr>
+            <w:r>
+              <w:t xml:space="preserve">Delete current image</w:t>
+            </w:r>
+          </w:p>
+        </w:tc>
+        <w:tc>
+          <w:tcPr/>
+          <w:p>
+            <w:pPr>
+              <w:pStyle w:val="Compact"/>
+              <w:jc w:val="left"/>
+            </w:pPr>
+            <w:r>
+              <w:rPr>
+                <w:iCs/>
+                <w:i/>
+              </w:rPr>
+              <w:t xml:space="preserve">(Day 21)</w:t>
+            </w:r>
+            <w:r>
+              <w:t xml:space="preserve"> </w:t>
+            </w:r>
+            <w:r>
+              <w:t xml:space="preserve">Moves the file into the deleted-files folder (§9.7). MView never really deletes.</w:t>
+            </w:r>
+          </w:p>
+        </w:tc>
+      </w:tr>
+      <w:tr>
+        <w:tc>
+          <w:tcPr/>
+          <w:p>
+            <w:pPr>
+              <w:pStyle w:val="Compact"/>
+              <w:jc w:val="left"/>
+            </w:pPr>
+            <w:r>
+              <w:t xml:space="preserve">Undo …</w:t>
+            </w:r>
+          </w:p>
+        </w:tc>
+        <w:tc>
+          <w:tcPr/>
+          <w:p>
+            <w:pPr>
+              <w:pStyle w:val="Compact"/>
+              <w:jc w:val="left"/>
+            </w:pPr>
+            <w:r>
+              <w:rPr>
+                <w:iCs/>
+                <w:i/>
+              </w:rPr>
+              <w:t xml:space="preserve">(Day 21)</w:t>
+            </w:r>
+            <w:r>
+              <w:t xml:space="preserve"> </w:t>
+            </w:r>
+            <w:r>
+              <w:t xml:space="preserve">Only when there is something to take back; names it (</w:t>
+            </w:r>
+            <w:r>
+              <w:t xml:space="preserve">“</w:t>
+            </w:r>
+            <w:r>
+              <w:t xml:space="preserve">Undo move of cell.jpg to Good</w:t>
+            </w:r>
+            <w:r>
+              <w:t xml:space="preserve">”</w:t>
+            </w:r>
+            <w:r>
+              <w:t xml:space="preserve">).</w:t>
+            </w:r>
+          </w:p>
+        </w:tc>
+      </w:tr>
+      <w:tr>
+        <w:tc>
+          <w:tcPr/>
+          <w:p>
+            <w:pPr>
+              <w:pStyle w:val="Compact"/>
+              <w:jc w:val="left"/>
+            </w:pPr>
+            <w:r>
+              <w:t xml:space="preserve">Make icon from this image</w:t>
+            </w:r>
+          </w:p>
+        </w:tc>
+        <w:tc>
+          <w:tcPr/>
+          <w:p>
+            <w:pPr>
+              <w:pStyle w:val="Compact"/>
+              <w:jc w:val="left"/>
+            </w:pPr>
+            <w:r>
+              <w:rPr>
+                <w:iCs/>
+                <w:i/>
+              </w:rPr>
+              <w:t xml:space="preserve">(Day 21)</w:t>
+            </w:r>
+            <w:r>
+              <w:t xml:space="preserve"> </w:t>
+            </w:r>
+            <w:r>
+              <w:t xml:space="preserve">An icon for the sort panel from the selection (edit mode) or the middle of the screen (§9.7).</w:t>
+            </w:r>
+          </w:p>
+        </w:tc>
+      </w:tr>
+      <w:tr>
+        <w:tc>
+          <w:tcPr/>
+          <w:p>
+            <w:pPr>
+              <w:pStyle w:val="Compact"/>
+              <w:jc w:val="left"/>
+            </w:pPr>
+            <w:r>
+              <w:t xml:space="preserve">Side by side with Total Commander</w:t>
+            </w:r>
+          </w:p>
+        </w:tc>
+        <w:tc>
+          <w:tcPr/>
+          <w:p>
+            <w:pPr>
+              <w:pStyle w:val="Compact"/>
+              <w:jc w:val="left"/>
+            </w:pPr>
+            <w:r>
+              <w:rPr>
+                <w:iCs/>
+                <w:i/>
+              </w:rPr>
+              <w:t xml:space="preserve">(Day 21)</w:t>
+            </w:r>
+            <w:r>
+              <w:t xml:space="preserve"> </w:t>
+            </w:r>
+            <w:r>
+              <w:t xml:space="preserve">MView left half, Total Commander right half in the image’s folder; again: back (§9.7). Ticked while on.</w:t>
+            </w:r>
+          </w:p>
+        </w:tc>
+      </w:tr>
+      <w:tr>
+        <w:tc>
+          <w:tcPr/>
+          <w:p>
+            <w:pPr>
+              <w:pStyle w:val="Compact"/>
+              <w:jc w:val="left"/>
+            </w:pPr>
+            <w:r>
               <w:t xml:space="preserve">Exit</w:t>
             </w:r>
           </w:p>
@@ -16007,22 +16399,53 @@
         <w:t xml:space="preserve">; delete the value to use Documents.)</w:t>
       </w:r>
     </w:p>
-    <w:p>
-      <w:r>
-        <w:pict>
-          <v:rect style="width:0;height:1.5pt" o:hralign="center" o:hrstd="t" o:hr="t"/>
-        </w:pict>
-      </w:r>
-    </w:p>
     <w:bookmarkEnd w:id="67"/>
-    <w:bookmarkEnd w:id="68"/>
-    <w:bookmarkStart w:id="69" w:name="navigation"/>
-    <w:p>
-      <w:pPr>
-        <w:pStyle w:val="Heading2"/>
-      </w:pPr>
-      <w:r>
-        <w:t xml:space="preserve">10. Navigation</w:t>
+    <w:bookmarkStart w:id="68" w:name="X8896f77d5164391fa544a8ba048a2cd63c89dd0"/>
+    <w:p>
+      <w:pPr>
+        <w:pStyle w:val="Heading3"/>
+      </w:pPr>
+      <w:r>
+        <w:t xml:space="preserve">9.7 Sorting into folders</w:t>
+      </w:r>
+      <w:r>
+        <w:t xml:space="preserve"> </w:t>
+      </w:r>
+      <w:r>
+        <w:rPr>
+          <w:iCs/>
+          <w:i/>
+        </w:rPr>
+        <w:t xml:space="preserve">(Day 21, Phase G, G1)</w:t>
+      </w:r>
+      <w:r>
+        <w:t xml:space="preserve"> </w:t>
+      </w:r>
+      <w:r>
+        <w:t xml:space="preserve">[Decision]</w:t>
+      </w:r>
+    </w:p>
+    <w:p>
+      <w:pPr>
+        <w:pStyle w:val="FirstParagraph"/>
+      </w:pPr>
+      <w:r>
+        <w:t xml:space="preserve">The decisions are in</w:t>
+      </w:r>
+      <w:r>
+        <w:t xml:space="preserve"> </w:t>
+      </w:r>
+      <w:r>
+        <w:rPr>
+          <w:rStyle w:val="VerbatimChar"/>
+        </w:rPr>
+        <w:t xml:space="preserve">docs\Strategy_Phase_G.md</w:t>
+      </w:r>
+      <w:r>
+        <w:t xml:space="preserve"> </w:t>
+      </w:r>
+      <w:r>
+        <w:t xml:space="preserve">(v5). Built in the first stage:</w:t>
       </w:r>
     </w:p>
     <w:p>
@@ -16035,25 +16458,10 @@
       </w:pPr>
       <w:r>
         <w:rPr>
-          <w:rStyle w:val="VerbatimChar"/>
-        </w:rPr>
-        <w:t xml:space="preserve">TNavigator</w:t>
-      </w:r>
-      <w:r>
-        <w:t xml:space="preserve"> </w:t>
-      </w:r>
-      <w:r>
-        <w:t xml:space="preserve">lives on the UI thread and holds</w:t>
-      </w:r>
-      <w:r>
-        <w:t xml:space="preserve"> </w:t>
-      </w:r>
-      <w:r>
-        <w:rPr>
           <w:bCs/>
           <w:b/>
         </w:rPr>
-        <w:t xml:space="preserve">snapshots</w:t>
+        <w:t xml:space="preserve">The panel</w:t>
       </w:r>
       <w:r>
         <w:t xml:space="preserve"> </w:t>
@@ -16065,22 +16473,52 @@
         <w:rPr>
           <w:rStyle w:val="VerbatimChar"/>
         </w:rPr>
-        <w:t xml:space="preserve">TDirectoryTree</w:t>
-      </w:r>
-      <w:r>
-        <w:t xml:space="preserve">,</w:t>
-      </w:r>
-      <w:r>
-        <w:t xml:space="preserve"> </w:t>
-      </w:r>
-      <w:r>
-        <w:rPr>
-          <w:rStyle w:val="VerbatimChar"/>
-        </w:rPr>
-        <w:t xml:space="preserve">TDirectoryImages</w:t>
-      </w:r>
-      <w:r>
-        <w:t xml:space="preserve">) produced by the scanner. A rescan produces a new snapshot that is swapped in. Snapshots are never modified in place.</w:t>
+        <w:t xml:space="preserve">uSortPanel</w:t>
+      </w:r>
+      <w:r>
+        <w:t xml:space="preserve">): a slim column at the right edge, drawn by MView into a picture that both renderers show on top (</w:t>
+      </w:r>
+      <w:r>
+        <w:rPr>
+          <w:rStyle w:val="VerbatimChar"/>
+        </w:rPr>
+        <w:t xml:space="preserve">TRenderer.SetPanel</w:t>
+      </w:r>
+      <w:r>
+        <w:t xml:space="preserve">, a version number tells the GPU renderer when to upload it again). One button per sort folder: a folder shape in the slot’s colour with its number, the folder’s name, a</w:t>
+      </w:r>
+      <w:r>
+        <w:t xml:space="preserve"> </w:t>
+      </w:r>
+      <w:r>
+        <w:t xml:space="preserve">“</w:t>
+      </w:r>
+      <w:r>
+        <w:t xml:space="preserve">…</w:t>
+      </w:r>
+      <w:r>
+        <w:t xml:space="preserve">”</w:t>
+      </w:r>
+      <w:r>
+        <w:t xml:space="preserve"> </w:t>
+      </w:r>
+      <w:r>
+        <w:t xml:space="preserve">corner. Below:</w:t>
+      </w:r>
+      <w:r>
+        <w:t xml:space="preserve"> </w:t>
+      </w:r>
+      <w:r>
+        <w:t xml:space="preserve">“</w:t>
+      </w:r>
+      <w:r>
+        <w:t xml:space="preserve">+ add folder</w:t>
+      </w:r>
+      <w:r>
+        <w:t xml:space="preserve">”</w:t>
+      </w:r>
+      <w:r>
+        <w:t xml:space="preserve">; at the top: the pin; at the bottom: a line with the last action (click: undo), or the hovered button’s full folder.</w:t>
       </w:r>
     </w:p>
     <w:p>
@@ -16092,7 +16530,17 @@
         <w:pStyle w:val="Compact"/>
       </w:pPr>
       <w:r>
-        <w:t xml:space="preserve">Navigation is index manipulation only. It never touches the disk.</w:t>
+        <w:rPr>
+          <w:bCs/>
+          <w:b/>
+        </w:rPr>
+        <w:t xml:space="preserve">Elastic:</w:t>
+      </w:r>
+      <w:r>
+        <w:t xml:space="preserve"> </w:t>
+      </w:r>
+      <w:r>
+        <w:t xml:space="preserve">as tall as the window, about 160 px wide (scaled for the screen’s DPI), each button between 36 and 20 px high (scaled), as many as fit; more than fit: the wheel scrolls the column.</w:t>
       </w:r>
     </w:p>
     <w:p>
@@ -16105,260 +16553,101 @@
       </w:pPr>
       <w:r>
         <w:rPr>
-          <w:iCs/>
-          <w:i/>
-        </w:rPr>
-        <w:t xml:space="preserve">(v1.3)</w:t>
-      </w:r>
-      <w:r>
-        <w:t xml:space="preserve"> </w:t>
-      </w:r>
-      <w:r>
-        <w:rPr>
           <w:bCs/>
           <w:b/>
         </w:rPr>
-        <w:t xml:space="preserve">The window thread never reads folders or files</w:t>
-      </w:r>
-      <w:r>
-        <w:t xml:space="preserve"> </w:t>
-      </w:r>
-      <w:r>
-        <w:t xml:space="preserve">[Decision]; a shortcut taken in Phase B is gone:</w:t>
-      </w:r>
-    </w:p>
-    <w:p>
-      <w:pPr>
-        <w:numPr>
-          <w:ilvl w:val="1"/>
-          <w:numId w:val="1027"/>
-        </w:numPr>
-        <w:pStyle w:val="Compact"/>
-      </w:pPr>
-      <w:r>
-        <w:rPr>
-          <w:rStyle w:val="VerbatimChar"/>
-        </w:rPr>
-        <w:t xml:space="preserve">TDirectoryTree.Build(..., ACollectImages)</w:t>
-      </w:r>
-      <w:r>
-        <w:t xml:space="preserve"> </w:t>
-      </w:r>
-      <w:r>
-        <w:t xml:space="preserve">lists every folder’s images while it reads the folder anyway.</w:t>
-      </w:r>
-    </w:p>
-    <w:p>
-      <w:pPr>
-        <w:numPr>
-          <w:ilvl w:val="1"/>
-          <w:numId w:val="1027"/>
-        </w:numPr>
-        <w:pStyle w:val="Compact"/>
-      </w:pPr>
-      <w:r>
-        <w:rPr>
-          <w:rStyle w:val="VerbatimChar"/>
-        </w:rPr>
-        <w:t xml:space="preserve">TDirectoryScanner</w:t>
-      </w:r>
-      <w:r>
-        <w:t xml:space="preserve"> </w:t>
-      </w:r>
-      <w:r>
-        <w:t xml:space="preserve">does the whole opening: it resolves the path (file or folder, root, start file), lists the start folder and delivers that first, then the tree with all lists (§5.7).</w:t>
-      </w:r>
-    </w:p>
-    <w:p>
-      <w:pPr>
-        <w:numPr>
-          <w:ilvl w:val="1"/>
-          <w:numId w:val="1027"/>
-        </w:numPr>
-        <w:pStyle w:val="Compact"/>
-      </w:pPr>
-      <w:r>
-        <w:rPr>
-          <w:rStyle w:val="VerbatimChar"/>
-        </w:rPr>
-        <w:t xml:space="preserve">TNavigator.ReadsDisk := False</w:t>
-      </w:r>
-      <w:r>
-        <w:t xml:space="preserve"> </w:t>
-      </w:r>
-      <w:r>
-        <w:t xml:space="preserve">in the viewer: it uses only the scanner’s lists (</w:t>
-      </w:r>
-      <w:r>
-        <w:rPr>
-          <w:rStyle w:val="VerbatimChar"/>
-        </w:rPr>
-        <w:t xml:space="preserve">OpenListed</w:t>
-      </w:r>
-      <w:r>
-        <w:t xml:space="preserve">, the tree); a folder not known yet is simply not entered. The tests keep the old mode (</w:t>
-      </w:r>
-      <w:r>
-        <w:rPr>
-          <w:rStyle w:val="VerbatimChar"/>
-        </w:rPr>
-        <w:t xml:space="preserve">ReadsDisk = True</w:t>
+        <w:t xml:space="preserve">Opening:</w:t>
+      </w:r>
+      <w:r>
+        <w:t xml:space="preserve"> </w:t>
+      </w:r>
+      <w:r>
+        <w:t xml:space="preserve">the mouse rests</w:t>
+      </w:r>
+      <w:r>
+        <w:t xml:space="preserve"> </w:t>
+      </w:r>
+      <w:r>
+        <w:rPr>
+          <w:rStyle w:val="VerbatimChar"/>
+        </w:rPr>
+        <w:t xml:space="preserve">EdgeDelayMs</w:t>
+      </w:r>
+      <w:r>
+        <w:t xml:space="preserve"> </w:t>
+      </w:r>
+      <w:r>
+        <w:t xml:space="preserve">(0.5 s) within</w:t>
+      </w:r>
+      <w:r>
+        <w:t xml:space="preserve"> </w:t>
+      </w:r>
+      <w:r>
+        <w:rPr>
+          <w:rStyle w:val="VerbatimChar"/>
+        </w:rPr>
+        <w:t xml:space="preserve">EdgeWidth</w:t>
+      </w:r>
+      <w:r>
+        <w:t xml:space="preserve"> </w:t>
+      </w:r>
+      <w:r>
+        <w:t xml:space="preserve">(12 px, DPI-scaled; wider than a first 4 px, which was too hard to hit in a window, user) of the right edge with no button down (a right-drag gesture ending there doesn’t open it); or the menu’s</w:t>
+      </w:r>
+      <w:r>
+        <w:t xml:space="preserve"> </w:t>
+      </w:r>
+      <w:r>
+        <w:t xml:space="preserve">“</w:t>
+      </w:r>
+      <w:r>
+        <w:t xml:space="preserve">Sort panel (side menu)</w:t>
+      </w:r>
+      <w:r>
+        <w:t xml:space="preserve">”</w:t>
+      </w:r>
+      <w:r>
+        <w:t xml:space="preserve">, or the</w:t>
+      </w:r>
+      <w:r>
+        <w:t xml:space="preserve"> </w:t>
+      </w:r>
+      <w:r>
+        <w:rPr>
+          <w:rStyle w:val="VerbatimChar"/>
+        </w:rPr>
+        <w:t xml:space="preserve">SortPanel</w:t>
+      </w:r>
+      <w:r>
+        <w:t xml:space="preserve"> </w:t>
+      </w:r>
+      <w:r>
+        <w:t xml:space="preserve">command (then it stays open until the mouse has been on it).</w:t>
+      </w:r>
+      <w:r>
+        <w:t xml:space="preserve"> </w:t>
+      </w:r>
+      <w:r>
+        <w:rPr>
+          <w:bCs/>
+          <w:b/>
+        </w:rPr>
+        <w:t xml:space="preserve">Closing:</w:t>
+      </w:r>
+      <w:r>
+        <w:t xml:space="preserve"> </w:t>
+      </w:r>
+      <w:r>
+        <w:t xml:space="preserve">unpinned, 0.6 s after the mouse has left it (also out of the window, or when another program gets the focus), and after every copy or move; Esc closes it first (before edit mode and the settings screen). The pin keeps it open (</w:t>
+      </w:r>
+      <w:r>
+        <w:rPr>
+          <w:rStyle w:val="VerbatimChar"/>
+        </w:rPr>
+        <w:t xml:space="preserve">[Sort] Pinned</w:t>
       </w:r>
       <w:r>
         <w:t xml:space="preserve">).</w:t>
-      </w:r>
-    </w:p>
-    <w:p>
-      <w:pPr>
-        <w:numPr>
-          <w:ilvl w:val="1"/>
-          <w:numId w:val="1027"/>
-        </w:numPr>
-        <w:pStyle w:val="Compact"/>
-      </w:pPr>
-      <w:r>
-        <w:rPr>
-          <w:rStyle w:val="VerbatimChar"/>
-        </w:rPr>
-        <w:t xml:space="preserve">TMView.OpenMedia</w:t>
-      </w:r>
-      <w:r>
-        <w:t xml:space="preserve"> </w:t>
-      </w:r>
-      <w:r>
-        <w:t xml:space="preserve">only asks the scanner.</w:t>
-      </w:r>
-      <w:r>
-        <w:t xml:space="preserve"> </w:t>
-      </w:r>
-      <w:r>
-        <w:t xml:space="preserve">“</w:t>
-      </w:r>
-      <w:r>
-        <w:t xml:space="preserve">Opening …</w:t>
-      </w:r>
-      <w:r>
-        <w:t xml:space="preserve">”</w:t>
-      </w:r>
-      <w:r>
-        <w:t xml:space="preserve"> </w:t>
-      </w:r>
-      <w:r>
-        <w:t xml:space="preserve">until it answers,</w:t>
-      </w:r>
-      <w:r>
-        <w:t xml:space="preserve"> </w:t>
-      </w:r>
-      <w:r>
-        <w:t xml:space="preserve">“</w:t>
-      </w:r>
-      <w:r>
-        <w:t xml:space="preserve">Not found</w:t>
-      </w:r>
-      <w:r>
-        <w:t xml:space="preserve">”</w:t>
-      </w:r>
-      <w:r>
-        <w:t xml:space="preserve"> </w:t>
-      </w:r>
-      <w:r>
-        <w:t xml:space="preserve">from the scanner. No</w:t>
-      </w:r>
-      <w:r>
-        <w:t xml:space="preserve"> </w:t>
-      </w:r>
-      <w:r>
-        <w:rPr>
-          <w:rStyle w:val="VerbatimChar"/>
-        </w:rPr>
-        <w:t xml:space="preserve">FileExists</w:t>
-      </w:r>
-      <w:r>
-        <w:t xml:space="preserve"> </w:t>
-      </w:r>
-      <w:r>
-        <w:t xml:space="preserve">/</w:t>
-      </w:r>
-      <w:r>
-        <w:t xml:space="preserve"> </w:t>
-      </w:r>
-      <w:r>
-        <w:rPr>
-          <w:rStyle w:val="VerbatimChar"/>
-        </w:rPr>
-        <w:t xml:space="preserve">DirectoryExists</w:t>
-      </w:r>
-      <w:r>
-        <w:t xml:space="preserve"> </w:t>
-      </w:r>
-      <w:r>
-        <w:t xml:space="preserve">on the window thread (drag and drop, start, last session).</w:t>
-      </w:r>
-    </w:p>
-    <w:p>
-      <w:pPr>
-        <w:numPr>
-          <w:ilvl w:val="1"/>
-          <w:numId w:val="1027"/>
-        </w:numPr>
-        <w:pStyle w:val="Compact"/>
-      </w:pPr>
-      <w:r>
-        <w:t xml:space="preserve">No file access per step: the cache is asked by file name (</w:t>
-      </w:r>
-      <w:r>
-        <w:rPr>
-          <w:rStyle w:val="VerbatimChar"/>
-        </w:rPr>
-        <w:t xml:space="preserve">GetByName</w:t>
-      </w:r>
-      <w:r>
-        <w:t xml:space="preserve">), not by a key read from the disk (the old</w:t>
-      </w:r>
-      <w:r>
-        <w:t xml:space="preserve"> </w:t>
-      </w:r>
-      <w:r>
-        <w:rPr>
-          <w:rStyle w:val="VerbatimChar"/>
-        </w:rPr>
-        <w:t xml:space="preserve">MakeImageKey</w:t>
-      </w:r>
-      <w:r>
-        <w:t xml:space="preserve"> </w:t>
-      </w:r>
-      <w:r>
-        <w:t xml:space="preserve">did a</w:t>
-      </w:r>
-      <w:r>
-        <w:t xml:space="preserve"> </w:t>
-      </w:r>
-      <w:r>
-        <w:rPr>
-          <w:rStyle w:val="VerbatimChar"/>
-        </w:rPr>
-        <w:t xml:space="preserve">FindFirst</w:t>
-      </w:r>
-      <w:r>
-        <w:t xml:space="preserve"> </w:t>
-      </w:r>
-      <w:r>
-        <w:t xml:space="preserve">on every step).</w:t>
-      </w:r>
-      <w:r>
-        <w:t xml:space="preserve"> </w:t>
-      </w:r>
-      <w:r>
-        <w:rPr>
-          <w:rStyle w:val="VerbatimChar"/>
-        </w:rPr>
-        <w:t xml:space="preserve">TNavigator.ListedKey</w:t>
-      </w:r>
-      <w:r>
-        <w:t xml:space="preserve"> </w:t>
-      </w:r>
-      <w:r>
-        <w:t xml:space="preserve">gives size and date from the lists where a key is needed. Opening and Rescan clear the cache, since new lists may name other versions of the files.</w:t>
       </w:r>
     </w:p>
     <w:p>
@@ -16374,13 +16663,137 @@
           <w:bCs/>
           <w:b/>
         </w:rPr>
-        <w:t xml:space="preserve">Wrap-around:</w:t>
-      </w:r>
-      <w:r>
-        <w:t xml:space="preserve"> </w:t>
-      </w:r>
-      <w:r>
-        <w:t xml:space="preserve">last image → first image, also when there is only one directory. Last directory → first directory.</w:t>
+        <w:t xml:space="preserve">Mouse:</w:t>
+      </w:r>
+      <w:r>
+        <w:t xml:space="preserve"> </w:t>
+      </w:r>
+      <w:r>
+        <w:t xml:space="preserve">the surfaces offer every mouse event to the panel first (</w:t>
+      </w:r>
+      <w:r>
+        <w:rPr>
+          <w:rStyle w:val="VerbatimChar"/>
+        </w:rPr>
+        <w:t xml:space="preserve">OnOverlayMouse</w:t>
+      </w:r>
+      <w:r>
+        <w:t xml:space="preserve">, a hook in</w:t>
+      </w:r>
+      <w:r>
+        <w:t xml:space="preserve"> </w:t>
+      </w:r>
+      <w:r>
+        <w:rPr>
+          <w:rStyle w:val="VerbatimChar"/>
+        </w:rPr>
+        <w:t xml:space="preserve">TMediaView</w:t>
+      </w:r>
+      <w:r>
+        <w:t xml:space="preserve"> </w:t>
+      </w:r>
+      <w:r>
+        <w:t xml:space="preserve">and</w:t>
+      </w:r>
+      <w:r>
+        <w:t xml:space="preserve"> </w:t>
+      </w:r>
+      <w:r>
+        <w:rPr>
+          <w:rStyle w:val="VerbatimChar"/>
+        </w:rPr>
+        <w:t xml:space="preserve">TGLMediaView</w:t>
+      </w:r>
+      <w:r>
+        <w:t xml:space="preserve">); what lands on the open panel doesn’t reach the mouse engine. A button acts on release, where it was pressed.</w:t>
+      </w:r>
+      <w:r>
+        <w:t xml:space="preserve"> </w:t>
+      </w:r>
+      <w:r>
+        <w:rPr>
+          <w:bCs/>
+          <w:b/>
+        </w:rPr>
+        <w:t xml:space="preserve">Double-click left = copy, double-click right = move</w:t>
+      </w:r>
+      <w:r>
+        <w:t xml:space="preserve"> </w:t>
+      </w:r>
+      <w:r>
+        <w:rPr>
+          <w:iCs/>
+          <w:i/>
+        </w:rPr>
+        <w:t xml:space="preserve">(Day 21, user: single clicks</w:t>
+      </w:r>
+      <w:r>
+        <w:rPr>
+          <w:iCs/>
+          <w:i/>
+        </w:rPr>
+        <w:t xml:space="preserve"> </w:t>
+      </w:r>
+      <w:r>
+        <w:rPr>
+          <w:iCs/>
+          <w:i/>
+        </w:rPr>
+        <w:t xml:space="preserve">“</w:t>
+      </w:r>
+      <w:r>
+        <w:rPr>
+          <w:iCs/>
+          <w:i/>
+        </w:rPr>
+        <w:t xml:space="preserve">too erratic, many unnecessary moves / copies</w:t>
+      </w:r>
+      <w:r>
+        <w:rPr>
+          <w:iCs/>
+          <w:i/>
+        </w:rPr>
+        <w:t xml:space="preserve">”</w:t>
+      </w:r>
+      <w:r>
+        <w:rPr>
+          <w:iCs/>
+          <w:i/>
+        </w:rPr>
+        <w:t xml:space="preserve">)</w:t>
+      </w:r>
+      <w:r>
+        <w:t xml:space="preserve">: a single click on a button only shows that in the bottom line. Double click = both clicks with the same mouse button on the same button within the Windows double-click time, hardly moved (MView’s own timing, as the mouse engine’s). The pin,</w:t>
+      </w:r>
+      <w:r>
+        <w:t xml:space="preserve"> </w:t>
+      </w:r>
+      <w:r>
+        <w:t xml:space="preserve">“</w:t>
+      </w:r>
+      <w:r>
+        <w:t xml:space="preserve">+</w:t>
+      </w:r>
+      <w:r>
+        <w:t xml:space="preserve">”</w:t>
+      </w:r>
+      <w:r>
+        <w:t xml:space="preserve">,</w:t>
+      </w:r>
+      <w:r>
+        <w:t xml:space="preserve"> </w:t>
+      </w:r>
+      <w:r>
+        <w:t xml:space="preserve">“</w:t>
+      </w:r>
+      <w:r>
+        <w:t xml:space="preserve">…</w:t>
+      </w:r>
+      <w:r>
+        <w:t xml:space="preserve">”</w:t>
+      </w:r>
+      <w:r>
+        <w:t xml:space="preserve">, the bottom line (undo) stay single clicks; a wheel click on a button opens its folder. Tilting the wheel over the panel does nothing.</w:t>
       </w:r>
     </w:p>
     <w:p>
@@ -16393,99 +16806,70 @@
       </w:pPr>
       <w:r>
         <w:rPr>
+          <w:bCs/>
+          <w:b/>
+        </w:rPr>
+        <w:t xml:space="preserve">Confirmation</w:t>
+      </w:r>
+      <w:r>
+        <w:t xml:space="preserve"> </w:t>
+      </w:r>
+      <w:r>
+        <w:rPr>
           <w:iCs/>
           <w:i/>
         </w:rPr>
-        <w:t xml:space="preserve">(v1.2d)</w:t>
-      </w:r>
-      <w:r>
-        <w:t xml:space="preserve"> </w:t>
-      </w:r>
-      <w:r>
-        <w:rPr>
-          <w:rStyle w:val="VerbatimChar"/>
-        </w:rPr>
-        <w:t xml:space="preserve">WrapScope=Dir</w:t>
-      </w:r>
-      <w:r>
-        <w:t xml:space="preserve">: the last image of a folder is followed by the first image of the</w:t>
-      </w:r>
-      <w:r>
-        <w:t xml:space="preserve"> </w:t>
-      </w:r>
-      <w:r>
-        <w:rPr>
-          <w:bCs/>
-          <w:b/>
-        </w:rPr>
-        <w:t xml:space="preserve">same</w:t>
-      </w:r>
-      <w:r>
-        <w:t xml:space="preserve"> </w:t>
-      </w:r>
-      <w:r>
-        <w:t xml:space="preserve">folder; only the folder commands (</w:t>
+        <w:t xml:space="preserve">(Day 21, user:</w:t>
       </w:r>
       <w:r>
         <w:rPr>
           <w:iCs/>
           <w:i/>
         </w:rPr>
-        <w:t xml:space="preserve">v1.3: ← / →, tilt, gestures</w:t>
-      </w:r>
-      <w:r>
-        <w:t xml:space="preserve">) change folders.</w:t>
-      </w:r>
-      <w:r>
-        <w:t xml:space="preserve"> </w:t>
-      </w:r>
-      <w:r>
-        <w:rPr>
-          <w:rStyle w:val="VerbatimChar"/>
-        </w:rPr>
-        <w:t xml:space="preserve">WrapScope=Tree</w:t>
-      </w:r>
-      <w:r>
-        <w:t xml:space="preserve">: navigation continues into the next folder with images. (</w:t>
-      </w:r>
-      <w:r>
-        <w:rPr>
-          <w:rStyle w:val="VerbatimChar"/>
-        </w:rPr>
-        <w:t xml:space="preserve">Folder</w:t>
-      </w:r>
-      <w:r>
-        <w:t xml:space="preserve"> </w:t>
-      </w:r>
-      <w:r>
-        <w:t xml:space="preserve">and</w:t>
-      </w:r>
-      <w:r>
-        <w:t xml:space="preserve"> </w:t>
-      </w:r>
-      <w:r>
-        <w:rPr>
-          <w:rStyle w:val="VerbatimChar"/>
-        </w:rPr>
-        <w:t xml:space="preserve">Directory</w:t>
-      </w:r>
-      <w:r>
-        <w:t xml:space="preserve"> </w:t>
-      </w:r>
-      <w:r>
-        <w:t xml:space="preserve">are read as</w:t>
-      </w:r>
-      <w:r>
-        <w:t xml:space="preserve"> </w:t>
-      </w:r>
-      <w:r>
-        <w:rPr>
-          <w:rStyle w:val="VerbatimChar"/>
-        </w:rPr>
-        <w:t xml:space="preserve">Dir</w:t>
-      </w:r>
-      <w:r>
-        <w:t xml:space="preserve">.)</w:t>
+        <w:t xml:space="preserve"> </w:t>
+      </w:r>
+      <w:r>
+        <w:rPr>
+          <w:iCs/>
+          <w:i/>
+        </w:rPr>
+        <w:t xml:space="preserve">“</w:t>
+      </w:r>
+      <w:r>
+        <w:rPr>
+          <w:iCs/>
+          <w:i/>
+        </w:rPr>
+        <w:t xml:space="preserve">some kind of visual confirmation … a flash in the folder icon color</w:t>
+      </w:r>
+      <w:r>
+        <w:rPr>
+          <w:iCs/>
+          <w:i/>
+        </w:rPr>
+        <w:t xml:space="preserve">”</w:t>
+      </w:r>
+      <w:r>
+        <w:rPr>
+          <w:iCs/>
+          <w:i/>
+        </w:rPr>
+        <w:t xml:space="preserve">)</w:t>
+      </w:r>
+      <w:r>
+        <w:t xml:space="preserve">: while a copy / move runs, its button has a frame in the folder’s colour; when it is done, the button lights up in that colour with a check mark and fades within 0.9 s. Failed or refused (</w:t>
+      </w:r>
+      <w:r>
+        <w:t xml:space="preserve">“</w:t>
+      </w:r>
+      <w:r>
+        <w:t xml:space="preserve">already in Good</w:t>
+      </w:r>
+      <w:r>
+        <w:t xml:space="preserve">”</w:t>
+      </w:r>
+      <w:r>
+        <w:t xml:space="preserve">): red with a cross. Delete and Undo flash the bottom line (neutral, or red). Unpinned, the panel closes after the flash, not at the click (at the latest 3 s later, for a slow copy); a result that arrives with the panel closed (e.g. Delete from the menu) flashes a narrow strip at the right edge. The status line says it in words as before.</w:t>
       </w:r>
     </w:p>
     <w:p>
@@ -16497,7 +16881,92 @@
         <w:pStyle w:val="Compact"/>
       </w:pPr>
       <w:r>
-        <w:t xml:space="preserve">Directories without images are skipped.</w:t>
+        <w:rPr>
+          <w:bCs/>
+          <w:b/>
+        </w:rPr>
+        <w:t xml:space="preserve">Copy / move / delete</w:t>
+      </w:r>
+      <w:r>
+        <w:t xml:space="preserve"> </w:t>
+      </w:r>
+      <w:r>
+        <w:t xml:space="preserve">run on one worker thread (</w:t>
+      </w:r>
+      <w:r>
+        <w:rPr>
+          <w:rStyle w:val="VerbatimChar"/>
+        </w:rPr>
+        <w:t xml:space="preserve">uFileMover</w:t>
+      </w:r>
+      <w:r>
+        <w:t xml:space="preserve">), in order, never on the window thread. Never overwrite: an existing name gets</w:t>
+      </w:r>
+      <w:r>
+        <w:t xml:space="preserve"> </w:t>
+      </w:r>
+      <w:r>
+        <w:rPr>
+          <w:rStyle w:val="VerbatimChar"/>
+        </w:rPr>
+        <w:t xml:space="preserve">_1</w:t>
+      </w:r>
+      <w:r>
+        <w:t xml:space="preserve">,</w:t>
+      </w:r>
+      <w:r>
+        <w:t xml:space="preserve"> </w:t>
+      </w:r>
+      <w:r>
+        <w:rPr>
+          <w:rStyle w:val="VerbatimChar"/>
+        </w:rPr>
+        <w:t xml:space="preserve">_2</w:t>
+      </w:r>
+      <w:r>
+        <w:t xml:space="preserve"> </w:t>
+      </w:r>
+      <w:r>
+        <w:t xml:space="preserve">…. A file in use is tried again for 2 s. A move to another drive whose original can’t be removed afterwards (in use) is reported and counted as a copy. A missing sort folder is reported, not made. Every job is written to</w:t>
+      </w:r>
+      <w:r>
+        <w:t xml:space="preserve"> </w:t>
+      </w:r>
+      <w:r>
+        <w:rPr>
+          <w:rStyle w:val="VerbatimChar"/>
+        </w:rPr>
+        <w:t xml:space="preserve">sorting.log</w:t>
+      </w:r>
+      <w:r>
+        <w:t xml:space="preserve"> </w:t>
+      </w:r>
+      <w:r>
+        <w:t xml:space="preserve">next to MView.exe (</w:t>
+      </w:r>
+      <w:r>
+        <w:rPr>
+          <w:rStyle w:val="VerbatimChar"/>
+        </w:rPr>
+        <w:t xml:space="preserve">time;action;from;to;result</w:t>
+      </w:r>
+      <w:r>
+        <w:t xml:space="preserve">,</w:t>
+      </w:r>
+      <w:r>
+        <w:t xml:space="preserve"> </w:t>
+      </w:r>
+      <w:r>
+        <w:rPr>
+          <w:rStyle w:val="VerbatimChar"/>
+        </w:rPr>
+        <w:t xml:space="preserve">sep=;</w:t>
+      </w:r>
+      <w:r>
+        <w:t xml:space="preserve"> </w:t>
+      </w:r>
+      <w:r>
+        <w:t xml:space="preserve">for Excel).</w:t>
       </w:r>
     </w:p>
     <w:p>
@@ -16513,74 +16982,13 @@
           <w:bCs/>
           <w:b/>
         </w:rPr>
-        <w:t xml:space="preserve">Peek:</w:t>
-      </w:r>
-      <w:r>
-        <w:t xml:space="preserve"> </w:t>
-      </w:r>
-      <w:r>
-        <w:rPr>
-          <w:rStyle w:val="VerbatimChar"/>
-        </w:rPr>
-        <w:t xml:space="preserve">Navigator.FileAtOffset(k)</w:t>
-      </w:r>
-      <w:r>
-        <w:t xml:space="preserve"> </w:t>
-      </w:r>
-      <w:r>
-        <w:t xml:space="preserve">returns the file</w:t>
-      </w:r>
-      <w:r>
-        <w:t xml:space="preserve"> </w:t>
-      </w:r>
-      <w:r>
-        <w:rPr>
-          <w:iCs/>
-          <w:i/>
-        </w:rPr>
-        <w:t xml:space="preserve">k</w:t>
-      </w:r>
-      <w:r>
-        <w:t xml:space="preserve"> </w:t>
-      </w:r>
-      <w:r>
-        <w:t xml:space="preserve">steps away in either direction, crossing directory boundaries, or</w:t>
-      </w:r>
-      <w:r>
-        <w:t xml:space="preserve"> </w:t>
-      </w:r>
-      <w:r>
-        <w:t xml:space="preserve">“</w:t>
-      </w:r>
-      <w:r>
-        <w:t xml:space="preserve">unknown</w:t>
-      </w:r>
-      <w:r>
-        <w:t xml:space="preserve">”</w:t>
-      </w:r>
-      <w:r>
-        <w:t xml:space="preserve"> </w:t>
-      </w:r>
-      <w:r>
-        <w:t xml:space="preserve">if that directory has not been listed yet. The scheduler uses it for preloading.</w:t>
-      </w:r>
-      <w:r>
-        <w:t xml:space="preserve"> </w:t>
-      </w:r>
-      <w:r>
-        <w:t xml:space="preserve">“</w:t>
-      </w:r>
-      <w:r>
-        <w:t xml:space="preserve">Unknown</w:t>
-      </w:r>
-      <w:r>
-        <w:t xml:space="preserve">”</w:t>
-      </w:r>
-      <w:r>
-        <w:t xml:space="preserve"> </w:t>
-      </w:r>
-      <w:r>
-        <w:t xml:space="preserve">makes the scanner list that neighbor directory at S1.</w:t>
+        <w:t xml:space="preserve">Moving is instant:</w:t>
+      </w:r>
+      <w:r>
+        <w:t xml:space="preserve"> </w:t>
+      </w:r>
+      <w:r>
+        <w:t xml:space="preserve">the image leaves the lists at once and the next one shows (like a step forward); if the move fails it comes back, and is shown again if the user hasn’t gone on. A copy or move into a folder that is being browsed shows up there. Moves made while the folder tree is still being scanned are applied to the tree when it arrives (it was listed before them).</w:t>
       </w:r>
     </w:p>
     <w:p>
@@ -16596,51 +17004,70 @@
           <w:bCs/>
           <w:b/>
         </w:rPr>
-        <w:t xml:space="preserve">Sorting:</w:t>
-      </w:r>
-      <w:r>
-        <w:t xml:space="preserve"> </w:t>
-      </w:r>
-      <w:r>
-        <w:t xml:space="preserve">date (newest → oldest default, oldest → newest optional) or</w:t>
-      </w:r>
-      <w:r>
-        <w:t xml:space="preserve"> </w:t>
-      </w:r>
-      <w:r>
-        <w:rPr>
-          <w:bCs/>
-          <w:b/>
-        </w:rPr>
-        <w:t xml:space="preserve">natural filename</w:t>
-      </w:r>
-      <w:r>
-        <w:t xml:space="preserve"> </w:t>
-      </w:r>
-      <w:r>
-        <w:t xml:space="preserve">(digit runs compare numerically, case-insensitive:</w:t>
-      </w:r>
-      <w:r>
-        <w:t xml:space="preserve"> </w:t>
-      </w:r>
-      <w:r>
-        <w:rPr>
-          <w:rStyle w:val="VerbatimChar"/>
-        </w:rPr>
-        <w:t xml:space="preserve">Image2 &lt; Image10</w:t>
-      </w:r>
-      <w:r>
-        <w:t xml:space="preserve">). Changing sort mode re-sorts only the current directory’s list and triggers a reconcile. Directories are always alphabetical (natural).</w:t>
-      </w:r>
-      <w:r>
-        <w:t xml:space="preserve"> </w:t>
-      </w:r>
-      <w:r>
-        <w:rPr>
-          <w:iCs/>
-          <w:i/>
-        </w:rPr>
-        <w:t xml:space="preserve">(v1.3: a zone with an order switches to it before navigating, §9.2.)</w:t>
+        <w:t xml:space="preserve">Delete</w:t>
+      </w:r>
+      <w:r>
+        <w:t xml:space="preserve"> </w:t>
+      </w:r>
+      <w:r>
+        <w:t xml:space="preserve">= move into the deleted-files folder (</w:t>
+      </w:r>
+      <w:r>
+        <w:rPr>
+          <w:rStyle w:val="VerbatimChar"/>
+        </w:rPr>
+        <w:t xml:space="preserve">[Sort] DeletedFolder</w:t>
+      </w:r>
+      <w:r>
+        <w:t xml:space="preserve">, default</w:t>
+      </w:r>
+      <w:r>
+        <w:t xml:space="preserve"> </w:t>
+      </w:r>
+      <w:r>
+        <w:rPr>
+          <w:rStyle w:val="VerbatimChar"/>
+        </w:rPr>
+        <w:t xml:space="preserve">Documents\MView deleted files</w:t>
+      </w:r>
+      <w:r>
+        <w:t xml:space="preserve">, made when needed). There is no real delete and no</w:t>
+      </w:r>
+      <w:r>
+        <w:t xml:space="preserve"> </w:t>
+      </w:r>
+      <w:r>
+        <w:t xml:space="preserve">“</w:t>
+      </w:r>
+      <w:r>
+        <w:t xml:space="preserve">empty</w:t>
+      </w:r>
+      <w:r>
+        <w:t xml:space="preserve">”</w:t>
+      </w:r>
+      <w:r>
+        <w:t xml:space="preserve"> </w:t>
+      </w:r>
+      <w:r>
+        <w:t xml:space="preserve">button. An image in the deleted-files folder already is not</w:t>
+      </w:r>
+      <w:r>
+        <w:t xml:space="preserve"> </w:t>
+      </w:r>
+      <w:r>
+        <w:t xml:space="preserve">“</w:t>
+      </w:r>
+      <w:r>
+        <w:t xml:space="preserve">deleted</w:t>
+      </w:r>
+      <w:r>
+        <w:t xml:space="preserve">”</w:t>
+      </w:r>
+      <w:r>
+        <w:t xml:space="preserve"> </w:t>
+      </w:r>
+      <w:r>
+        <w:t xml:space="preserve">again.</w:t>
       </w:r>
     </w:p>
     <w:p>
@@ -16653,53 +17080,74 @@
       </w:pPr>
       <w:r>
         <w:rPr>
+          <w:bCs/>
+          <w:b/>
+        </w:rPr>
+        <w:t xml:space="preserve">Undo</w:t>
+      </w:r>
+      <w:r>
+        <w:t xml:space="preserve"> </w:t>
+      </w:r>
+      <w:r>
+        <w:t xml:space="preserve">(menu,</w:t>
+      </w:r>
+      <w:r>
+        <w:t xml:space="preserve"> </w:t>
+      </w:r>
+      <w:r>
+        <w:rPr>
+          <w:rStyle w:val="VerbatimChar"/>
+        </w:rPr>
+        <w:t xml:space="preserve">Undo</w:t>
+      </w:r>
+      <w:r>
+        <w:t xml:space="preserve"> </w:t>
+      </w:r>
+      <w:r>
+        <w:t xml:space="preserve">command, the panel’s bottom line) takes back the newest copy / move / delete, up to 50 in a row: a moved or deleted file goes back to its folder (under its old name, or</w:t>
+      </w:r>
+      <w:r>
+        <w:t xml:space="preserve"> </w:t>
+      </w:r>
+      <w:r>
+        <w:rPr>
+          <w:rStyle w:val="VerbatimChar"/>
+        </w:rPr>
+        <w:t xml:space="preserve">_1</w:t>
+      </w:r>
+      <w:r>
+        <w:t xml:space="preserve"> </w:t>
+      </w:r>
+      <w:r>
+        <w:t xml:space="preserve">if that is taken now) and is shown again if its folder is the one being browsed; a copy is</w:t>
+      </w:r>
+      <w:r>
+        <w:t xml:space="preserve"> </w:t>
+      </w:r>
+      <w:r>
+        <w:rPr>
           <w:iCs/>
           <w:i/>
         </w:rPr>
-        <w:t xml:space="preserve">(v1.3)</w:t>
-      </w:r>
-      <w:r>
-        <w:t xml:space="preserve"> </w:t>
-      </w:r>
-      <w:r>
-        <w:rPr>
-          <w:bCs/>
-          <w:b/>
-        </w:rPr>
-        <w:t xml:space="preserve">Parent folder</w:t>
-      </w:r>
-      <w:r>
-        <w:t xml:space="preserve"> </w:t>
-      </w:r>
-      <w:r>
-        <w:t xml:space="preserve">(gesture up): browsing restarts from the parent of the opened folder, keeping the current file (</w:t>
+        <w:t xml:space="preserve">moved into the deleted-files folder</w:t>
+      </w:r>
+      <w:r>
+        <w:t xml:space="preserve"> </w:t>
+      </w:r>
+      <w:r>
+        <w:t xml:space="preserve">(never deleted). While a copy / move is still under way, Undo is refused (</w:t>
       </w:r>
       <w:r>
         <w:t xml:space="preserve">“</w:t>
       </w:r>
       <w:r>
-        <w:t xml:space="preserve">browsing from …</w:t>
+        <w:t xml:space="preserve">still copying / moving: undo when it is done</w:t>
       </w:r>
       <w:r>
         <w:t xml:space="preserve">”</w:t>
       </w:r>
       <w:r>
-        <w:t xml:space="preserve">; at a drive root:</w:t>
-      </w:r>
-      <w:r>
-        <w:t xml:space="preserve"> </w:t>
-      </w:r>
-      <w:r>
-        <w:t xml:space="preserve">“</w:t>
-      </w:r>
-      <w:r>
-        <w:t xml:space="preserve">already at the top</w:t>
-      </w:r>
-      <w:r>
-        <w:t xml:space="preserve">”</w:t>
-      </w:r>
-      <w:r>
-        <w:t xml:space="preserve">).</w:t>
+        <w:t xml:space="preserve">), so it never takes back an older one by mistake. A delete whose file was in use is reported, with nothing to undo. No confirmations: undo instead.</w:t>
       </w:r>
     </w:p>
     <w:p>
@@ -16711,7 +17159,2751 @@
         <w:pStyle w:val="Compact"/>
       </w:pPr>
       <w:r>
-        <w:t xml:space="preserve">Files moved or deleted externally are detected when they fail to open. They are removed from the snapshot, and navigation continues. There is no file watcher in v1.</w:t>
+        <w:rPr>
+          <w:bCs/>
+          <w:b/>
+        </w:rPr>
+        <w:t xml:space="preserve">A pasted or cropped image</w:t>
+      </w:r>
+      <w:r>
+        <w:t xml:space="preserve"> </w:t>
+      </w:r>
+      <w:r>
+        <w:t xml:space="preserve">is not a file: sorting asks to save it first. Copying into the folder the image is already in is refused (</w:t>
+      </w:r>
+      <w:r>
+        <w:t xml:space="preserve">“</w:t>
+      </w:r>
+      <w:r>
+        <w:t xml:space="preserve">already in Good</w:t>
+      </w:r>
+      <w:r>
+        <w:t xml:space="preserve">”</w:t>
+      </w:r>
+      <w:r>
+        <w:t xml:space="preserve">).</w:t>
+      </w:r>
+    </w:p>
+    <w:p>
+      <w:pPr>
+        <w:numPr>
+          <w:ilvl w:val="0"/>
+          <w:numId w:val="1026"/>
+        </w:numPr>
+        <w:pStyle w:val="Compact"/>
+      </w:pPr>
+      <w:r>
+        <w:rPr>
+          <w:bCs/>
+          <w:b/>
+        </w:rPr>
+        <w:t xml:space="preserve">Choosing folders</w:t>
+      </w:r>
+      <w:r>
+        <w:t xml:space="preserve"> </w:t>
+      </w:r>
+      <w:r>
+        <w:t xml:space="preserve">(the</w:t>
+      </w:r>
+      <w:r>
+        <w:t xml:space="preserve"> </w:t>
+      </w:r>
+      <w:r>
+        <w:t xml:space="preserve">“</w:t>
+      </w:r>
+      <w:r>
+        <w:t xml:space="preserve">…</w:t>
+      </w:r>
+      <w:r>
+        <w:t xml:space="preserve">”</w:t>
+      </w:r>
+      <w:r>
+        <w:t xml:space="preserve"> </w:t>
+      </w:r>
+      <w:r>
+        <w:t xml:space="preserve">corner, or</w:t>
+      </w:r>
+      <w:r>
+        <w:t xml:space="preserve"> </w:t>
+      </w:r>
+      <w:r>
+        <w:t xml:space="preserve">“</w:t>
+      </w:r>
+      <w:r>
+        <w:t xml:space="preserve">+</w:t>
+      </w:r>
+      <w:r>
+        <w:t xml:space="preserve">”</w:t>
+      </w:r>
+      <w:r>
+        <w:t xml:space="preserve">): a menu with</w:t>
+      </w:r>
+      <w:r>
+        <w:t xml:space="preserve"> </w:t>
+      </w:r>
+      <w:r>
+        <w:rPr>
+          <w:iCs/>
+          <w:i/>
+        </w:rPr>
+        <w:t xml:space="preserve">Choose folder …</w:t>
+      </w:r>
+      <w:r>
+        <w:t xml:space="preserve"> </w:t>
+      </w:r>
+      <w:r>
+        <w:t xml:space="preserve">(the Windows folder dialog, starting in the slot’s folder, else next to the folder chosen last, else the parent of the image’s folder, else Documents),</w:t>
+      </w:r>
+      <w:r>
+        <w:t xml:space="preserve"> </w:t>
+      </w:r>
+      <w:r>
+        <w:rPr>
+          <w:iCs/>
+          <w:i/>
+        </w:rPr>
+        <w:t xml:space="preserve">Recent folders</w:t>
+      </w:r>
+      <w:r>
+        <w:t xml:space="preserve"> </w:t>
+      </w:r>
+      <w:r>
+        <w:t xml:space="preserve">(8),</w:t>
+      </w:r>
+      <w:r>
+        <w:t xml:space="preserve"> </w:t>
+      </w:r>
+      <w:r>
+        <w:rPr>
+          <w:iCs/>
+          <w:i/>
+        </w:rPr>
+        <w:t xml:space="preserve">This image’s folder</w:t>
+      </w:r>
+      <w:r>
+        <w:t xml:space="preserve">,</w:t>
+      </w:r>
+      <w:r>
+        <w:t xml:space="preserve"> </w:t>
+      </w:r>
+      <w:r>
+        <w:rPr>
+          <w:iCs/>
+          <w:i/>
+        </w:rPr>
+        <w:t xml:space="preserve">Its parent folder</w:t>
+      </w:r>
+      <w:r>
+        <w:t xml:space="preserve">; for a slot also</w:t>
+      </w:r>
+      <w:r>
+        <w:t xml:space="preserve"> </w:t>
+      </w:r>
+      <w:r>
+        <w:rPr>
+          <w:iCs/>
+          <w:i/>
+        </w:rPr>
+        <w:t xml:space="preserve">Colour</w:t>
+      </w:r>
+      <w:r>
+        <w:t xml:space="preserve"> </w:t>
+      </w:r>
+      <w:r>
+        <w:t xml:space="preserve">(8 colours),</w:t>
+      </w:r>
+      <w:r>
+        <w:t xml:space="preserve"> </w:t>
+      </w:r>
+      <w:r>
+        <w:rPr>
+          <w:iCs/>
+          <w:i/>
+        </w:rPr>
+        <w:t xml:space="preserve">Move up / down</w:t>
+      </w:r>
+      <w:r>
+        <w:t xml:space="preserve">,</w:t>
+      </w:r>
+      <w:r>
+        <w:t xml:space="preserve"> </w:t>
+      </w:r>
+      <w:r>
+        <w:rPr>
+          <w:iCs/>
+          <w:i/>
+        </w:rPr>
+        <w:t xml:space="preserve">Remove this button</w:t>
+      </w:r>
+      <w:r>
+        <w:t xml:space="preserve">. From</w:t>
+      </w:r>
+      <w:r>
+        <w:t xml:space="preserve"> </w:t>
+      </w:r>
+      <w:r>
+        <w:t xml:space="preserve">“</w:t>
+      </w:r>
+      <w:r>
+        <w:t xml:space="preserve">+</w:t>
+      </w:r>
+      <w:r>
+        <w:t xml:space="preserve">”</w:t>
+      </w:r>
+      <w:r>
+        <w:t xml:space="preserve">, every choice adds a button.</w:t>
+      </w:r>
+      <w:r>
+        <w:t xml:space="preserve"> </w:t>
+      </w:r>
+      <w:r>
+        <w:rPr>
+          <w:bCs/>
+          <w:b/>
+        </w:rPr>
+        <w:t xml:space="preserve">Drag and drop</w:t>
+      </w:r>
+      <w:r>
+        <w:t xml:space="preserve"> </w:t>
+      </w:r>
+      <w:r>
+        <w:t xml:space="preserve">(e.g. from Total Commander): folders dropped on the open panel become sort folders: onto a button, the first replaces it, the others are added; anywhere else on the panel, all are added. Dropped elsewhere a folder opens as before.</w:t>
+      </w:r>
+    </w:p>
+    <w:p>
+      <w:pPr>
+        <w:numPr>
+          <w:ilvl w:val="0"/>
+          <w:numId w:val="1026"/>
+        </w:numPr>
+        <w:pStyle w:val="Compact"/>
+      </w:pPr>
+      <w:r>
+        <w:t xml:space="preserve">Everything is kept in</w:t>
+      </w:r>
+      <w:r>
+        <w:t xml:space="preserve"> </w:t>
+      </w:r>
+      <w:r>
+        <w:rPr>
+          <w:rStyle w:val="VerbatimChar"/>
+        </w:rPr>
+        <w:t xml:space="preserve">MView.ini</w:t>
+      </w:r>
+      <w:r>
+        <w:t xml:space="preserve">,</w:t>
+      </w:r>
+      <w:r>
+        <w:t xml:space="preserve"> </w:t>
+      </w:r>
+      <w:r>
+        <w:rPr>
+          <w:rStyle w:val="VerbatimChar"/>
+        </w:rPr>
+        <w:t xml:space="preserve">[Sort]</w:t>
+      </w:r>
+      <w:r>
+        <w:t xml:space="preserve"> </w:t>
+      </w:r>
+      <w:r>
+        <w:t xml:space="preserve">(§14), saved at once when a slot changes.</w:t>
+      </w:r>
+    </w:p>
+    <w:p>
+      <w:pPr>
+        <w:numPr>
+          <w:ilvl w:val="0"/>
+          <w:numId w:val="1026"/>
+        </w:numPr>
+        <w:pStyle w:val="Compact"/>
+      </w:pPr>
+      <w:r>
+        <w:rPr>
+          <w:bCs/>
+          <w:b/>
+        </w:rPr>
+        <w:t xml:space="preserve">Closing MView</w:t>
+      </w:r>
+      <w:r>
+        <w:t xml:space="preserve"> </w:t>
+      </w:r>
+      <w:r>
+        <w:t xml:space="preserve">while a copy or move runs waits for it (never half a file); the watchdog’s exit deadline is 2 min instead of 4 s then. Jobs not started yet are dropped (the files stay where they are).</w:t>
+      </w:r>
+    </w:p>
+    <w:p>
+      <w:pPr>
+        <w:numPr>
+          <w:ilvl w:val="0"/>
+          <w:numId w:val="1026"/>
+        </w:numPr>
+        <w:pStyle w:val="Compact"/>
+      </w:pPr>
+      <w:r>
+        <w:rPr>
+          <w:bCs/>
+          <w:b/>
+        </w:rPr>
+        <w:t xml:space="preserve">Exceptions to §10</w:t>
+      </w:r>
+      <w:r>
+        <w:t xml:space="preserve"> </w:t>
+      </w:r>
+      <w:r>
+        <w:t xml:space="preserve">(made by hand, rare): a drop on the panel checks which dropped names are folders, and the folder dialog’s start folder is checked, on the window thread. The navigator’s lists are changed in place by sorting (</w:t>
+      </w:r>
+      <w:r>
+        <w:rPr>
+          <w:rStyle w:val="VerbatimChar"/>
+        </w:rPr>
+        <w:t xml:space="preserve">RemoveFile</w:t>
+      </w:r>
+      <w:r>
+        <w:t xml:space="preserve">,</w:t>
+      </w:r>
+      <w:r>
+        <w:t xml:space="preserve"> </w:t>
+      </w:r>
+      <w:r>
+        <w:rPr>
+          <w:rStyle w:val="VerbatimChar"/>
+        </w:rPr>
+        <w:t xml:space="preserve">AddFile</w:t>
+      </w:r>
+      <w:r>
+        <w:t xml:space="preserve">), instead of waiting for a rescan.</w:t>
+      </w:r>
+    </w:p>
+    <w:p>
+      <w:pPr>
+        <w:numPr>
+          <w:ilvl w:val="0"/>
+          <w:numId w:val="1026"/>
+        </w:numPr>
+        <w:pStyle w:val="Compact"/>
+      </w:pPr>
+      <w:r>
+        <w:t xml:space="preserve">Mouse profile commands:</w:t>
+      </w:r>
+      <w:r>
+        <w:t xml:space="preserve"> </w:t>
+      </w:r>
+      <w:r>
+        <w:rPr>
+          <w:rStyle w:val="VerbatimChar"/>
+        </w:rPr>
+        <w:t xml:space="preserve">SortPanel</w:t>
+      </w:r>
+      <w:r>
+        <w:t xml:space="preserve">,</w:t>
+      </w:r>
+      <w:r>
+        <w:t xml:space="preserve"> </w:t>
+      </w:r>
+      <w:r>
+        <w:rPr>
+          <w:rStyle w:val="VerbatimChar"/>
+        </w:rPr>
+        <w:t xml:space="preserve">DeleteImage</w:t>
+      </w:r>
+      <w:r>
+        <w:t xml:space="preserve">,</w:t>
+      </w:r>
+      <w:r>
+        <w:t xml:space="preserve"> </w:t>
+      </w:r>
+      <w:r>
+        <w:rPr>
+          <w:rStyle w:val="VerbatimChar"/>
+        </w:rPr>
+        <w:t xml:space="preserve">Undo</w:t>
+      </w:r>
+      <w:r>
+        <w:t xml:space="preserve"> </w:t>
+      </w:r>
+      <w:r>
+        <w:t xml:space="preserve">(none bound by default).</w:t>
+      </w:r>
+    </w:p>
+    <w:p>
+      <w:pPr>
+        <w:pStyle w:val="FirstParagraph"/>
+      </w:pPr>
+      <w:r>
+        <w:rPr>
+          <w:bCs/>
+          <w:b/>
+        </w:rPr>
+        <w:t xml:space="preserve">Stage 2 (Day 21):</w:t>
+      </w:r>
+    </w:p>
+    <w:p>
+      <w:pPr>
+        <w:numPr>
+          <w:ilvl w:val="0"/>
+          <w:numId w:val="1027"/>
+        </w:numPr>
+      </w:pPr>
+      <w:r>
+        <w:rPr>
+          <w:bCs/>
+          <w:b/>
+        </w:rPr>
+        <w:t xml:space="preserve">Icons</w:t>
+      </w:r>
+      <w:r>
+        <w:t xml:space="preserve"> </w:t>
+      </w:r>
+      <w:r>
+        <w:t xml:space="preserve">from the icon folder (</w:t>
+      </w:r>
+      <w:r>
+        <w:rPr>
+          <w:rStyle w:val="VerbatimChar"/>
+        </w:rPr>
+        <w:t xml:space="preserve">[Sort] IconFolder</w:t>
+      </w:r>
+      <w:r>
+        <w:t xml:space="preserve">, default</w:t>
+      </w:r>
+      <w:r>
+        <w:t xml:space="preserve"> </w:t>
+      </w:r>
+      <w:r>
+        <w:rPr>
+          <w:rStyle w:val="VerbatimChar"/>
+        </w:rPr>
+        <w:t xml:space="preserve">icons\</w:t>
+      </w:r>
+      <w:r>
+        <w:t xml:space="preserve"> </w:t>
+      </w:r>
+      <w:r>
+        <w:t xml:space="preserve">next to MView.exe): a button uses its own icon (</w:t>
+      </w:r>
+      <w:r>
+        <w:rPr>
+          <w:rStyle w:val="VerbatimChar"/>
+        </w:rPr>
+        <w:t xml:space="preserve">Slot&lt;n&gt;Icon</w:t>
+      </w:r>
+      <w:r>
+        <w:t xml:space="preserve">: a name in the icon folder or a full path;</w:t>
+      </w:r>
+      <w:r>
+        <w:t xml:space="preserve"> </w:t>
+      </w:r>
+      <w:r>
+        <w:rPr>
+          <w:rStyle w:val="VerbatimChar"/>
+        </w:rPr>
+        <w:t xml:space="preserve">-</w:t>
+      </w:r>
+      <w:r>
+        <w:t xml:space="preserve"> </w:t>
+      </w:r>
+      <w:r>
+        <w:t xml:space="preserve">= the coloured folder) or, without one, the icon named like its folder (</w:t>
+      </w:r>
+      <w:r>
+        <w:rPr>
+          <w:rStyle w:val="VerbatimChar"/>
+        </w:rPr>
+        <w:t xml:space="preserve">Good.ico</w:t>
+      </w:r>
+      <w:r>
+        <w:t xml:space="preserve"> </w:t>
+      </w:r>
+      <w:r>
+        <w:t xml:space="preserve">/</w:t>
+      </w:r>
+      <w:r>
+        <w:t xml:space="preserve"> </w:t>
+      </w:r>
+      <w:r>
+        <w:rPr>
+          <w:rStyle w:val="VerbatimChar"/>
+        </w:rPr>
+        <w:t xml:space="preserve">Good.png</w:t>
+      </w:r>
+      <w:r>
+        <w:t xml:space="preserve"> </w:t>
+      </w:r>
+      <w:r>
+        <w:t xml:space="preserve">for</w:t>
+      </w:r>
+      <w:r>
+        <w:t xml:space="preserve"> </w:t>
+      </w:r>
+      <w:r>
+        <w:rPr>
+          <w:rStyle w:val="VerbatimChar"/>
+        </w:rPr>
+        <w:t xml:space="preserve">…\Good</w:t>
+      </w:r>
+      <w:r>
+        <w:t xml:space="preserve">). Assigned by dropping an .ico / .png on the button, or in the</w:t>
+      </w:r>
+      <w:r>
+        <w:t xml:space="preserve"> </w:t>
+      </w:r>
+      <w:r>
+        <w:t xml:space="preserve">“</w:t>
+      </w:r>
+      <w:r>
+        <w:t xml:space="preserve">…</w:t>
+      </w:r>
+      <w:r>
+        <w:t xml:space="preserve">”</w:t>
+      </w:r>
+      <w:r>
+        <w:t xml:space="preserve"> </w:t>
+      </w:r>
+      <w:r>
+        <w:t xml:space="preserve">menu → Icon (by name, none, the icon folder’s icons with their pictures,</w:t>
+      </w:r>
+      <w:r>
+        <w:t xml:space="preserve"> </w:t>
+      </w:r>
+      <w:r>
+        <w:t xml:space="preserve">“</w:t>
+      </w:r>
+      <w:r>
+        <w:t xml:space="preserve">Choose icon file …</w:t>
+      </w:r>
+      <w:r>
+        <w:t xml:space="preserve">”</w:t>
+      </w:r>
+      <w:r>
+        <w:t xml:space="preserve">,</w:t>
+      </w:r>
+      <w:r>
+        <w:t xml:space="preserve"> </w:t>
+      </w:r>
+      <w:r>
+        <w:t xml:space="preserve">“</w:t>
+      </w:r>
+      <w:r>
+        <w:t xml:space="preserve">Open the icon folder</w:t>
+      </w:r>
+      <w:r>
+        <w:t xml:space="preserve">”</w:t>
+      </w:r>
+      <w:r>
+        <w:t xml:space="preserve">). Scaled to the button with a fine filter, from the smallest picture in the .ico at least that large (1, 4, 8, 24, 32-bit and PNG entries,</w:t>
+      </w:r>
+      <w:r>
+        <w:t xml:space="preserve"> </w:t>
+      </w:r>
+      <w:r>
+        <w:rPr>
+          <w:rStyle w:val="VerbatimChar"/>
+        </w:rPr>
+        <w:t xml:space="preserve">uIconFile</w:t>
+      </w:r>
+      <w:r>
+        <w:t xml:space="preserve">); the number sits small in a corner. The icon folder and extra icon files are read, and every sort folder is checked, on a thread of its own (</w:t>
+      </w:r>
+      <w:r>
+        <w:rPr>
+          <w:rStyle w:val="VerbatimChar"/>
+        </w:rPr>
+        <w:t xml:space="preserve">uSortIcons</w:t>
+      </w:r>
+      <w:r>
+        <w:t xml:space="preserve">) when the panel opens (again after 3 s), when a slot changes and after an icon is made. A folder not found is drawn grey; its bottom line says</w:t>
+      </w:r>
+      <w:r>
+        <w:t xml:space="preserve"> </w:t>
+      </w:r>
+      <w:r>
+        <w:t xml:space="preserve">“</w:t>
+      </w:r>
+      <w:r>
+        <w:t xml:space="preserve">folder not found</w:t>
+      </w:r>
+      <w:r>
+        <w:t xml:space="preserve">”</w:t>
+      </w:r>
+      <w:r>
+        <w:t xml:space="preserve">.</w:t>
+      </w:r>
+    </w:p>
+    <w:p>
+      <w:pPr>
+        <w:numPr>
+          <w:ilvl w:val="0"/>
+          <w:numId w:val="1027"/>
+        </w:numPr>
+      </w:pPr>
+      <w:r>
+        <w:rPr>
+          <w:bCs/>
+          <w:b/>
+        </w:rPr>
+        <w:t xml:space="preserve">Make icon from this image</w:t>
+      </w:r>
+      <w:r>
+        <w:t xml:space="preserve"> </w:t>
+      </w:r>
+      <w:r>
+        <w:t xml:space="preserve">(menu): the edit-mode selection, else the middle of the screen, as a square (the shorter side); scaled to 16, 24, 32, 48, 64, 128 and 256 px, PNG pictures with alpha in one .ico, named after the current image’s folder (</w:t>
+      </w:r>
+      <w:r>
+        <w:rPr>
+          <w:rStyle w:val="VerbatimChar"/>
+        </w:rPr>
+        <w:t xml:space="preserve">IconBaseName</w:t>
+      </w:r>
+      <w:r>
+        <w:t xml:space="preserve">), written by the mover thread into the icon folder; an existing one is renamed</w:t>
+      </w:r>
+      <w:r>
+        <w:t xml:space="preserve"> </w:t>
+      </w:r>
+      <w:r>
+        <w:rPr>
+          <w:rStyle w:val="VerbatimChar"/>
+        </w:rPr>
+        <w:t xml:space="preserve">&lt;name&gt;_previous.ico</w:t>
+      </w:r>
+      <w:r>
+        <w:t xml:space="preserve"> </w:t>
+      </w:r>
+      <w:r>
+        <w:t xml:space="preserve">(then</w:t>
+      </w:r>
+      <w:r>
+        <w:t xml:space="preserve"> </w:t>
+      </w:r>
+      <w:r>
+        <w:rPr>
+          <w:rStyle w:val="VerbatimChar"/>
+        </w:rPr>
+        <w:t xml:space="preserve">_previous_1</w:t>
+      </w:r>
+      <w:r>
+        <w:t xml:space="preserve"> </w:t>
+      </w:r>
+      <w:r>
+        <w:t xml:space="preserve">…), never overwritten. The buttons that find it by name flash once it is written.</w:t>
+      </w:r>
+    </w:p>
+    <w:p>
+      <w:pPr>
+        <w:numPr>
+          <w:ilvl w:val="0"/>
+          <w:numId w:val="1027"/>
+        </w:numPr>
+      </w:pPr>
+      <w:r>
+        <w:rPr>
+          <w:bCs/>
+          <w:b/>
+        </w:rPr>
+        <w:t xml:space="preserve">Into a slot’s folder</w:t>
+      </w:r>
+      <w:r>
+        <w:t xml:space="preserve"> </w:t>
+      </w:r>
+      <w:r>
+        <w:rPr>
+          <w:iCs/>
+          <w:i/>
+        </w:rPr>
+        <w:t xml:space="preserve">(user:</w:t>
+      </w:r>
+      <w:r>
+        <w:rPr>
+          <w:iCs/>
+          <w:i/>
+        </w:rPr>
+        <w:t xml:space="preserve"> </w:t>
+      </w:r>
+      <w:r>
+        <w:rPr>
+          <w:iCs/>
+          <w:i/>
+        </w:rPr>
+        <w:t xml:space="preserve">“</w:t>
+      </w:r>
+      <w:r>
+        <w:rPr>
+          <w:iCs/>
+          <w:i/>
+        </w:rPr>
+        <w:t xml:space="preserve">no way to switch into the side panel folders</w:t>
+      </w:r>
+      <w:r>
+        <w:rPr>
+          <w:iCs/>
+          <w:i/>
+        </w:rPr>
+        <w:t xml:space="preserve">”</w:t>
+      </w:r>
+      <w:r>
+        <w:rPr>
+          <w:iCs/>
+          <w:i/>
+        </w:rPr>
+        <w:t xml:space="preserve">)</w:t>
+      </w:r>
+      <w:r>
+        <w:t xml:space="preserve">: a swipe to the right over its button (at least 40 px, more sideways than up / down), a wheel click on it, or</w:t>
+      </w:r>
+      <w:r>
+        <w:t xml:space="preserve"> </w:t>
+      </w:r>
+      <w:r>
+        <w:t xml:space="preserve">“</w:t>
+      </w:r>
+      <w:r>
+        <w:t xml:space="preserve">Open this folder</w:t>
+      </w:r>
+      <w:r>
+        <w:t xml:space="preserve">”</w:t>
+      </w:r>
+      <w:r>
+        <w:t xml:space="preserve"> </w:t>
+      </w:r>
+      <w:r>
+        <w:t xml:space="preserve">in its</w:t>
+      </w:r>
+      <w:r>
+        <w:t xml:space="preserve"> </w:t>
+      </w:r>
+      <w:r>
+        <w:t xml:space="preserve">“</w:t>
+      </w:r>
+      <w:r>
+        <w:t xml:space="preserve">…</w:t>
+      </w:r>
+      <w:r>
+        <w:t xml:space="preserve">”</w:t>
+      </w:r>
+      <w:r>
+        <w:t xml:space="preserve"> </w:t>
+      </w:r>
+      <w:r>
+        <w:t xml:space="preserve">menu: the folder is opened for browsing (like a drop).</w:t>
+      </w:r>
+    </w:p>
+    <w:p>
+      <w:pPr>
+        <w:numPr>
+          <w:ilvl w:val="0"/>
+          <w:numId w:val="1027"/>
+        </w:numPr>
+      </w:pPr>
+      <w:r>
+        <w:rPr>
+          <w:bCs/>
+          <w:b/>
+        </w:rPr>
+        <w:t xml:space="preserve">A pasted or cropped image</w:t>
+      </w:r>
+      <w:r>
+        <w:t xml:space="preserve"> </w:t>
+      </w:r>
+      <w:r>
+        <w:rPr>
+          <w:iCs/>
+          <w:i/>
+        </w:rPr>
+        <w:t xml:space="preserve">(user)</w:t>
+      </w:r>
+      <w:r>
+        <w:t xml:space="preserve">: copying / moving it with the panel saves it as PNG into that folder (</w:t>
+      </w:r>
+      <w:r>
+        <w:rPr>
+          <w:rStyle w:val="VerbatimChar"/>
+        </w:rPr>
+        <w:t xml:space="preserve">&lt;name&gt;_&lt;time&gt;.png</w:t>
+      </w:r>
+      <w:r>
+        <w:t xml:space="preserve">,</w:t>
+      </w:r>
+      <w:r>
+        <w:t xml:space="preserve"> </w:t>
+      </w:r>
+      <w:r>
+        <w:rPr>
+          <w:rStyle w:val="VerbatimChar"/>
+        </w:rPr>
+        <w:t xml:space="preserve">_1</w:t>
+      </w:r>
+      <w:r>
+        <w:t xml:space="preserve"> </w:t>
+      </w:r>
+      <w:r>
+        <w:t xml:space="preserve">if taken; the folder must exist). Left click: it stays on screen; right click: the file shown before comes back at once (if the save then fails, the image comes back). Undo moves the saved file into the deleted-files folder.</w:t>
+      </w:r>
+      <w:r>
+        <w:t xml:space="preserve"> </w:t>
+      </w:r>
+      <w:r>
+        <w:t xml:space="preserve">“</w:t>
+      </w:r>
+      <w:r>
+        <w:t xml:space="preserve">Delete current image</w:t>
+      </w:r>
+      <w:r>
+        <w:t xml:space="preserve">”</w:t>
+      </w:r>
+      <w:r>
+        <w:t xml:space="preserve"> </w:t>
+      </w:r>
+      <w:r>
+        <w:t xml:space="preserve">on a pasted image just closes it.</w:t>
+      </w:r>
+    </w:p>
+    <w:p>
+      <w:pPr>
+        <w:numPr>
+          <w:ilvl w:val="0"/>
+          <w:numId w:val="1027"/>
+        </w:numPr>
+      </w:pPr>
+      <w:r>
+        <w:rPr>
+          <w:bCs/>
+          <w:b/>
+        </w:rPr>
+        <w:t xml:space="preserve">Follow Total Commander</w:t>
+      </w:r>
+      <w:r>
+        <w:t xml:space="preserve"> </w:t>
+      </w:r>
+      <w:r>
+        <w:rPr>
+          <w:iCs/>
+          <w:i/>
+        </w:rPr>
+        <w:t xml:space="preserve">(Day 23, user:</w:t>
+      </w:r>
+      <w:r>
+        <w:rPr>
+          <w:iCs/>
+          <w:i/>
+        </w:rPr>
+        <w:t xml:space="preserve"> </w:t>
+      </w:r>
+      <w:r>
+        <w:rPr>
+          <w:iCs/>
+          <w:i/>
+        </w:rPr>
+        <w:t xml:space="preserve">“</w:t>
+      </w:r>
+      <w:r>
+        <w:rPr>
+          <w:iCs/>
+          <w:i/>
+        </w:rPr>
+        <w:t xml:space="preserve">a power viewer for tc</w:t>
+      </w:r>
+      <w:r>
+        <w:rPr>
+          <w:iCs/>
+          <w:i/>
+        </w:rPr>
+        <w:t xml:space="preserve">”</w:t>
+      </w:r>
+      <w:r>
+        <w:rPr>
+          <w:iCs/>
+          <w:i/>
+        </w:rPr>
+        <w:t xml:space="preserve">)</w:t>
+      </w:r>
+      <w:r>
+        <w:t xml:space="preserve"> </w:t>
+      </w:r>
+      <w:r>
+        <w:t xml:space="preserve">(</w:t>
+      </w:r>
+      <w:r>
+        <w:rPr>
+          <w:rStyle w:val="VerbatimChar"/>
+        </w:rPr>
+        <w:t xml:space="preserve">[Sort] FollowTotalCommander</w:t>
+      </w:r>
+      <w:r>
+        <w:t xml:space="preserve">: 0 off, 1 its folder (default), 2 also the image under its cursor; right-click menu</w:t>
+      </w:r>
+      <w:r>
+        <w:t xml:space="preserve"> </w:t>
+      </w:r>
+      <w:r>
+        <w:t xml:space="preserve">“</w:t>
+      </w:r>
+      <w:r>
+        <w:t xml:space="preserve">Follow Total Commander</w:t>
+      </w:r>
+      <w:r>
+        <w:t xml:space="preserve">”</w:t>
+      </w:r>
+      <w:r>
+        <w:t xml:space="preserve">). Total Commander tells nobody about changes, so MView asks every 200 ms (</w:t>
+      </w:r>
+      <w:r>
+        <w:rPr>
+          <w:rStyle w:val="VerbatimChar"/>
+        </w:rPr>
+        <w:t xml:space="preserve">uTCFollow</w:t>
+      </w:r>
+      <w:r>
+        <w:t xml:space="preserve">):</w:t>
+      </w:r>
+      <w:r>
+        <w:t xml:space="preserve"> </w:t>
+      </w:r>
+      <w:r>
+        <w:rPr>
+          <w:rStyle w:val="VerbatimChar"/>
+        </w:rPr>
+        <w:t xml:space="preserve">WM_COPYDATA</w:t>
+      </w:r>
+      <w:r>
+        <w:t xml:space="preserve"> </w:t>
+      </w:r>
+      <w:r>
+        <w:t xml:space="preserve">‘</w:t>
+      </w:r>
+      <w:r>
+        <w:t xml:space="preserve">GW</w:t>
+      </w:r>
+      <w:r>
+        <w:t xml:space="preserve">’</w:t>
+      </w:r>
+      <w:r>
+        <w:t xml:space="preserve"> </w:t>
+      </w:r>
+      <w:r>
+        <w:t xml:space="preserve">“</w:t>
+      </w:r>
+      <w:r>
+        <w:t xml:space="preserve">SP</w:t>
+      </w:r>
+      <w:r>
+        <w:t xml:space="preserve">”</w:t>
+      </w:r>
+      <w:r>
+        <w:t xml:space="preserve"> </w:t>
+      </w:r>
+      <w:r>
+        <w:t xml:space="preserve">/</w:t>
+      </w:r>
+      <w:r>
+        <w:t xml:space="preserve"> </w:t>
+      </w:r>
+      <w:r>
+        <w:t xml:space="preserve">“</w:t>
+      </w:r>
+      <w:r>
+        <w:t xml:space="preserve">SC</w:t>
+      </w:r>
+      <w:r>
+        <w:t xml:space="preserve">”</w:t>
+      </w:r>
+      <w:r>
+        <w:t xml:space="preserve">, answered to a hidden message window (codes from community scripts), with the documented</w:t>
+      </w:r>
+      <w:r>
+        <w:t xml:space="preserve"> </w:t>
+      </w:r>
+      <w:r>
+        <w:rPr>
+          <w:rStyle w:val="VerbatimChar"/>
+        </w:rPr>
+        <w:t xml:space="preserve">WM_USER+50</w:t>
+      </w:r>
+      <w:r>
+        <w:t xml:space="preserve"> </w:t>
+      </w:r>
+      <w:r>
+        <w:t xml:space="preserve">path line as the fallback for the folder. Only changes in Total Commander are followed (MView’s own browsing is never pulled back); archives / FTP / plugin paths are ignored; while a folder opens, the last cursor position is shown when it is ready. If the cursor question isn’t answered, MView says so once and follows the folder. While following (either mode)</w:t>
+      </w:r>
+      <w:r>
+        <w:t xml:space="preserve"> </w:t>
+      </w:r>
+      <w:r>
+        <w:rPr>
+          <w:bCs/>
+          <w:b/>
+        </w:rPr>
+        <w:t xml:space="preserve">and Total Commander runs</w:t>
+      </w:r>
+      <w:r>
+        <w:t xml:space="preserve">, folders are opened without their subfolders, whatever</w:t>
+      </w:r>
+      <w:r>
+        <w:t xml:space="preserve"> </w:t>
+      </w:r>
+      <w:r>
+        <w:rPr>
+          <w:rStyle w:val="VerbatimChar"/>
+        </w:rPr>
+        <w:t xml:space="preserve">[Navigation] Recursive</w:t>
+      </w:r>
+      <w:r>
+        <w:t xml:space="preserve"> </w:t>
+      </w:r>
+      <w:r>
+        <w:t xml:space="preserve">says (user); switching the mode reopens the image’s folder accordingly. With Total Commander not running, browsing is as the ini says. A</w:t>
+      </w:r>
+      <w:r>
+        <w:t xml:space="preserve"> </w:t>
+      </w:r>
+      <w:r>
+        <w:rPr>
+          <w:bCs/>
+          <w:b/>
+        </w:rPr>
+        <w:t xml:space="preserve">bold</w:t>
+      </w:r>
+      <w:r>
+        <w:rPr>
+          <w:bCs/>
+          <w:b/>
+        </w:rPr>
+        <w:t xml:space="preserve"> </w:t>
+      </w:r>
+      <w:r>
+        <w:rPr>
+          <w:bCs/>
+          <w:b/>
+        </w:rPr>
+        <w:t xml:space="preserve">“</w:t>
+      </w:r>
+      <w:r>
+        <w:rPr>
+          <w:bCs/>
+          <w:b/>
+        </w:rPr>
+        <w:t xml:space="preserve">TC</w:t>
+      </w:r>
+      <w:r>
+        <w:rPr>
+          <w:bCs/>
+          <w:b/>
+        </w:rPr>
+        <w:t xml:space="preserve">”</w:t>
+      </w:r>
+      <w:r>
+        <w:rPr>
+          <w:bCs/>
+          <w:b/>
+        </w:rPr>
+        <w:t xml:space="preserve"> </w:t>
+      </w:r>
+      <w:r>
+        <w:rPr>
+          <w:bCs/>
+          <w:b/>
+        </w:rPr>
+        <w:t xml:space="preserve">label</w:t>
+      </w:r>
+      <w:r>
+        <w:t xml:space="preserve"> </w:t>
+      </w:r>
+      <w:r>
+        <w:t xml:space="preserve">in the bottom right corner, always there (user): see-through (an outline) when MView doesn’t follow,</w:t>
+      </w:r>
+      <w:r>
+        <w:t xml:space="preserve"> </w:t>
+      </w:r>
+      <w:r>
+        <w:rPr>
+          <w:bCs/>
+          <w:b/>
+        </w:rPr>
+        <w:t xml:space="preserve">light blue</w:t>
+      </w:r>
+      <w:r>
+        <w:t xml:space="preserve"> </w:t>
+      </w:r>
+      <w:r>
+        <w:t xml:space="preserve">while it follows the folder,</w:t>
+      </w:r>
+      <w:r>
+        <w:t xml:space="preserve"> </w:t>
+      </w:r>
+      <w:r>
+        <w:rPr>
+          <w:bCs/>
+          <w:b/>
+        </w:rPr>
+        <w:t xml:space="preserve">amber</w:t>
+      </w:r>
+      <w:r>
+        <w:t xml:space="preserve"> </w:t>
+      </w:r>
+      <w:r>
+        <w:t xml:space="preserve">while it also follows the cursor (steady; blinking was tried and was too much); the info line ends before it;</w:t>
+      </w:r>
+      <w:r>
+        <w:t xml:space="preserve"> </w:t>
+      </w:r>
+      <w:r>
+        <w:rPr>
+          <w:bCs/>
+          <w:b/>
+        </w:rPr>
+        <w:t xml:space="preserve">a left click on it cycles</w:t>
+      </w:r>
+      <w:r>
+        <w:t xml:space="preserve"> </w:t>
+      </w:r>
+      <w:r>
+        <w:t xml:space="preserve">off → its folder → folder and cursor (saved, the info line names the setting) shows that MView follows it now (user: otherwise there was no way to see why subfolders were missing; a plain</w:t>
+      </w:r>
+      <w:r>
+        <w:t xml:space="preserve"> </w:t>
+      </w:r>
+      <w:r>
+        <w:rPr>
+          <w:rStyle w:val="VerbatimChar"/>
+        </w:rPr>
+        <w:t xml:space="preserve">[TC]</w:t>
+      </w:r>
+      <w:r>
+        <w:t xml:space="preserve"> </w:t>
+      </w:r>
+      <w:r>
+        <w:t xml:space="preserve">in the info line was not enough); it shows also with the info line off. The cursor question is</w:t>
+      </w:r>
+      <w:r>
+        <w:t xml:space="preserve"> </w:t>
+      </w:r>
+      <w:r>
+        <w:t xml:space="preserve">“</w:t>
+      </w:r>
+      <w:r>
+        <w:t xml:space="preserve">SN</w:t>
+      </w:r>
+      <w:r>
+        <w:t xml:space="preserve">”</w:t>
+      </w:r>
+      <w:r>
+        <w:t xml:space="preserve"> </w:t>
+      </w:r>
+      <w:r>
+        <w:t xml:space="preserve">(</w:t>
+      </w:r>
+      <w:r>
+        <w:t xml:space="preserve">“</w:t>
+      </w:r>
+      <w:r>
+        <w:t xml:space="preserve">SC</w:t>
+      </w:r>
+      <w:r>
+        <w:t xml:space="preserve">”</w:t>
+      </w:r>
+      <w:r>
+        <w:t xml:space="preserve"> </w:t>
+      </w:r>
+      <w:r>
+        <w:t xml:space="preserve">answers a number, user’s test); without an answer, the active file list’s line under the cursor is read (</w:t>
+      </w:r>
+      <w:r>
+        <w:rPr>
+          <w:rStyle w:val="VerbatimChar"/>
+        </w:rPr>
+        <w:t xml:space="preserve">WM_USER+50</w:t>
+      </w:r>
+      <w:r>
+        <w:t xml:space="preserve"> </w:t>
+      </w:r>
+      <w:r>
+        <w:t xml:space="preserve">3 / 1007 / 1008,</w:t>
+      </w:r>
+      <w:r>
+        <w:t xml:space="preserve"> </w:t>
+      </w:r>
+      <w:r>
+        <w:rPr>
+          <w:rStyle w:val="VerbatimChar"/>
+        </w:rPr>
+        <w:t xml:space="preserve">LB_GETTEXT</w:t>
+      </w:r>
+      <w:r>
+        <w:t xml:space="preserve">). The D line shows how Total Commander answered.</w:t>
+      </w:r>
+    </w:p>
+    <w:p>
+      <w:pPr>
+        <w:numPr>
+          <w:ilvl w:val="0"/>
+          <w:numId w:val="1027"/>
+        </w:numPr>
+      </w:pPr>
+      <w:r>
+        <w:rPr>
+          <w:bCs/>
+          <w:b/>
+        </w:rPr>
+        <w:t xml:space="preserve">Edit mode with zoom / rotate mode</w:t>
+      </w:r>
+      <w:r>
+        <w:t xml:space="preserve"> </w:t>
+      </w:r>
+      <w:r>
+        <w:rPr>
+          <w:iCs/>
+          <w:i/>
+        </w:rPr>
+        <w:t xml:space="preserve">(Day 23, user)</w:t>
+      </w:r>
+      <w:r>
+        <w:t xml:space="preserve">: the top line says</w:t>
+      </w:r>
+      <w:r>
+        <w:t xml:space="preserve"> </w:t>
+      </w:r>
+      <w:r>
+        <w:rPr>
+          <w:rStyle w:val="VerbatimChar"/>
+        </w:rPr>
+        <w:t xml:space="preserve">EDIT ON | ZOOM …</w:t>
+      </w:r>
+      <w:r>
+        <w:t xml:space="preserve"> </w:t>
+      </w:r>
+      <w:r>
+        <w:t xml:space="preserve">/</w:t>
+      </w:r>
+      <w:r>
+        <w:t xml:space="preserve"> </w:t>
+      </w:r>
+      <w:r>
+        <w:rPr>
+          <w:rStyle w:val="VerbatimChar"/>
+        </w:rPr>
+        <w:t xml:space="preserve">EDIT ON | ROTATE …</w:t>
+      </w:r>
+      <w:r>
+        <w:t xml:space="preserve">, since edit mode stays on in both.</w:t>
+      </w:r>
+    </w:p>
+    <w:p>
+      <w:pPr>
+        <w:numPr>
+          <w:ilvl w:val="0"/>
+          <w:numId w:val="1027"/>
+        </w:numPr>
+      </w:pPr>
+      <w:r>
+        <w:rPr>
+          <w:bCs/>
+          <w:b/>
+        </w:rPr>
+        <w:t xml:space="preserve">Settings screen, Total Commander side by side</w:t>
+      </w:r>
+      <w:r>
+        <w:t xml:space="preserve"> </w:t>
+      </w:r>
+      <w:r>
+        <w:rPr>
+          <w:iCs/>
+          <w:i/>
+        </w:rPr>
+        <w:t xml:space="preserve">(Day 22, user)</w:t>
+      </w:r>
+      <w:r>
+        <w:t xml:space="preserve">: a button next to Exit puts MView into the left half of its screen and Total Commander into the right, in the last session’s folder (</w:t>
+      </w:r>
+      <w:r>
+        <w:rPr>
+          <w:rStyle w:val="VerbatimChar"/>
+        </w:rPr>
+        <w:t xml:space="preserve">[Startup] LastDirectory</w:t>
+      </w:r>
+      <w:r>
+        <w:t xml:space="preserve">), else Documents. Not a toggle.</w:t>
+      </w:r>
+    </w:p>
+    <w:p>
+      <w:pPr>
+        <w:numPr>
+          <w:ilvl w:val="0"/>
+          <w:numId w:val="1027"/>
+        </w:numPr>
+      </w:pPr>
+      <w:r>
+        <w:rPr>
+          <w:bCs/>
+          <w:b/>
+        </w:rPr>
+        <w:t xml:space="preserve">Settings screen</w:t>
+      </w:r>
+      <w:r>
+        <w:t xml:space="preserve"> </w:t>
+      </w:r>
+      <w:r>
+        <w:rPr>
+          <w:iCs/>
+          <w:i/>
+        </w:rPr>
+        <w:t xml:space="preserve">(user)</w:t>
+      </w:r>
+      <w:r>
+        <w:t xml:space="preserve">: Ctrl+V with an image (and no text) in the clipboard opens the viewer with that image (the last session opens behind it, for the next step); files dropped anywhere on the settings screen, also on the text, open as before.</w:t>
+      </w:r>
+    </w:p>
+    <w:p>
+      <w:pPr>
+        <w:numPr>
+          <w:ilvl w:val="0"/>
+          <w:numId w:val="1027"/>
+        </w:numPr>
+      </w:pPr>
+      <w:r>
+        <w:rPr>
+          <w:bCs/>
+          <w:b/>
+        </w:rPr>
+        <w:t xml:space="preserve">Side by side with Total Commander</w:t>
+      </w:r>
+      <w:r>
+        <w:t xml:space="preserve"> </w:t>
+      </w:r>
+      <w:r>
+        <w:rPr>
+          <w:iCs/>
+          <w:i/>
+        </w:rPr>
+        <w:t xml:space="preserve">(Day 21, user)</w:t>
+      </w:r>
+      <w:r>
+        <w:t xml:space="preserve">: menu entry (ticked while on) and mouse profile command</w:t>
+      </w:r>
+      <w:r>
+        <w:t xml:space="preserve"> </w:t>
+      </w:r>
+      <w:r>
+        <w:rPr>
+          <w:rStyle w:val="VerbatimChar"/>
+        </w:rPr>
+        <w:t xml:space="preserve">SideBySide</w:t>
+      </w:r>
+      <w:r>
+        <w:t xml:space="preserve">. MView fills the left half of its screen’s work area (the taskbar stays free), Total Commander the right half, so the sort panel sits right next to it. Total Commander opens the image’s folder in its active panel (</w:t>
+      </w:r>
+      <w:r>
+        <w:rPr>
+          <w:rStyle w:val="VerbatimChar"/>
+        </w:rPr>
+        <w:t xml:space="preserve">TOTALCMD64.EXE /O /S /L=&lt;folder&gt;</w:t>
+      </w:r>
+      <w:r>
+        <w:t xml:space="preserve">; a running one gets it passed, otherwise it is started). The program:</w:t>
+      </w:r>
+      <w:r>
+        <w:t xml:space="preserve"> </w:t>
+      </w:r>
+      <w:r>
+        <w:rPr>
+          <w:rStyle w:val="VerbatimChar"/>
+        </w:rPr>
+        <w:t xml:space="preserve">[Sort] TotalCommander</w:t>
+      </w:r>
+      <w:r>
+        <w:t xml:space="preserve"> </w:t>
+      </w:r>
+      <w:r>
+        <w:t xml:space="preserve">(the program or its folder), else the running one’s, else its registry entry (</w:t>
+      </w:r>
+      <w:r>
+        <w:rPr>
+          <w:rStyle w:val="VerbatimChar"/>
+        </w:rPr>
+        <w:t xml:space="preserve">InstallDir</w:t>
+      </w:r>
+      <w:r>
+        <w:t xml:space="preserve">), else</w:t>
+      </w:r>
+      <w:r>
+        <w:t xml:space="preserve"> </w:t>
+      </w:r>
+      <w:r>
+        <w:rPr>
+          <w:rStyle w:val="VerbatimChar"/>
+        </w:rPr>
+        <w:t xml:space="preserve">C:\totalcmd</w:t>
+      </w:r>
+      <w:r>
+        <w:t xml:space="preserve"> </w:t>
+      </w:r>
+      <w:r>
+        <w:t xml:space="preserve">and the Program Files folders. Windows 10 / 11’s invisible window borders are corrected so the halves meet. A Total Commander just started is placed when its window appears (up to 60 s: an unregistered copy shows its reminder first); a running one is placed at once and again after 0.6 s (it may bring itself up when it gets the folder). Again (or fullscreen, or Esc to the settings screen): MView goes back to fullscreen / its place before; Total Commander stays. The window place saved in MView.ini is the place before, never the half. Limit (accepted): a Total Commander running as administrator can’t be moved by MView (</w:t>
+      </w:r>
+      <w:r>
+        <w:t xml:space="preserve">“</w:t>
+      </w:r>
+      <w:r>
+        <w:t xml:space="preserve">does it run as administrator?</w:t>
+      </w:r>
+      <w:r>
+        <w:t xml:space="preserve">”</w:t>
+      </w:r>
+      <w:r>
+        <w:t xml:space="preserve">). Unit</w:t>
+      </w:r>
+      <w:r>
+        <w:t xml:space="preserve"> </w:t>
+      </w:r>
+      <w:r>
+        <w:rPr>
+          <w:rStyle w:val="VerbatimChar"/>
+        </w:rPr>
+        <w:t xml:space="preserve">uTotalCommander</w:t>
+      </w:r>
+      <w:r>
+        <w:t xml:space="preserve">.</w:t>
+      </w:r>
+    </w:p>
+    <w:p>
+      <w:pPr>
+        <w:pStyle w:val="FirstParagraph"/>
+      </w:pPr>
+      <w:r>
+        <w:t xml:space="preserve">Next stages (Strategy_Phase_G.md): G6 magnifier, G4 filters; a settings page for the sort folders.</w:t>
+      </w:r>
+    </w:p>
+    <w:bookmarkEnd w:id="68"/>
+    <w:bookmarkStart w:id="69" w:name="Xa740d65e232e18142f704173a29f4c62e500326"/>
+    <w:p>
+      <w:pPr>
+        <w:pStyle w:val="Heading3"/>
+      </w:pPr>
+      <w:r>
+        <w:t xml:space="preserve">9.8 Display filters</w:t>
+      </w:r>
+      <w:r>
+        <w:t xml:space="preserve"> </w:t>
+      </w:r>
+      <w:r>
+        <w:rPr>
+          <w:iCs/>
+          <w:i/>
+        </w:rPr>
+        <w:t xml:space="preserve">(Day 22, Phase H</w:t>
+      </w:r>
+      <w:r>
+        <w:rPr>
+          <w:iCs/>
+          <w:i/>
+        </w:rPr>
+        <w:t xml:space="preserve"> </w:t>
+      </w:r>
+      <w:r>
+        <w:rPr>
+          <w:iCs/>
+          <w:i/>
+        </w:rPr>
+        <w:t xml:space="preserve">“</w:t>
+      </w:r>
+      <w:r>
+        <w:rPr>
+          <w:iCs/>
+          <w:i/>
+        </w:rPr>
+        <w:t xml:space="preserve">Looking closer</w:t>
+      </w:r>
+      <w:r>
+        <w:rPr>
+          <w:iCs/>
+          <w:i/>
+        </w:rPr>
+        <w:t xml:space="preserve">”</w:t>
+      </w:r>
+      <w:r>
+        <w:rPr>
+          <w:iCs/>
+          <w:i/>
+        </w:rPr>
+        <w:t xml:space="preserve">, step 1)</w:t>
+      </w:r>
+      <w:r>
+        <w:t xml:space="preserve"> </w:t>
+      </w:r>
+      <w:r>
+        <w:t xml:space="preserve">[Decision]</w:t>
+      </w:r>
+    </w:p>
+    <w:p>
+      <w:pPr>
+        <w:pStyle w:val="FirstParagraph"/>
+      </w:pPr>
+      <w:r>
+        <w:t xml:space="preserve">The plan is</w:t>
+      </w:r>
+      <w:r>
+        <w:t xml:space="preserve"> </w:t>
+      </w:r>
+      <w:r>
+        <w:rPr>
+          <w:rStyle w:val="VerbatimChar"/>
+        </w:rPr>
+        <w:t xml:space="preserve">docs\Strategy_Phase_G.md</w:t>
+      </w:r>
+      <w:r>
+        <w:t xml:space="preserve">, G4. Built in step 1:</w:t>
+      </w:r>
+    </w:p>
+    <w:p>
+      <w:pPr>
+        <w:numPr>
+          <w:ilvl w:val="0"/>
+          <w:numId w:val="1028"/>
+        </w:numPr>
+        <w:pStyle w:val="Compact"/>
+      </w:pPr>
+      <w:r>
+        <w:rPr>
+          <w:bCs/>
+          <w:b/>
+        </w:rPr>
+        <w:t xml:space="preserve">The filters</w:t>
+      </w:r>
+      <w:r>
+        <w:t xml:space="preserve"> </w:t>
+      </w:r>
+      <w:r>
+        <w:t xml:space="preserve">(</w:t>
+      </w:r>
+      <w:r>
+        <w:rPr>
+          <w:rStyle w:val="VerbatimChar"/>
+        </w:rPr>
+        <w:t xml:space="preserve">uFilters</w:t>
+      </w:r>
+      <w:r>
+        <w:t xml:space="preserve">, one definition of the maths for both renderers), in this fixed order: black / white point (dynamic range) → brightness / contrast → gamma → saturation / hue → invert. Black / white point 0 … 255 (on 8-bit values; white stays above black), brightness and contrast −100 … +100 % (contrast +100 % is a 20 × stretch, −100 % flat grey), gamma 0.2 … 5 (&lt; 1 brightens the dark parts), saturation 0 … 3 (0 = grey at the pixel’s luma), hue −180 … +180° (turned in YIQ, so the brightness stays), invert on / off.</w:t>
+      </w:r>
+      <w:r>
+        <w:t xml:space="preserve"> </w:t>
+      </w:r>
+      <w:r>
+        <w:rPr>
+          <w:bCs/>
+          <w:b/>
+        </w:rPr>
+        <w:t xml:space="preserve">Display only:</w:t>
+      </w:r>
+      <w:r>
+        <w:t xml:space="preserve"> </w:t>
+      </w:r>
+      <w:r>
+        <w:t xml:space="preserve">the image, the file, Save and sorting are never affected.</w:t>
+      </w:r>
+    </w:p>
+    <w:p>
+      <w:pPr>
+        <w:numPr>
+          <w:ilvl w:val="0"/>
+          <w:numId w:val="1028"/>
+        </w:numPr>
+        <w:pStyle w:val="Compact"/>
+      </w:pPr>
+      <w:r>
+        <w:rPr>
+          <w:bCs/>
+          <w:b/>
+        </w:rPr>
+        <w:t xml:space="preserve">GPU:</w:t>
+      </w:r>
+      <w:r>
+        <w:t xml:space="preserve"> </w:t>
+      </w:r>
+      <w:r>
+        <w:t xml:space="preserve">MView’s first shader, a GLSL 1.10 fragment shader, draws the image tiles with the filters; the textures stay as they are, so moving a filter costs one frame, at any image size. The OpenGL 2.0 shader functions are loaded at run time; without them (or if the shader doesn’t compile) the filters can’t be shown: the panel says so, the info line says</w:t>
+      </w:r>
+      <w:r>
+        <w:t xml:space="preserve"> </w:t>
+      </w:r>
+      <w:r>
+        <w:rPr>
+          <w:rStyle w:val="VerbatimChar"/>
+        </w:rPr>
+        <w:t xml:space="preserve">[filtered] (not shown)</w:t>
+      </w:r>
+      <w:r>
+        <w:t xml:space="preserve">, the D line gives the reason, and</w:t>
+      </w:r>
+      <w:r>
+        <w:t xml:space="preserve"> </w:t>
+      </w:r>
+      <w:r>
+        <w:rPr>
+          <w:rStyle w:val="VerbatimChar"/>
+        </w:rPr>
+        <w:t xml:space="preserve">[Renderer] UseGPU=0</w:t>
+      </w:r>
+      <w:r>
+        <w:t xml:space="preserve"> </w:t>
+      </w:r>
+      <w:r>
+        <w:t xml:space="preserve">shows them on the CPU.</w:t>
+      </w:r>
+    </w:p>
+    <w:p>
+      <w:pPr>
+        <w:numPr>
+          <w:ilvl w:val="0"/>
+          <w:numId w:val="1028"/>
+        </w:numPr>
+        <w:pStyle w:val="Compact"/>
+      </w:pPr>
+      <w:r>
+        <w:rPr>
+          <w:bCs/>
+          <w:b/>
+        </w:rPr>
+        <w:t xml:space="preserve">CPU:</w:t>
+      </w:r>
+      <w:r>
+        <w:t xml:space="preserve"> </w:t>
+      </w:r>
+      <w:r>
+        <w:t xml:space="preserve">the same maths on the screen-sized part it draws (a copy, made again when the view or a filter changes): black / white / brightness / contrast / gamma as one 256-entry table, saturation / hue per pixel with the trigonometry worked out once.</w:t>
+      </w:r>
+    </w:p>
+    <w:p>
+      <w:pPr>
+        <w:numPr>
+          <w:ilvl w:val="0"/>
+          <w:numId w:val="1028"/>
+        </w:numPr>
+        <w:pStyle w:val="Compact"/>
+      </w:pPr>
+      <w:r>
+        <w:rPr>
+          <w:bCs/>
+          <w:b/>
+        </w:rPr>
+        <w:t xml:space="preserve">The filter panel</w:t>
+      </w:r>
+      <w:r>
+        <w:t xml:space="preserve"> </w:t>
+      </w:r>
+      <w:r>
+        <w:t xml:space="preserve">(</w:t>
+      </w:r>
+      <w:r>
+        <w:rPr>
+          <w:rStyle w:val="VerbatimChar"/>
+        </w:rPr>
+        <w:t xml:space="preserve">uFilterPanel</w:t>
+      </w:r>
+      <w:r>
+        <w:t xml:space="preserve">) at the</w:t>
+      </w:r>
+      <w:r>
+        <w:t xml:space="preserve"> </w:t>
+      </w:r>
+      <w:r>
+        <w:rPr>
+          <w:bCs/>
+          <w:b/>
+        </w:rPr>
+        <w:t xml:space="preserve">left edge</w:t>
+      </w:r>
+      <w:r>
+        <w:t xml:space="preserve">, drawn like the sort panel (translucent, on top, a second panel slot in both renderers): it opens when the mouse rests at the left edge (</w:t>
+      </w:r>
+      <w:r>
+        <w:rPr>
+          <w:rStyle w:val="VerbatimChar"/>
+        </w:rPr>
+        <w:t xml:space="preserve">[Sort] EdgeDelayMs</w:t>
+      </w:r>
+      <w:r>
+        <w:t xml:space="preserve"> </w:t>
+      </w:r>
+      <w:r>
+        <w:t xml:space="preserve">/</w:t>
+      </w:r>
+      <w:r>
+        <w:t xml:space="preserve"> </w:t>
+      </w:r>
+      <w:r>
+        <w:rPr>
+          <w:rStyle w:val="VerbatimChar"/>
+        </w:rPr>
+        <w:t xml:space="preserve">EdgeWidth</w:t>
+      </w:r>
+      <w:r>
+        <w:t xml:space="preserve">, the same as the sort panel), with the menu’s</w:t>
+      </w:r>
+      <w:r>
+        <w:t xml:space="preserve"> </w:t>
+      </w:r>
+      <w:r>
+        <w:t xml:space="preserve">“</w:t>
+      </w:r>
+      <w:r>
+        <w:t xml:space="preserve">Filters (side menu, left)</w:t>
+      </w:r>
+      <w:r>
+        <w:t xml:space="preserve">”</w:t>
+      </w:r>
+      <w:r>
+        <w:t xml:space="preserve"> </w:t>
+      </w:r>
+      <w:r>
+        <w:t xml:space="preserve">or the</w:t>
+      </w:r>
+      <w:r>
+        <w:t xml:space="preserve"> </w:t>
+      </w:r>
+      <w:r>
+        <w:rPr>
+          <w:rStyle w:val="VerbatimChar"/>
+        </w:rPr>
+        <w:t xml:space="preserve">FilterPanel</w:t>
+      </w:r>
+      <w:r>
+        <w:t xml:space="preserve"> </w:t>
+      </w:r>
+      <w:r>
+        <w:t xml:space="preserve">command; closes as the sort panel (unpinned, 0.6 s after the mouse left; Esc closes it, after an open sort panel).</w:t>
+      </w:r>
+      <w:r>
+        <w:t xml:space="preserve"> </w:t>
+      </w:r>
+      <w:r>
+        <w:rPr>
+          <w:bCs/>
+          <w:b/>
+        </w:rPr>
+        <w:t xml:space="preserve">Pin:</w:t>
+      </w:r>
+      <w:r>
+        <w:t xml:space="preserve"> </w:t>
+      </w:r>
+      <w:r>
+        <w:rPr>
+          <w:rStyle w:val="VerbatimChar"/>
+        </w:rPr>
+        <w:t xml:space="preserve">[Filters] Pinned</w:t>
+      </w:r>
+      <w:r>
+        <w:t xml:space="preserve">. One row per filter: name, value, a bar with a mark at neutral, the part away from neutral lit.</w:t>
+      </w:r>
+      <w:r>
+        <w:t xml:space="preserve"> </w:t>
+      </w:r>
+      <w:r>
+        <w:rPr>
+          <w:bCs/>
+          <w:b/>
+        </w:rPr>
+        <w:t xml:space="preserve">Wheel over a row</w:t>
+      </w:r>
+      <w:r>
+        <w:t xml:space="preserve"> </w:t>
+      </w:r>
+      <w:r>
+        <w:t xml:space="preserve">= one step (up = more; it snaps to neutral when passing it);</w:t>
+      </w:r>
+      <w:r>
+        <w:t xml:space="preserve"> </w:t>
+      </w:r>
+      <w:r>
+        <w:rPr>
+          <w:bCs/>
+          <w:b/>
+        </w:rPr>
+        <w:t xml:space="preserve">left drag along a row</w:t>
+      </w:r>
+      <w:r>
+        <w:t xml:space="preserve"> </w:t>
+      </w:r>
+      <w:r>
+        <w:t xml:space="preserve">= relative (a click alone changes nothing), snaps at neutral;</w:t>
+      </w:r>
+      <w:r>
+        <w:t xml:space="preserve"> </w:t>
+      </w:r>
+      <w:r>
+        <w:rPr>
+          <w:bCs/>
+          <w:b/>
+        </w:rPr>
+        <w:t xml:space="preserve">double-click</w:t>
+      </w:r>
+      <w:r>
+        <w:t xml:space="preserve"> </w:t>
+      </w:r>
+      <w:r>
+        <w:t xml:space="preserve">= that filter back to neutral; Invert: click = on / off.</w:t>
+      </w:r>
+      <w:r>
+        <w:t xml:space="preserve"> </w:t>
+      </w:r>
+      <w:r>
+        <w:rPr>
+          <w:bCs/>
+          <w:b/>
+        </w:rPr>
+        <w:t xml:space="preserve">Reset all</w:t>
+      </w:r>
+      <w:r>
+        <w:t xml:space="preserve"> </w:t>
+      </w:r>
+      <w:r>
+        <w:t xml:space="preserve">below; the hint line at the bottom says what the part under the mouse does.</w:t>
+      </w:r>
+    </w:p>
+    <w:p>
+      <w:pPr>
+        <w:numPr>
+          <w:ilvl w:val="0"/>
+          <w:numId w:val="1028"/>
+        </w:numPr>
+        <w:pStyle w:val="Compact"/>
+      </w:pPr>
+      <w:r>
+        <w:rPr>
+          <w:bCs/>
+          <w:b/>
+        </w:rPr>
+        <w:t xml:space="preserve">Lock filters</w:t>
+      </w:r>
+      <w:r>
+        <w:t xml:space="preserve"> </w:t>
+      </w:r>
+      <w:r>
+        <w:rPr>
+          <w:iCs/>
+          <w:i/>
+        </w:rPr>
+        <w:t xml:space="preserve">(user)</w:t>
+      </w:r>
+      <w:r>
+        <w:t xml:space="preserve">: a toggle in the right-click menu (ticked when on), the lock in the panel’s header, and the</w:t>
+      </w:r>
+      <w:r>
+        <w:t xml:space="preserve"> </w:t>
+      </w:r>
+      <w:r>
+        <w:rPr>
+          <w:rStyle w:val="VerbatimChar"/>
+        </w:rPr>
+        <w:t xml:space="preserve">LockFilters</w:t>
+      </w:r>
+      <w:r>
+        <w:t xml:space="preserve"> </w:t>
+      </w:r>
+      <w:r>
+        <w:t xml:space="preserve">command. Unlocked (the default), a new file is shown unfiltered; the quick view, screen copy and full image of one file count as one. Locked, the filters stay for every image. A crop keeps them (the same image, closer).</w:t>
+      </w:r>
+    </w:p>
+    <w:p>
+      <w:pPr>
+        <w:numPr>
+          <w:ilvl w:val="0"/>
+          <w:numId w:val="1028"/>
+        </w:numPr>
+        <w:pStyle w:val="Compact"/>
+      </w:pPr>
+      <w:r>
+        <w:rPr>
+          <w:bCs/>
+          <w:b/>
+        </w:rPr>
+        <w:t xml:space="preserve">The mark:</w:t>
+      </w:r>
+      <w:r>
+        <w:t xml:space="preserve"> </w:t>
+      </w:r>
+      <w:r>
+        <w:rPr>
+          <w:rStyle w:val="VerbatimChar"/>
+        </w:rPr>
+        <w:t xml:space="preserve">[filtered]</w:t>
+      </w:r>
+      <w:r>
+        <w:t xml:space="preserve"> </w:t>
+      </w:r>
+      <w:r>
+        <w:t xml:space="preserve">(or</w:t>
+      </w:r>
+      <w:r>
+        <w:t xml:space="preserve"> </w:t>
+      </w:r>
+      <w:r>
+        <w:rPr>
+          <w:rStyle w:val="VerbatimChar"/>
+        </w:rPr>
+        <w:t xml:space="preserve">[filtered, locked]</w:t>
+      </w:r>
+      <w:r>
+        <w:t xml:space="preserve">) in the info line whenever a filter is set, so a filtered view is never taken for the data.</w:t>
+      </w:r>
+    </w:p>
+    <w:p>
+      <w:pPr>
+        <w:numPr>
+          <w:ilvl w:val="0"/>
+          <w:numId w:val="1028"/>
+        </w:numPr>
+        <w:pStyle w:val="Compact"/>
+      </w:pPr>
+      <w:r>
+        <w:t xml:space="preserve">Mouse profile commands:</w:t>
+      </w:r>
+      <w:r>
+        <w:t xml:space="preserve"> </w:t>
+      </w:r>
+      <w:r>
+        <w:rPr>
+          <w:rStyle w:val="VerbatimChar"/>
+        </w:rPr>
+        <w:t xml:space="preserve">FilterPanel</w:t>
+      </w:r>
+      <w:r>
+        <w:t xml:space="preserve">,</w:t>
+      </w:r>
+      <w:r>
+        <w:t xml:space="preserve"> </w:t>
+      </w:r>
+      <w:r>
+        <w:rPr>
+          <w:rStyle w:val="VerbatimChar"/>
+        </w:rPr>
+        <w:t xml:space="preserve">LockFilters</w:t>
+      </w:r>
+      <w:r>
+        <w:t xml:space="preserve">,</w:t>
+      </w:r>
+      <w:r>
+        <w:t xml:space="preserve"> </w:t>
+      </w:r>
+      <w:r>
+        <w:rPr>
+          <w:rStyle w:val="VerbatimChar"/>
+        </w:rPr>
+        <w:t xml:space="preserve">ResetFilters</w:t>
+      </w:r>
+      <w:r>
+        <w:t xml:space="preserve"> </w:t>
+      </w:r>
+      <w:r>
+        <w:t xml:space="preserve">(none bound by default).</w:t>
+      </w:r>
+    </w:p>
+    <w:p>
+      <w:pPr>
+        <w:pStyle w:val="FirstParagraph"/>
+      </w:pPr>
+      <w:r>
+        <w:rPr>
+          <w:bCs/>
+          <w:b/>
+        </w:rPr>
+        <w:t xml:space="preserve">Step 2 (Day 22):</w:t>
+      </w:r>
+    </w:p>
+    <w:p>
+      <w:pPr>
+        <w:numPr>
+          <w:ilvl w:val="0"/>
+          <w:numId w:val="1029"/>
+        </w:numPr>
+        <w:pStyle w:val="Compact"/>
+      </w:pPr>
+      <w:r>
+        <w:rPr>
+          <w:bCs/>
+          <w:b/>
+        </w:rPr>
+        <w:t xml:space="preserve">Histogram</w:t>
+      </w:r>
+      <w:r>
+        <w:t xml:space="preserve"> </w:t>
+      </w:r>
+      <w:r>
+        <w:t xml:space="preserve">under the panel’s header: the luma of the image on screen (an animation: its first frame), or of the edit-mode selection (marked</w:t>
+      </w:r>
+      <w:r>
+        <w:t xml:space="preserve"> </w:t>
+      </w:r>
+      <w:r>
+        <w:t xml:space="preserve">“</w:t>
+      </w:r>
+      <w:r>
+        <w:t xml:space="preserve">selection</w:t>
+      </w:r>
+      <w:r>
+        <w:t xml:space="preserve">”</w:t>
+      </w:r>
+      <w:r>
+        <w:t xml:space="preserve">), sampled to about a million pixels (</w:t>
+      </w:r>
+      <w:r>
+        <w:rPr>
+          <w:rStyle w:val="VerbatimChar"/>
+        </w:rPr>
+        <w:t xml:space="preserve">uFilterImage</w:t>
+      </w:r>
+      <w:r>
+        <w:t xml:space="preserve">); square-root scale, pure black and white not counted for the height; the black / white points marked, the parts outside shaded. Made again only when the image, its quality or the selection changes.</w:t>
+      </w:r>
+    </w:p>
+    <w:p>
+      <w:pPr>
+        <w:numPr>
+          <w:ilvl w:val="0"/>
+          <w:numId w:val="1029"/>
+        </w:numPr>
+        <w:pStyle w:val="Compact"/>
+      </w:pPr>
+      <w:r>
+        <w:rPr>
+          <w:bCs/>
+          <w:b/>
+        </w:rPr>
+        <w:t xml:space="preserve">Auto</w:t>
+      </w:r>
+      <w:r>
+        <w:t xml:space="preserve"> </w:t>
+      </w:r>
+      <w:r>
+        <w:t xml:space="preserve">(button next to Reset all; commands</w:t>
+      </w:r>
+      <w:r>
+        <w:t xml:space="preserve"> </w:t>
+      </w:r>
+      <w:r>
+        <w:rPr>
+          <w:rStyle w:val="VerbatimChar"/>
+        </w:rPr>
+        <w:t xml:space="preserve">AutoLevels</w:t>
+      </w:r>
+      <w:r>
+        <w:t xml:space="preserve">,</w:t>
+      </w:r>
+      <w:r>
+        <w:t xml:space="preserve"> </w:t>
+      </w:r>
+      <w:r>
+        <w:rPr>
+          <w:rStyle w:val="VerbatimChar"/>
+        </w:rPr>
+        <w:t xml:space="preserve">AutoLevelsMode</w:t>
+      </w:r>
+      <w:r>
+        <w:t xml:space="preserve">): black / white point like Fiji’s auto contrast, 0.35 % of the pixels saturated, half at each end (</w:t>
+      </w:r>
+      <w:r>
+        <w:rPr>
+          <w:rStyle w:val="VerbatimChar"/>
+        </w:rPr>
+        <w:t xml:space="preserve">AutoLevels</w:t>
+      </w:r>
+      <w:r>
+        <w:t xml:space="preserve">); from the selection if there is one (at least 4 × 4 pixels).</w:t>
+      </w:r>
+      <w:r>
+        <w:t xml:space="preserve"> </w:t>
+      </w:r>
+      <w:r>
+        <w:rPr>
+          <w:bCs/>
+          <w:b/>
+        </w:rPr>
+        <w:t xml:space="preserve">Click = once. Double-click = for every image</w:t>
+      </w:r>
+      <w:r>
+        <w:t xml:space="preserve"> </w:t>
+      </w:r>
+      <w:r>
+        <w:rPr>
+          <w:iCs/>
+          <w:i/>
+        </w:rPr>
+        <w:t xml:space="preserve">(user)</w:t>
+      </w:r>
+      <w:r>
+        <w:t xml:space="preserve">: the button stays lit,</w:t>
+      </w:r>
+      <w:r>
+        <w:t xml:space="preserve"> </w:t>
+      </w:r>
+      <w:r>
+        <w:rPr>
+          <w:rStyle w:val="VerbatimChar"/>
+        </w:rPr>
+        <w:t xml:space="preserve">[auto]</w:t>
+      </w:r>
+      <w:r>
+        <w:t xml:space="preserve"> </w:t>
+      </w:r>
+      <w:r>
+        <w:t xml:space="preserve">in the info line, each image (and its better version when it arrives) gets its own points, and a selection re-levels live. Moving the black or white point by hand (or Reset all) ends it; the other filters don’t. An image with hardly any range is left at 0 / 255. With Lock filters and Auto both on, Auto sets the points and the lock keeps the rest.</w:t>
+      </w:r>
+    </w:p>
+    <w:p>
+      <w:pPr>
+        <w:numPr>
+          <w:ilvl w:val="0"/>
+          <w:numId w:val="1029"/>
+        </w:numPr>
+        <w:pStyle w:val="Compact"/>
+      </w:pPr>
+      <w:r>
+        <w:rPr>
+          <w:bCs/>
+          <w:b/>
+        </w:rPr>
+        <w:t xml:space="preserve">Apply filters to a copy</w:t>
+      </w:r>
+      <w:r>
+        <w:t xml:space="preserve"> </w:t>
+      </w:r>
+      <w:r>
+        <w:t xml:space="preserve">(menu, enabled while a filter is set; command</w:t>
+      </w:r>
+      <w:r>
+        <w:t xml:space="preserve"> </w:t>
+      </w:r>
+      <w:r>
+        <w:rPr>
+          <w:rStyle w:val="VerbatimChar"/>
+        </w:rPr>
+        <w:t xml:space="preserve">ApplyFilters</w:t>
+      </w:r>
+      <w:r>
+        <w:t xml:space="preserve">): the filters go into the pixels of a copy of the best version in memory, shown like a crop (unfiltered now, as it has them) and named after them (</w:t>
+      </w:r>
+      <w:r>
+        <w:rPr>
+          <w:rStyle w:val="VerbatimChar"/>
+        </w:rPr>
+        <w:t xml:space="preserve">&lt;name&gt;_bp12_wp240_g0.80_inv</w:t>
+      </w:r>
+      <w:r>
+        <w:t xml:space="preserve">); Save / Save as / the sort panel write it. The file is never changed. Locked filters come back with the next file; Auto ends.</w:t>
+      </w:r>
+    </w:p>
+    <w:p>
+      <w:pPr>
+        <w:pStyle w:val="FirstParagraph"/>
+      </w:pPr>
+      <w:r>
+        <w:rPr>
+          <w:bCs/>
+          <w:b/>
+        </w:rPr>
+        <w:t xml:space="preserve">After testing (Day 22, evening, user):</w:t>
+      </w:r>
+    </w:p>
+    <w:p>
+      <w:pPr>
+        <w:numPr>
+          <w:ilvl w:val="0"/>
+          <w:numId w:val="1030"/>
+        </w:numPr>
+        <w:pStyle w:val="Compact"/>
+      </w:pPr>
+      <w:r>
+        <w:rPr>
+          <w:bCs/>
+          <w:b/>
+        </w:rPr>
+        <w:t xml:space="preserve">Pin and lock</w:t>
+      </w:r>
+      <w:r>
+        <w:t xml:space="preserve"> </w:t>
+      </w:r>
+      <w:r>
+        <w:t xml:space="preserve">sit at the left of the panel’s header, next to the window’s edge, the lock right of the pin; then the title.</w:t>
+      </w:r>
+    </w:p>
+    <w:p>
+      <w:pPr>
+        <w:numPr>
+          <w:ilvl w:val="0"/>
+          <w:numId w:val="1030"/>
+        </w:numPr>
+        <w:pStyle w:val="Compact"/>
+      </w:pPr>
+      <w:r>
+        <w:rPr>
+          <w:bCs/>
+          <w:b/>
+        </w:rPr>
+        <w:t xml:space="preserve">Mirror left / right</w:t>
+      </w:r>
+      <w:r>
+        <w:t xml:space="preserve"> </w:t>
+      </w:r>
+      <w:r>
+        <w:rPr>
+          <w:iCs/>
+          <w:i/>
+        </w:rPr>
+        <w:t xml:space="preserve">(user:</w:t>
+      </w:r>
+      <w:r>
+        <w:rPr>
+          <w:iCs/>
+          <w:i/>
+        </w:rPr>
+        <w:t xml:space="preserve"> </w:t>
+      </w:r>
+      <w:r>
+        <w:rPr>
+          <w:iCs/>
+          <w:i/>
+        </w:rPr>
+        <w:t xml:space="preserve">“</w:t>
+      </w:r>
+      <w:r>
+        <w:rPr>
+          <w:iCs/>
+          <w:i/>
+        </w:rPr>
+        <w:t xml:space="preserve">left and right are juxtaposed</w:t>
+      </w:r>
+      <w:r>
+        <w:rPr>
+          <w:iCs/>
+          <w:i/>
+        </w:rPr>
+        <w:t xml:space="preserve">”</w:t>
+      </w:r>
+      <w:r>
+        <w:rPr>
+          <w:iCs/>
+          <w:i/>
+        </w:rPr>
+        <w:t xml:space="preserve">)</w:t>
+      </w:r>
+      <w:r>
+        <w:t xml:space="preserve">: a toggle row after Invert. Geometry, not colour: the renderers mirror the view (GPU: a negative x scale; CPU: a mirrored copy, then the quarter turns), and screen ↔ image coordinates follow, so selections, crops and the histogram’s ROI stay right. It travels with the filters (Lock, Reset, the info line’s</w:t>
+      </w:r>
+      <w:r>
+        <w:t xml:space="preserve"> </w:t>
+      </w:r>
+      <w:r>
+        <w:rPr>
+          <w:rStyle w:val="VerbatimChar"/>
+        </w:rPr>
+        <w:t xml:space="preserve">[mirrored]</w:t>
+      </w:r>
+      <w:r>
+        <w:t xml:space="preserve">,</w:t>
+      </w:r>
+      <w:r>
+        <w:t xml:space="preserve"> </w:t>
+      </w:r>
+      <w:r>
+        <w:rPr>
+          <w:rStyle w:val="VerbatimChar"/>
+        </w:rPr>
+        <w:t xml:space="preserve">_mirror</w:t>
+      </w:r>
+      <w:r>
+        <w:t xml:space="preserve"> </w:t>
+      </w:r>
+      <w:r>
+        <w:t xml:space="preserve">in</w:t>
+      </w:r>
+      <w:r>
+        <w:t xml:space="preserve"> </w:t>
+      </w:r>
+      <w:r>
+        <w:t xml:space="preserve">“</w:t>
+      </w:r>
+      <w:r>
+        <w:t xml:space="preserve">Apply filters to a copy</w:t>
+      </w:r>
+      <w:r>
+        <w:t xml:space="preserve">”</w:t>
+      </w:r>
+      <w:r>
+        <w:t xml:space="preserve">, which mirrors the pixels).</w:t>
+      </w:r>
+    </w:p>
+    <w:p>
+      <w:pPr>
+        <w:numPr>
+          <w:ilvl w:val="0"/>
+          <w:numId w:val="1030"/>
+        </w:numPr>
+        <w:pStyle w:val="Compact"/>
+      </w:pPr>
+      <w:r>
+        <w:rPr>
+          <w:bCs/>
+          <w:b/>
+        </w:rPr>
+        <w:t xml:space="preserve">Auto for every image from the start:</w:t>
+      </w:r>
+      <w:r>
+        <w:t xml:space="preserve"> </w:t>
+      </w:r>
+      <w:r>
+        <w:rPr>
+          <w:rStyle w:val="VerbatimChar"/>
+        </w:rPr>
+        <w:t xml:space="preserve">[Filters] AutoFilter=1</w:t>
+      </w:r>
+      <w:r>
+        <w:t xml:space="preserve"> </w:t>
+      </w:r>
+      <w:r>
+        <w:t xml:space="preserve">(default 1, user:</w:t>
+      </w:r>
+      <w:r>
+        <w:t xml:space="preserve"> </w:t>
+      </w:r>
+      <w:r>
+        <w:t xml:space="preserve">“</w:t>
+      </w:r>
+      <w:r>
+        <w:t xml:space="preserve">it could be a default setting</w:t>
+      </w:r>
+      <w:r>
+        <w:t xml:space="preserve">”</w:t>
+      </w:r>
+      <w:r>
+        <w:t xml:space="preserve">); double-click Auto still switches it for the session.</w:t>
+      </w:r>
+    </w:p>
+    <w:p>
+      <w:pPr>
+        <w:numPr>
+          <w:ilvl w:val="0"/>
+          <w:numId w:val="1030"/>
+        </w:numPr>
+        <w:pStyle w:val="Compact"/>
+      </w:pPr>
+      <w:r>
+        <w:rPr>
+          <w:bCs/>
+          <w:b/>
+        </w:rPr>
+        <w:t xml:space="preserve">The size on screen</w:t>
+      </w:r>
+      <w:r>
+        <w:t xml:space="preserve"> </w:t>
+      </w:r>
+      <w:r>
+        <w:t xml:space="preserve">in the info line next to the percentage:</w:t>
+      </w:r>
+      <w:r>
+        <w:t xml:space="preserve"> </w:t>
+      </w:r>
+      <w:r>
+        <w:rPr>
+          <w:rStyle w:val="VerbatimChar"/>
+        </w:rPr>
+        <w:t xml:space="preserve">52 % = 1997 x 1331</w:t>
+      </w:r>
+      <w:r>
+        <w:t xml:space="preserve"> </w:t>
+      </w:r>
+      <w:r>
+        <w:t xml:space="preserve">(the image’s size times the scale, not turned).</w:t>
+      </w:r>
+    </w:p>
+    <w:p>
+      <w:pPr>
+        <w:numPr>
+          <w:ilvl w:val="0"/>
+          <w:numId w:val="1030"/>
+        </w:numPr>
+        <w:pStyle w:val="Compact"/>
+      </w:pPr>
+      <w:r>
+        <w:rPr>
+          <w:bCs/>
+          <w:b/>
+        </w:rPr>
+        <w:t xml:space="preserve">Resize to the size shown (W x H)</w:t>
+      </w:r>
+      <w:r>
+        <w:t xml:space="preserve"> </w:t>
+      </w:r>
+      <w:r>
+        <w:t xml:space="preserve">(menu, command</w:t>
+      </w:r>
+      <w:r>
+        <w:t xml:space="preserve"> </w:t>
+      </w:r>
+      <w:r>
+        <w:rPr>
+          <w:rStyle w:val="VerbatimChar"/>
+        </w:rPr>
+        <w:t xml:space="preserve">ResizeToShown</w:t>
+      </w:r>
+      <w:r>
+        <w:t xml:space="preserve">)</w:t>
+      </w:r>
+      <w:r>
+        <w:t xml:space="preserve"> </w:t>
+      </w:r>
+      <w:r>
+        <w:rPr>
+          <w:iCs/>
+          <w:i/>
+        </w:rPr>
+        <w:t xml:space="preserve">(user: copy / move / save always used the original size)</w:t>
+      </w:r>
+      <w:r>
+        <w:t xml:space="preserve">: a copy of the whole image at the size it has on screen, smooth resampling both ways, shown like a crop (the filters stay on the display); Save / Save as / the sort panel write it. Named</w:t>
+      </w:r>
+      <w:r>
+        <w:t xml:space="preserve"> </w:t>
+      </w:r>
+      <w:r>
+        <w:rPr>
+          <w:rStyle w:val="VerbatimChar"/>
+        </w:rPr>
+        <w:t xml:space="preserve">&lt;name&gt;_&lt;W&gt;x&lt;H&gt;</w:t>
+      </w:r>
+      <w:r>
+        <w:t xml:space="preserve">.</w:t>
+      </w:r>
+    </w:p>
+    <w:p>
+      <w:pPr>
+        <w:pStyle w:val="FirstParagraph"/>
+      </w:pPr>
+      <w:r>
+        <w:t xml:space="preserve">Next: the magnifier (G6), §9.9.</w:t>
+      </w:r>
+    </w:p>
+    <w:bookmarkEnd w:id="69"/>
+    <w:bookmarkStart w:id="70" w:name="X0db66ee7d9d34966b96422fad712c935d29401c"/>
+    <w:p>
+      <w:pPr>
+        <w:pStyle w:val="Heading3"/>
+      </w:pPr>
+      <w:r>
+        <w:t xml:space="preserve">9.9 Magnifier</w:t>
+      </w:r>
+      <w:r>
+        <w:t xml:space="preserve"> </w:t>
+      </w:r>
+      <w:r>
+        <w:rPr>
+          <w:iCs/>
+          <w:i/>
+        </w:rPr>
+        <w:t xml:space="preserve">(Day 23, Phase H</w:t>
+      </w:r>
+      <w:r>
+        <w:rPr>
+          <w:iCs/>
+          <w:i/>
+        </w:rPr>
+        <w:t xml:space="preserve"> </w:t>
+      </w:r>
+      <w:r>
+        <w:rPr>
+          <w:iCs/>
+          <w:i/>
+        </w:rPr>
+        <w:t xml:space="preserve">“</w:t>
+      </w:r>
+      <w:r>
+        <w:rPr>
+          <w:iCs/>
+          <w:i/>
+        </w:rPr>
+        <w:t xml:space="preserve">Looking closer</w:t>
+      </w:r>
+      <w:r>
+        <w:rPr>
+          <w:iCs/>
+          <w:i/>
+        </w:rPr>
+        <w:t xml:space="preserve">”</w:t>
+      </w:r>
+      <w:r>
+        <w:rPr>
+          <w:iCs/>
+          <w:i/>
+        </w:rPr>
+        <w:t xml:space="preserve">, G6)</w:t>
+      </w:r>
+      <w:r>
+        <w:t xml:space="preserve"> </w:t>
+      </w:r>
+      <w:r>
+        <w:t xml:space="preserve">[Decision]</w:t>
+      </w:r>
+    </w:p>
+    <w:p>
+      <w:pPr>
+        <w:pStyle w:val="FirstParagraph"/>
+      </w:pPr>
+      <w:r>
+        <w:t xml:space="preserve">As decided with the user (Day 21, 23), after Hamana’s lens:</w:t>
+      </w:r>
+    </w:p>
+    <w:p>
+      <w:pPr>
+        <w:numPr>
+          <w:ilvl w:val="0"/>
+          <w:numId w:val="1031"/>
+        </w:numPr>
+        <w:pStyle w:val="Compact"/>
+      </w:pPr>
+      <w:r>
+        <w:rPr>
+          <w:bCs/>
+          <w:b/>
+        </w:rPr>
+        <w:t xml:space="preserve">On / off:</w:t>
+      </w:r>
+      <w:r>
+        <w:t xml:space="preserve"> </w:t>
+      </w:r>
+      <w:r>
+        <w:t xml:space="preserve">right-click menu</w:t>
+      </w:r>
+      <w:r>
+        <w:t xml:space="preserve"> </w:t>
+      </w:r>
+      <w:r>
+        <w:t xml:space="preserve">“</w:t>
+      </w:r>
+      <w:r>
+        <w:t xml:space="preserve">Magnifier (lens)</w:t>
+      </w:r>
+      <w:r>
+        <w:t xml:space="preserve">”</w:t>
+      </w:r>
+      <w:r>
+        <w:t xml:space="preserve"> </w:t>
+      </w:r>
+      <w:r>
+        <w:t xml:space="preserve">(ticked while on), command</w:t>
+      </w:r>
+      <w:r>
+        <w:t xml:space="preserve"> </w:t>
+      </w:r>
+      <w:r>
+        <w:rPr>
+          <w:rStyle w:val="VerbatimChar"/>
+        </w:rPr>
+        <w:t xml:space="preserve">Magnifier</w:t>
+      </w:r>
+      <w:r>
+        <w:t xml:space="preserve">; Esc turns it off (after open panels). It starts where the mouse is.</w:t>
+      </w:r>
+    </w:p>
+    <w:p>
+      <w:pPr>
+        <w:numPr>
+          <w:ilvl w:val="0"/>
+          <w:numId w:val="1031"/>
+        </w:numPr>
+        <w:pStyle w:val="Compact"/>
+      </w:pPr>
+      <w:r>
+        <w:rPr>
+          <w:bCs/>
+          <w:b/>
+        </w:rPr>
+        <w:t xml:space="preserve">The lens:</w:t>
+      </w:r>
+      <w:r>
+        <w:t xml:space="preserve"> </w:t>
+      </w:r>
+      <w:r>
+        <w:t xml:space="preserve">round, follows the mouse (cross cursor), shows what is under it</w:t>
+      </w:r>
+      <w:r>
+        <w:t xml:space="preserve"> </w:t>
+      </w:r>
+      <w:r>
+        <w:rPr>
+          <w:bCs/>
+          <w:b/>
+        </w:rPr>
+        <w:t xml:space="preserve">Mag times larger than the screen shows it</w:t>
+      </w:r>
+      <w:r>
+        <w:t xml:space="preserve"> </w:t>
+      </w:r>
+      <w:r>
+        <w:t xml:space="preserve">(user: relative to the screen), from the full image (loaded at once while the lens is on, no refine pause). Mode line:</w:t>
+      </w:r>
+      <w:r>
+        <w:t xml:space="preserve"> </w:t>
+      </w:r>
+      <w:r>
+        <w:rPr>
+          <w:rStyle w:val="VerbatimChar"/>
+        </w:rPr>
+        <w:t xml:space="preserve">LENS 3.0 x = 450 % 300 px sharpen low</w:t>
+      </w:r>
+      <w:r>
+        <w:t xml:space="preserve"> </w:t>
+      </w:r>
+      <w:r>
+        <w:t xml:space="preserve">(450 % of the original’s pixels).</w:t>
+      </w:r>
+    </w:p>
+    <w:p>
+      <w:pPr>
+        <w:numPr>
+          <w:ilvl w:val="0"/>
+          <w:numId w:val="1031"/>
+        </w:numPr>
+        <w:pStyle w:val="Compact"/>
+      </w:pPr>
+      <w:r>
+        <w:rPr>
+          <w:bCs/>
+          <w:b/>
+        </w:rPr>
+        <w:t xml:space="preserve">Mouse:</w:t>
+      </w:r>
+      <w:r>
+        <w:t xml:space="preserve"> </w:t>
+      </w:r>
+      <w:r>
+        <w:t xml:space="preserve">left drag sideways = magnification (150 px doubles / halves it; 1.25 … 32 x), up / down = size (up larger; 80 px to the window’s height); the mouse goes back to the lens’ centre after the drag.</w:t>
+      </w:r>
+      <w:r>
+        <w:t xml:space="preserve"> </w:t>
+      </w:r>
+      <w:r>
+        <w:rPr>
+          <w:bCs/>
+          <w:b/>
+        </w:rPr>
+        <w:t xml:space="preserve">Wheel = sharpening</w:t>
+      </w:r>
+      <w:r>
+        <w:t xml:space="preserve"> </w:t>
+      </w:r>
+      <w:r>
+        <w:t xml:space="preserve">off / low / high (a notch at a time; user:</w:t>
+      </w:r>
+      <w:r>
+        <w:t xml:space="preserve"> </w:t>
+      </w:r>
+      <w:r>
+        <w:t xml:space="preserve">“</w:t>
+      </w:r>
+      <w:r>
+        <w:t xml:space="preserve">the lens is not a casual gimmick, its use is focused</w:t>
+      </w:r>
+      <w:r>
+        <w:t xml:space="preserve">”</w:t>
+      </w:r>
+      <w:r>
+        <w:t xml:space="preserve"> </w:t>
+      </w:r>
+      <w:r>
+        <w:t xml:space="preserve">— images aren’t changed with the wheel while it is on; the tilt wheel still steps folders, and the zoom / rotate modes keep their wheel).</w:t>
+      </w:r>
+      <w:r>
+        <w:t xml:space="preserve"> </w:t>
+      </w:r>
+      <w:r>
+        <w:rPr>
+          <w:bCs/>
+          <w:b/>
+        </w:rPr>
+        <w:t xml:space="preserve">Wheel click = lock / unlock</w:t>
+      </w:r>
+      <w:r>
+        <w:t xml:space="preserve">: locked, the lens stays put (amber rim), the mouse is free (left drag selects in edit mode, measurements later). Right-click: the menu as always. The open panels keep their mouse.</w:t>
+      </w:r>
+    </w:p>
+    <w:p>
+      <w:pPr>
+        <w:numPr>
+          <w:ilvl w:val="0"/>
+          <w:numId w:val="1031"/>
+        </w:numPr>
+        <w:pStyle w:val="Compact"/>
+      </w:pPr>
+      <w:r>
+        <w:rPr>
+          <w:bCs/>
+          <w:b/>
+        </w:rPr>
+        <w:t xml:space="preserve">Drawing:</w:t>
+      </w:r>
+      <w:r>
+        <w:t xml:space="preserve"> </w:t>
+      </w:r>
+      <w:r>
+        <w:t xml:space="preserve">GPU: the image’s textures again, scaled around the lens’ centre, cut round and sharpened (unsharp mask from 4 neighbour texels) in the shader, a black disc behind, a dark / light rim; the tiles under the lens are uploaded first. Without shaders a square lens (scissor). CPU: the source pixels under the lens (the screen copy when the lens shows fewer than real pixels), sharpened at their own resolution, enlarged (squares from 4 x, smooth below), filtered, cut round. The display filters and Mirror apply in the lens too.</w:t>
+      </w:r>
+    </w:p>
+    <w:p>
+      <w:pPr>
+        <w:numPr>
+          <w:ilvl w:val="0"/>
+          <w:numId w:val="1031"/>
+        </w:numPr>
+        <w:pStyle w:val="Compact"/>
+      </w:pPr>
+      <w:r>
+        <w:rPr>
+          <w:bCs/>
+          <w:b/>
+        </w:rPr>
+        <w:t xml:space="preserve">Kept:</w:t>
+      </w:r>
+      <w:r>
+        <w:t xml:space="preserve"> </w:t>
+      </w:r>
+      <w:r>
+        <w:rPr>
+          <w:rStyle w:val="VerbatimChar"/>
+        </w:rPr>
+        <w:t xml:space="preserve">[Magnifier] MagnificationPercent</w:t>
+      </w:r>
+      <w:r>
+        <w:t xml:space="preserve"> </w:t>
+      </w:r>
+      <w:r>
+        <w:t xml:space="preserve">(300),</w:t>
+      </w:r>
+      <w:r>
+        <w:t xml:space="preserve"> </w:t>
+      </w:r>
+      <w:r>
+        <w:rPr>
+          <w:rStyle w:val="VerbatimChar"/>
+        </w:rPr>
+        <w:t xml:space="preserve">Size</w:t>
+      </w:r>
+      <w:r>
+        <w:t xml:space="preserve"> </w:t>
+      </w:r>
+      <w:r>
+        <w:t xml:space="preserve">(300 px diameter),</w:t>
+      </w:r>
+      <w:r>
+        <w:t xml:space="preserve"> </w:t>
+      </w:r>
+      <w:r>
+        <w:rPr>
+          <w:rStyle w:val="VerbatimChar"/>
+        </w:rPr>
+        <w:t xml:space="preserve">Sharpen</w:t>
+      </w:r>
+      <w:r>
+        <w:t xml:space="preserve"> </w:t>
+      </w:r>
+      <w:r>
+        <w:t xml:space="preserve">(0), written on exit.</w:t>
       </w:r>
     </w:p>
     <w:p>
@@ -16721,19 +19913,936 @@
         </w:pict>
       </w:r>
     </w:p>
-    <w:bookmarkEnd w:id="69"/>
-    <w:bookmarkStart w:id="70" w:name="startup-sequence-decision"/>
+    <w:bookmarkEnd w:id="70"/>
+    <w:bookmarkEnd w:id="71"/>
+    <w:bookmarkStart w:id="72" w:name="navigation"/>
     <w:p>
       <w:pPr>
         <w:pStyle w:val="Heading2"/>
       </w:pPr>
       <w:r>
+        <w:t xml:space="preserve">10. Navigation</w:t>
+      </w:r>
+    </w:p>
+    <w:p>
+      <w:pPr>
+        <w:numPr>
+          <w:ilvl w:val="0"/>
+          <w:numId w:val="1032"/>
+        </w:numPr>
+        <w:pStyle w:val="Compact"/>
+      </w:pPr>
+      <w:r>
+        <w:rPr>
+          <w:rStyle w:val="VerbatimChar"/>
+        </w:rPr>
+        <w:t xml:space="preserve">TNavigator</w:t>
+      </w:r>
+      <w:r>
+        <w:t xml:space="preserve"> </w:t>
+      </w:r>
+      <w:r>
+        <w:t xml:space="preserve">lives on the UI thread and holds</w:t>
+      </w:r>
+      <w:r>
+        <w:t xml:space="preserve"> </w:t>
+      </w:r>
+      <w:r>
+        <w:rPr>
+          <w:bCs/>
+          <w:b/>
+        </w:rPr>
+        <w:t xml:space="preserve">snapshots</w:t>
+      </w:r>
+      <w:r>
+        <w:t xml:space="preserve"> </w:t>
+      </w:r>
+      <w:r>
+        <w:t xml:space="preserve">(</w:t>
+      </w:r>
+      <w:r>
+        <w:rPr>
+          <w:rStyle w:val="VerbatimChar"/>
+        </w:rPr>
+        <w:t xml:space="preserve">TDirectoryTree</w:t>
+      </w:r>
+      <w:r>
+        <w:t xml:space="preserve">,</w:t>
+      </w:r>
+      <w:r>
+        <w:t xml:space="preserve"> </w:t>
+      </w:r>
+      <w:r>
+        <w:rPr>
+          <w:rStyle w:val="VerbatimChar"/>
+        </w:rPr>
+        <w:t xml:space="preserve">TDirectoryImages</w:t>
+      </w:r>
+      <w:r>
+        <w:t xml:space="preserve">) produced by the scanner. A rescan produces a new snapshot that is swapped in. Snapshots are never modified in place.</w:t>
+      </w:r>
+    </w:p>
+    <w:p>
+      <w:pPr>
+        <w:numPr>
+          <w:ilvl w:val="0"/>
+          <w:numId w:val="1032"/>
+        </w:numPr>
+        <w:pStyle w:val="Compact"/>
+      </w:pPr>
+      <w:r>
+        <w:t xml:space="preserve">Navigation is index manipulation only. It never touches the disk.</w:t>
+      </w:r>
+    </w:p>
+    <w:p>
+      <w:pPr>
+        <w:numPr>
+          <w:ilvl w:val="0"/>
+          <w:numId w:val="1032"/>
+        </w:numPr>
+        <w:pStyle w:val="Compact"/>
+      </w:pPr>
+      <w:r>
+        <w:rPr>
+          <w:iCs/>
+          <w:i/>
+        </w:rPr>
+        <w:t xml:space="preserve">(v1.3)</w:t>
+      </w:r>
+      <w:r>
+        <w:t xml:space="preserve"> </w:t>
+      </w:r>
+      <w:r>
+        <w:rPr>
+          <w:bCs/>
+          <w:b/>
+        </w:rPr>
+        <w:t xml:space="preserve">The window thread never reads folders or files</w:t>
+      </w:r>
+      <w:r>
+        <w:t xml:space="preserve"> </w:t>
+      </w:r>
+      <w:r>
+        <w:t xml:space="preserve">[Decision]; a shortcut taken in Phase B is gone:</w:t>
+      </w:r>
+    </w:p>
+    <w:p>
+      <w:pPr>
+        <w:numPr>
+          <w:ilvl w:val="1"/>
+          <w:numId w:val="1033"/>
+        </w:numPr>
+        <w:pStyle w:val="Compact"/>
+      </w:pPr>
+      <w:r>
+        <w:rPr>
+          <w:rStyle w:val="VerbatimChar"/>
+        </w:rPr>
+        <w:t xml:space="preserve">TDirectoryTree.Build(..., ACollectImages)</w:t>
+      </w:r>
+      <w:r>
+        <w:t xml:space="preserve"> </w:t>
+      </w:r>
+      <w:r>
+        <w:t xml:space="preserve">lists every folder’s images while it reads the folder anyway.</w:t>
+      </w:r>
+    </w:p>
+    <w:p>
+      <w:pPr>
+        <w:numPr>
+          <w:ilvl w:val="1"/>
+          <w:numId w:val="1033"/>
+        </w:numPr>
+        <w:pStyle w:val="Compact"/>
+      </w:pPr>
+      <w:r>
+        <w:rPr>
+          <w:rStyle w:val="VerbatimChar"/>
+        </w:rPr>
+        <w:t xml:space="preserve">TDirectoryScanner</w:t>
+      </w:r>
+      <w:r>
+        <w:t xml:space="preserve"> </w:t>
+      </w:r>
+      <w:r>
+        <w:t xml:space="preserve">does the whole opening: it resolves the path (file or folder, root, start file), lists the start folder and delivers that first, then the tree with all lists (§5.7).</w:t>
+      </w:r>
+    </w:p>
+    <w:p>
+      <w:pPr>
+        <w:numPr>
+          <w:ilvl w:val="1"/>
+          <w:numId w:val="1033"/>
+        </w:numPr>
+        <w:pStyle w:val="Compact"/>
+      </w:pPr>
+      <w:r>
+        <w:rPr>
+          <w:rStyle w:val="VerbatimChar"/>
+        </w:rPr>
+        <w:t xml:space="preserve">TNavigator.ReadsDisk := False</w:t>
+      </w:r>
+      <w:r>
+        <w:t xml:space="preserve"> </w:t>
+      </w:r>
+      <w:r>
+        <w:t xml:space="preserve">in the viewer: it uses only the scanner’s lists (</w:t>
+      </w:r>
+      <w:r>
+        <w:rPr>
+          <w:rStyle w:val="VerbatimChar"/>
+        </w:rPr>
+        <w:t xml:space="preserve">OpenListed</w:t>
+      </w:r>
+      <w:r>
+        <w:t xml:space="preserve">, the tree); a folder not known yet is simply not entered. The tests keep the old mode (</w:t>
+      </w:r>
+      <w:r>
+        <w:rPr>
+          <w:rStyle w:val="VerbatimChar"/>
+        </w:rPr>
+        <w:t xml:space="preserve">ReadsDisk = True</w:t>
+      </w:r>
+      <w:r>
+        <w:t xml:space="preserve">).</w:t>
+      </w:r>
+    </w:p>
+    <w:p>
+      <w:pPr>
+        <w:numPr>
+          <w:ilvl w:val="1"/>
+          <w:numId w:val="1033"/>
+        </w:numPr>
+        <w:pStyle w:val="Compact"/>
+      </w:pPr>
+      <w:r>
+        <w:rPr>
+          <w:rStyle w:val="VerbatimChar"/>
+        </w:rPr>
+        <w:t xml:space="preserve">TMView.OpenMedia</w:t>
+      </w:r>
+      <w:r>
+        <w:t xml:space="preserve"> </w:t>
+      </w:r>
+      <w:r>
+        <w:t xml:space="preserve">only asks the scanner.</w:t>
+      </w:r>
+      <w:r>
+        <w:t xml:space="preserve"> </w:t>
+      </w:r>
+      <w:r>
+        <w:t xml:space="preserve">“</w:t>
+      </w:r>
+      <w:r>
+        <w:t xml:space="preserve">Opening …</w:t>
+      </w:r>
+      <w:r>
+        <w:t xml:space="preserve">”</w:t>
+      </w:r>
+      <w:r>
+        <w:t xml:space="preserve"> </w:t>
+      </w:r>
+      <w:r>
+        <w:t xml:space="preserve">until it answers,</w:t>
+      </w:r>
+      <w:r>
+        <w:t xml:space="preserve"> </w:t>
+      </w:r>
+      <w:r>
+        <w:t xml:space="preserve">“</w:t>
+      </w:r>
+      <w:r>
+        <w:t xml:space="preserve">Not found</w:t>
+      </w:r>
+      <w:r>
+        <w:t xml:space="preserve">”</w:t>
+      </w:r>
+      <w:r>
+        <w:t xml:space="preserve"> </w:t>
+      </w:r>
+      <w:r>
+        <w:t xml:space="preserve">from the scanner. No</w:t>
+      </w:r>
+      <w:r>
+        <w:t xml:space="preserve"> </w:t>
+      </w:r>
+      <w:r>
+        <w:rPr>
+          <w:rStyle w:val="VerbatimChar"/>
+        </w:rPr>
+        <w:t xml:space="preserve">FileExists</w:t>
+      </w:r>
+      <w:r>
+        <w:t xml:space="preserve"> </w:t>
+      </w:r>
+      <w:r>
+        <w:t xml:space="preserve">/</w:t>
+      </w:r>
+      <w:r>
+        <w:t xml:space="preserve"> </w:t>
+      </w:r>
+      <w:r>
+        <w:rPr>
+          <w:rStyle w:val="VerbatimChar"/>
+        </w:rPr>
+        <w:t xml:space="preserve">DirectoryExists</w:t>
+      </w:r>
+      <w:r>
+        <w:t xml:space="preserve"> </w:t>
+      </w:r>
+      <w:r>
+        <w:t xml:space="preserve">on the window thread (drag and drop, start, last session).</w:t>
+      </w:r>
+    </w:p>
+    <w:p>
+      <w:pPr>
+        <w:numPr>
+          <w:ilvl w:val="1"/>
+          <w:numId w:val="1033"/>
+        </w:numPr>
+        <w:pStyle w:val="Compact"/>
+      </w:pPr>
+      <w:r>
+        <w:t xml:space="preserve">No file access per step: the cache is asked by file name (</w:t>
+      </w:r>
+      <w:r>
+        <w:rPr>
+          <w:rStyle w:val="VerbatimChar"/>
+        </w:rPr>
+        <w:t xml:space="preserve">GetByName</w:t>
+      </w:r>
+      <w:r>
+        <w:t xml:space="preserve">), not by a key read from the disk (the old</w:t>
+      </w:r>
+      <w:r>
+        <w:t xml:space="preserve"> </w:t>
+      </w:r>
+      <w:r>
+        <w:rPr>
+          <w:rStyle w:val="VerbatimChar"/>
+        </w:rPr>
+        <w:t xml:space="preserve">MakeImageKey</w:t>
+      </w:r>
+      <w:r>
+        <w:t xml:space="preserve"> </w:t>
+      </w:r>
+      <w:r>
+        <w:t xml:space="preserve">did a</w:t>
+      </w:r>
+      <w:r>
+        <w:t xml:space="preserve"> </w:t>
+      </w:r>
+      <w:r>
+        <w:rPr>
+          <w:rStyle w:val="VerbatimChar"/>
+        </w:rPr>
+        <w:t xml:space="preserve">FindFirst</w:t>
+      </w:r>
+      <w:r>
+        <w:t xml:space="preserve"> </w:t>
+      </w:r>
+      <w:r>
+        <w:t xml:space="preserve">on every step).</w:t>
+      </w:r>
+      <w:r>
+        <w:t xml:space="preserve"> </w:t>
+      </w:r>
+      <w:r>
+        <w:rPr>
+          <w:rStyle w:val="VerbatimChar"/>
+        </w:rPr>
+        <w:t xml:space="preserve">TNavigator.ListedKey</w:t>
+      </w:r>
+      <w:r>
+        <w:t xml:space="preserve"> </w:t>
+      </w:r>
+      <w:r>
+        <w:t xml:space="preserve">gives size and date from the lists where a key is needed. Opening and Rescan clear the cache, since new lists may name other versions of the files.</w:t>
+      </w:r>
+    </w:p>
+    <w:p>
+      <w:pPr>
+        <w:numPr>
+          <w:ilvl w:val="0"/>
+          <w:numId w:val="1032"/>
+        </w:numPr>
+        <w:pStyle w:val="Compact"/>
+      </w:pPr>
+      <w:r>
+        <w:rPr>
+          <w:bCs/>
+          <w:b/>
+        </w:rPr>
+        <w:t xml:space="preserve">Wrap-around:</w:t>
+      </w:r>
+      <w:r>
+        <w:t xml:space="preserve"> </w:t>
+      </w:r>
+      <w:r>
+        <w:t xml:space="preserve">last image → first image, also when there is only one directory. Last directory → first directory.</w:t>
+      </w:r>
+    </w:p>
+    <w:p>
+      <w:pPr>
+        <w:numPr>
+          <w:ilvl w:val="0"/>
+          <w:numId w:val="1032"/>
+        </w:numPr>
+        <w:pStyle w:val="Compact"/>
+      </w:pPr>
+      <w:r>
+        <w:rPr>
+          <w:iCs/>
+          <w:i/>
+        </w:rPr>
+        <w:t xml:space="preserve">(v1.2d)</w:t>
+      </w:r>
+      <w:r>
+        <w:t xml:space="preserve"> </w:t>
+      </w:r>
+      <w:r>
+        <w:rPr>
+          <w:rStyle w:val="VerbatimChar"/>
+        </w:rPr>
+        <w:t xml:space="preserve">WrapScope=Dir</w:t>
+      </w:r>
+      <w:r>
+        <w:t xml:space="preserve">: the last image of a folder is followed by the first image of the</w:t>
+      </w:r>
+      <w:r>
+        <w:t xml:space="preserve"> </w:t>
+      </w:r>
+      <w:r>
+        <w:rPr>
+          <w:bCs/>
+          <w:b/>
+        </w:rPr>
+        <w:t xml:space="preserve">same</w:t>
+      </w:r>
+      <w:r>
+        <w:t xml:space="preserve"> </w:t>
+      </w:r>
+      <w:r>
+        <w:t xml:space="preserve">folder; only the folder commands (</w:t>
+      </w:r>
+      <w:r>
+        <w:rPr>
+          <w:iCs/>
+          <w:i/>
+        </w:rPr>
+        <w:t xml:space="preserve">v1.3: ← / →, tilt, gestures</w:t>
+      </w:r>
+      <w:r>
+        <w:t xml:space="preserve">) change folders.</w:t>
+      </w:r>
+      <w:r>
+        <w:t xml:space="preserve"> </w:t>
+      </w:r>
+      <w:r>
+        <w:rPr>
+          <w:rStyle w:val="VerbatimChar"/>
+        </w:rPr>
+        <w:t xml:space="preserve">WrapScope=Tree</w:t>
+      </w:r>
+      <w:r>
+        <w:t xml:space="preserve">: navigation continues into the next folder with images. (</w:t>
+      </w:r>
+      <w:r>
+        <w:rPr>
+          <w:rStyle w:val="VerbatimChar"/>
+        </w:rPr>
+        <w:t xml:space="preserve">Folder</w:t>
+      </w:r>
+      <w:r>
+        <w:t xml:space="preserve"> </w:t>
+      </w:r>
+      <w:r>
+        <w:t xml:space="preserve">and</w:t>
+      </w:r>
+      <w:r>
+        <w:t xml:space="preserve"> </w:t>
+      </w:r>
+      <w:r>
+        <w:rPr>
+          <w:rStyle w:val="VerbatimChar"/>
+        </w:rPr>
+        <w:t xml:space="preserve">Directory</w:t>
+      </w:r>
+      <w:r>
+        <w:t xml:space="preserve"> </w:t>
+      </w:r>
+      <w:r>
+        <w:t xml:space="preserve">are read as</w:t>
+      </w:r>
+      <w:r>
+        <w:t xml:space="preserve"> </w:t>
+      </w:r>
+      <w:r>
+        <w:rPr>
+          <w:rStyle w:val="VerbatimChar"/>
+        </w:rPr>
+        <w:t xml:space="preserve">Dir</w:t>
+      </w:r>
+      <w:r>
+        <w:t xml:space="preserve">.)</w:t>
+      </w:r>
+    </w:p>
+    <w:p>
+      <w:pPr>
+        <w:numPr>
+          <w:ilvl w:val="0"/>
+          <w:numId w:val="1032"/>
+        </w:numPr>
+        <w:pStyle w:val="Compact"/>
+      </w:pPr>
+      <w:r>
+        <w:t xml:space="preserve">Directories without images are skipped.</w:t>
+      </w:r>
+    </w:p>
+    <w:p>
+      <w:pPr>
+        <w:numPr>
+          <w:ilvl w:val="0"/>
+          <w:numId w:val="1032"/>
+        </w:numPr>
+        <w:pStyle w:val="Compact"/>
+      </w:pPr>
+      <w:r>
+        <w:rPr>
+          <w:bCs/>
+          <w:b/>
+        </w:rPr>
+        <w:t xml:space="preserve">Peek:</w:t>
+      </w:r>
+      <w:r>
+        <w:t xml:space="preserve"> </w:t>
+      </w:r>
+      <w:r>
+        <w:rPr>
+          <w:rStyle w:val="VerbatimChar"/>
+        </w:rPr>
+        <w:t xml:space="preserve">Navigator.FileAtOffset(k)</w:t>
+      </w:r>
+      <w:r>
+        <w:t xml:space="preserve"> </w:t>
+      </w:r>
+      <w:r>
+        <w:t xml:space="preserve">returns the file</w:t>
+      </w:r>
+      <w:r>
+        <w:t xml:space="preserve"> </w:t>
+      </w:r>
+      <w:r>
+        <w:rPr>
+          <w:iCs/>
+          <w:i/>
+        </w:rPr>
+        <w:t xml:space="preserve">k</w:t>
+      </w:r>
+      <w:r>
+        <w:t xml:space="preserve"> </w:t>
+      </w:r>
+      <w:r>
+        <w:t xml:space="preserve">steps away in either direction, crossing directory boundaries, or</w:t>
+      </w:r>
+      <w:r>
+        <w:t xml:space="preserve"> </w:t>
+      </w:r>
+      <w:r>
+        <w:t xml:space="preserve">“</w:t>
+      </w:r>
+      <w:r>
+        <w:t xml:space="preserve">unknown</w:t>
+      </w:r>
+      <w:r>
+        <w:t xml:space="preserve">”</w:t>
+      </w:r>
+      <w:r>
+        <w:t xml:space="preserve"> </w:t>
+      </w:r>
+      <w:r>
+        <w:t xml:space="preserve">if that directory has not been listed yet. The scheduler uses it for preloading.</w:t>
+      </w:r>
+      <w:r>
+        <w:t xml:space="preserve"> </w:t>
+      </w:r>
+      <w:r>
+        <w:t xml:space="preserve">“</w:t>
+      </w:r>
+      <w:r>
+        <w:t xml:space="preserve">Unknown</w:t>
+      </w:r>
+      <w:r>
+        <w:t xml:space="preserve">”</w:t>
+      </w:r>
+      <w:r>
+        <w:t xml:space="preserve"> </w:t>
+      </w:r>
+      <w:r>
+        <w:t xml:space="preserve">makes the scanner list that neighbor directory at S1.</w:t>
+      </w:r>
+    </w:p>
+    <w:p>
+      <w:pPr>
+        <w:numPr>
+          <w:ilvl w:val="0"/>
+          <w:numId w:val="1032"/>
+        </w:numPr>
+        <w:pStyle w:val="Compact"/>
+      </w:pPr>
+      <w:r>
+        <w:rPr>
+          <w:bCs/>
+          <w:b/>
+        </w:rPr>
+        <w:t xml:space="preserve">Sorting:</w:t>
+      </w:r>
+      <w:r>
+        <w:t xml:space="preserve"> </w:t>
+      </w:r>
+      <w:r>
+        <w:t xml:space="preserve">date (newest → oldest default, oldest → newest optional) or</w:t>
+      </w:r>
+      <w:r>
+        <w:t xml:space="preserve"> </w:t>
+      </w:r>
+      <w:r>
+        <w:rPr>
+          <w:bCs/>
+          <w:b/>
+        </w:rPr>
+        <w:t xml:space="preserve">natural filename</w:t>
+      </w:r>
+      <w:r>
+        <w:t xml:space="preserve"> </w:t>
+      </w:r>
+      <w:r>
+        <w:t xml:space="preserve">(digit runs compare numerically, case-insensitive:</w:t>
+      </w:r>
+      <w:r>
+        <w:t xml:space="preserve"> </w:t>
+      </w:r>
+      <w:r>
+        <w:rPr>
+          <w:rStyle w:val="VerbatimChar"/>
+        </w:rPr>
+        <w:t xml:space="preserve">Image2 &lt; Image10</w:t>
+      </w:r>
+      <w:r>
+        <w:t xml:space="preserve">). Changing sort mode re-sorts only the current directory’s list and triggers a reconcile. Directories are always alphabetical (natural).</w:t>
+      </w:r>
+      <w:r>
+        <w:t xml:space="preserve"> </w:t>
+      </w:r>
+      <w:r>
+        <w:rPr>
+          <w:iCs/>
+          <w:i/>
+        </w:rPr>
+        <w:t xml:space="preserve">(v1.3: a zone with an order switches to it before navigating, §9.2.)</w:t>
+      </w:r>
+    </w:p>
+    <w:p>
+      <w:pPr>
+        <w:numPr>
+          <w:ilvl w:val="0"/>
+          <w:numId w:val="1032"/>
+        </w:numPr>
+        <w:pStyle w:val="Compact"/>
+      </w:pPr>
+      <w:r>
+        <w:rPr>
+          <w:iCs/>
+          <w:i/>
+        </w:rPr>
+        <w:t xml:space="preserve">(v1.3)</w:t>
+      </w:r>
+      <w:r>
+        <w:t xml:space="preserve"> </w:t>
+      </w:r>
+      <w:r>
+        <w:rPr>
+          <w:bCs/>
+          <w:b/>
+        </w:rPr>
+        <w:t xml:space="preserve">Parent folder</w:t>
+      </w:r>
+      <w:r>
+        <w:t xml:space="preserve"> </w:t>
+      </w:r>
+      <w:r>
+        <w:t xml:space="preserve">(gesture up): browsing restarts from the parent of the opened folder, keeping the current file (</w:t>
+      </w:r>
+      <w:r>
+        <w:t xml:space="preserve">“</w:t>
+      </w:r>
+      <w:r>
+        <w:t xml:space="preserve">browsing from …</w:t>
+      </w:r>
+      <w:r>
+        <w:t xml:space="preserve">”</w:t>
+      </w:r>
+      <w:r>
+        <w:t xml:space="preserve">; at a drive root:</w:t>
+      </w:r>
+      <w:r>
+        <w:t xml:space="preserve"> </w:t>
+      </w:r>
+      <w:r>
+        <w:t xml:space="preserve">“</w:t>
+      </w:r>
+      <w:r>
+        <w:t xml:space="preserve">already at the top</w:t>
+      </w:r>
+      <w:r>
+        <w:t xml:space="preserve">”</w:t>
+      </w:r>
+      <w:r>
+        <w:t xml:space="preserve">).</w:t>
+      </w:r>
+    </w:p>
+    <w:p>
+      <w:pPr>
+        <w:numPr>
+          <w:ilvl w:val="0"/>
+          <w:numId w:val="1032"/>
+        </w:numPr>
+        <w:pStyle w:val="Compact"/>
+      </w:pPr>
+      <w:r>
+        <w:rPr>
+          <w:iCs/>
+          <w:i/>
+        </w:rPr>
+        <w:t xml:space="preserve">(Day 22, user)</w:t>
+      </w:r>
+      <w:r>
+        <w:t xml:space="preserve"> </w:t>
+      </w:r>
+      <w:r>
+        <w:rPr>
+          <w:bCs/>
+          <w:b/>
+        </w:rPr>
+        <w:t xml:space="preserve">Climbing</w:t>
+      </w:r>
+      <w:r>
+        <w:t xml:space="preserve"> </w:t>
+      </w:r>
+      <w:r>
+        <w:t xml:space="preserve">(</w:t>
+      </w:r>
+      <w:r>
+        <w:rPr>
+          <w:rStyle w:val="VerbatimChar"/>
+        </w:rPr>
+        <w:t xml:space="preserve">[Navigation] ClimbUp=1</w:t>
+      </w:r>
+      <w:r>
+        <w:t xml:space="preserve">, off by default): a step that runs past the end of the tree (next / previous folder; next / previous image with</w:t>
+      </w:r>
+      <w:r>
+        <w:t xml:space="preserve"> </w:t>
+      </w:r>
+      <w:r>
+        <w:rPr>
+          <w:rStyle w:val="VerbatimChar"/>
+        </w:rPr>
+        <w:t xml:space="preserve">WrapScope=Tree</w:t>
+      </w:r>
+      <w:r>
+        <w:t xml:space="preserve">) doesn’t wrap around. MView opens the root’s parent (like Parent folder, keeping the current image) and, once that tree is scanned, does the same step again: it lands in the neighbouring folder of the old root. At that tree’s end it climbs again, and so on, up to one level below a drive or network share (then it wraps as usual). Opening a single image or a sort-panel folder therefore no longer locks browsing inside that folder.</w:t>
+      </w:r>
+      <w:r>
+        <w:t xml:space="preserve"> </w:t>
+      </w:r>
+      <w:r>
+        <w:rPr>
+          <w:rStyle w:val="VerbatimChar"/>
+        </w:rPr>
+        <w:t xml:space="preserve">TNavigator.ClimbUp</w:t>
+      </w:r>
+      <w:r>
+        <w:t xml:space="preserve"> </w:t>
+      </w:r>
+      <w:r>
+        <w:t xml:space="preserve">/</w:t>
+      </w:r>
+      <w:r>
+        <w:t xml:space="preserve"> </w:t>
+      </w:r>
+      <w:r>
+        <w:rPr>
+          <w:rStyle w:val="VerbatimChar"/>
+        </w:rPr>
+        <w:t xml:space="preserve">ClimbWanted</w:t>
+      </w:r>
+      <w:r>
+        <w:t xml:space="preserve"> </w:t>
+      </w:r>
+      <w:r>
+        <w:t xml:space="preserve">/</w:t>
+      </w:r>
+      <w:r>
+        <w:t xml:space="preserve"> </w:t>
+      </w:r>
+      <w:r>
+        <w:rPr>
+          <w:rStyle w:val="VerbatimChar"/>
+        </w:rPr>
+        <w:t xml:space="preserve">CanClimbUp</w:t>
+      </w:r>
+      <w:r>
+        <w:t xml:space="preserve">,</w:t>
+      </w:r>
+      <w:r>
+        <w:t xml:space="preserve"> </w:t>
+      </w:r>
+      <w:r>
+        <w:rPr>
+          <w:rStyle w:val="VerbatimChar"/>
+        </w:rPr>
+        <w:t xml:space="preserve">TMView.ClimbUp</w:t>
+      </w:r>
+      <w:r>
+        <w:t xml:space="preserve">. With</w:t>
+      </w:r>
+      <w:r>
+        <w:t xml:space="preserve"> </w:t>
+      </w:r>
+      <w:r>
+        <w:rPr>
+          <w:rStyle w:val="VerbatimChar"/>
+        </w:rPr>
+        <w:t xml:space="preserve">WrapScope=Dir</w:t>
+      </w:r>
+      <w:r>
+        <w:t xml:space="preserve"> </w:t>
+      </w:r>
+      <w:r>
+        <w:t xml:space="preserve">image steps stay in the folder as before; the folder steps climb. Needs</w:t>
+      </w:r>
+      <w:r>
+        <w:t xml:space="preserve"> </w:t>
+      </w:r>
+      <w:r>
+        <w:rPr>
+          <w:rStyle w:val="VerbatimChar"/>
+        </w:rPr>
+        <w:t xml:space="preserve">Recursive=1</w:t>
+      </w:r>
+      <w:r>
+        <w:t xml:space="preserve">. While the folder above is read, further steps wait (the last one is done then; after 20 s they go on as usual); the decoded images are kept (also for Parent folder).</w:t>
+      </w:r>
+    </w:p>
+    <w:p>
+      <w:pPr>
+        <w:numPr>
+          <w:ilvl w:val="0"/>
+          <w:numId w:val="1032"/>
+        </w:numPr>
+        <w:pStyle w:val="Compact"/>
+      </w:pPr>
+      <w:r>
+        <w:t xml:space="preserve">Files moved or deleted externally are detected when they fail to open. They are removed from the snapshot, and navigation continues. There is no file watcher in v1.</w:t>
+      </w:r>
+    </w:p>
+    <w:p>
+      <w:r>
+        <w:pict>
+          <v:rect style="width:0;height:1.5pt" o:hralign="center" o:hrstd="t" o:hr="t"/>
+        </w:pict>
+      </w:r>
+    </w:p>
+    <w:bookmarkEnd w:id="72"/>
+    <w:bookmarkStart w:id="73" w:name="startup-sequence-decision"/>
+    <w:p>
+      <w:pPr>
+        <w:pStyle w:val="Heading2"/>
+      </w:pPr>
+      <w:r>
         <w:t xml:space="preserve">11. Startup sequence [Decision]</w:t>
       </w:r>
     </w:p>
     <w:p>
       <w:pPr>
         <w:pStyle w:val="FirstParagraph"/>
+      </w:pPr>
+      <w:r>
+        <w:rPr>
+          <w:iCs/>
+          <w:i/>
+        </w:rPr>
+        <w:t xml:space="preserve">(Day 23)</w:t>
+      </w:r>
+      <w:r>
+        <w:t xml:space="preserve"> </w:t>
+      </w:r>
+      <w:r>
+        <w:rPr>
+          <w:bCs/>
+          <w:b/>
+        </w:rPr>
+        <w:t xml:space="preserve">Only one instance</w:t>
+      </w:r>
+      <w:r>
+        <w:t xml:space="preserve"> </w:t>
+      </w:r>
+      <w:r>
+        <w:t xml:space="preserve">(</w:t>
+      </w:r>
+      <w:r>
+        <w:rPr>
+          <w:rStyle w:val="VerbatimChar"/>
+        </w:rPr>
+        <w:t xml:space="preserve">[Startup] OnlyOneInstance=1</w:t>
+      </w:r>
+      <w:r>
+        <w:t xml:space="preserve">, default; user: opening images from Total Commander must not start a new MView each time): before it makes a window, a second MView finds the running one (a named mutex; the handle of a hidden message-only window in a small named shared memory block,</w:t>
+      </w:r>
+      <w:r>
+        <w:t xml:space="preserve"> </w:t>
+      </w:r>
+      <w:r>
+        <w:rPr>
+          <w:rStyle w:val="VerbatimChar"/>
+        </w:rPr>
+        <w:t xml:space="preserve">uSingleInstance</w:t>
+      </w:r>
+      <w:r>
+        <w:t xml:space="preserve"> </w:t>
+      </w:r>
+      <w:r>
+        <w:t xml:space="preserve">— not the form’s window: the LCL doesn’t pass</w:t>
+      </w:r>
+      <w:r>
+        <w:t xml:space="preserve"> </w:t>
+      </w:r>
+      <w:r>
+        <w:rPr>
+          <w:rStyle w:val="VerbatimChar"/>
+        </w:rPr>
+        <w:t xml:space="preserve">WM_COPYDATA</w:t>
+      </w:r>
+      <w:r>
+        <w:t xml:space="preserve"> </w:t>
+      </w:r>
+      <w:r>
+        <w:t xml:space="preserve">on to a form, and going fullscreen makes the form’s window again), sends it the file or folder as a full path (</w:t>
+      </w:r>
+      <w:r>
+        <w:rPr>
+          <w:rStyle w:val="VerbatimChar"/>
+        </w:rPr>
+        <w:t xml:space="preserve">WM_COPYDATA</w:t>
+      </w:r>
+      <w:r>
+        <w:t xml:space="preserve">, tagged), brings it to the front and ends. The running MView opens the path like a drop (the settings screen starts the viewer with it). A running MView that doesn’t answer within 5 s, or has no window yet after 3 s, is left alone: the new one runs on its own.</w:t>
+      </w:r>
+    </w:p>
+    <w:p>
+      <w:pPr>
+        <w:pStyle w:val="BodyText"/>
       </w:pPr>
       <w:r>
         <w:t xml:space="preserve">The first image has priority over everything, including knowing what directory it is in.</w:t>
@@ -17809,8 +21918,8 @@
         </w:pict>
       </w:r>
     </w:p>
-    <w:bookmarkEnd w:id="70"/>
-    <w:bookmarkStart w:id="71" w:name="X495dd33c566dbbb82fcf5665fd61e61f849711b"/>
+    <w:bookmarkEnd w:id="73"/>
+    <w:bookmarkStart w:id="74" w:name="X495dd33c566dbbb82fcf5665fd61e61f849711b"/>
     <w:p>
       <w:pPr>
         <w:pStyle w:val="Heading2"/>
@@ -18968,8 +23077,8 @@
         </w:pict>
       </w:r>
     </w:p>
-    <w:bookmarkEnd w:id="71"/>
-    <w:bookmarkStart w:id="72" w:name="memory"/>
+    <w:bookmarkEnd w:id="74"/>
+    <w:bookmarkStart w:id="75" w:name="memory"/>
     <w:p>
       <w:pPr>
         <w:pStyle w:val="Heading2"/>
@@ -18982,7 +23091,7 @@
       <w:pPr>
         <w:numPr>
           <w:ilvl w:val="0"/>
-          <w:numId w:val="1028"/>
+          <w:numId w:val="1034"/>
         </w:numPr>
         <w:pStyle w:val="Compact"/>
       </w:pPr>
@@ -19028,7 +23137,7 @@
       <w:pPr>
         <w:numPr>
           <w:ilvl w:val="0"/>
-          <w:numId w:val="1028"/>
+          <w:numId w:val="1034"/>
         </w:numPr>
         <w:pStyle w:val="Compact"/>
       </w:pPr>
@@ -19049,7 +23158,7 @@
       <w:pPr>
         <w:numPr>
           <w:ilvl w:val="0"/>
-          <w:numId w:val="1028"/>
+          <w:numId w:val="1034"/>
         </w:numPr>
         <w:pStyle w:val="Compact"/>
       </w:pPr>
@@ -19080,7 +23189,7 @@
       <w:pPr>
         <w:numPr>
           <w:ilvl w:val="0"/>
-          <w:numId w:val="1028"/>
+          <w:numId w:val="1034"/>
         </w:numPr>
         <w:pStyle w:val="Compact"/>
       </w:pPr>
@@ -19102,7 +23211,7 @@
       <w:pPr>
         <w:numPr>
           <w:ilvl w:val="0"/>
-          <w:numId w:val="1028"/>
+          <w:numId w:val="1034"/>
         </w:numPr>
         <w:pStyle w:val="Compact"/>
       </w:pPr>
@@ -19124,7 +23233,7 @@
       <w:pPr>
         <w:numPr>
           <w:ilvl w:val="0"/>
-          <w:numId w:val="1028"/>
+          <w:numId w:val="1034"/>
         </w:numPr>
         <w:pStyle w:val="Compact"/>
       </w:pPr>
@@ -19156,7 +23265,7 @@
       <w:pPr>
         <w:numPr>
           <w:ilvl w:val="0"/>
-          <w:numId w:val="1028"/>
+          <w:numId w:val="1034"/>
         </w:numPr>
         <w:pStyle w:val="Compact"/>
       </w:pPr>
@@ -19188,7 +23297,7 @@
       <w:pPr>
         <w:numPr>
           <w:ilvl w:val="0"/>
-          <w:numId w:val="1028"/>
+          <w:numId w:val="1034"/>
         </w:numPr>
         <w:pStyle w:val="Compact"/>
       </w:pPr>
@@ -19220,7 +23329,7 @@
       <w:pPr>
         <w:numPr>
           <w:ilvl w:val="0"/>
-          <w:numId w:val="1028"/>
+          <w:numId w:val="1034"/>
         </w:numPr>
         <w:pStyle w:val="Compact"/>
       </w:pPr>
@@ -19242,7 +23351,7 @@
       <w:pPr>
         <w:numPr>
           <w:ilvl w:val="0"/>
-          <w:numId w:val="1028"/>
+          <w:numId w:val="1034"/>
         </w:numPr>
         <w:pStyle w:val="Compact"/>
       </w:pPr>
@@ -19267,8 +23376,8 @@
         </w:pict>
       </w:r>
     </w:p>
-    <w:bookmarkEnd w:id="72"/>
-    <w:bookmarkStart w:id="73" w:name="configuration"/>
+    <w:bookmarkEnd w:id="75"/>
+    <w:bookmarkStart w:id="76" w:name="configuration"/>
     <w:p>
       <w:pPr>
         <w:pStyle w:val="Heading2"/>
@@ -19775,6 +23884,27 @@
       </w:r>
       <w:r>
         <w:rPr>
+          <w:rStyle w:val="DataTypeTok"/>
+        </w:rPr>
+        <w:t xml:space="preserve">OnlyOneInstance</w:t>
+      </w:r>
+      <w:r>
+        <w:rPr>
+          <w:rStyle w:val="OtherTok"/>
+        </w:rPr>
+        <w:t xml:space="preserve">=</w:t>
+      </w:r>
+      <w:r>
+        <w:rPr>
+          <w:rStyle w:val="StringTok"/>
+        </w:rPr>
+        <w:t xml:space="preserve">1       ; Day 23: an image / folder opened while MView runs (Total Commander) goes to the running MView</w:t>
+      </w:r>
+      <w:r>
+        <w:br/>
+      </w:r>
+      <w:r>
+        <w:rPr>
           <w:rStyle w:val="KeywordTok"/>
         </w:rPr>
         <w:t xml:space="preserve">[Window]</w:t>
@@ -19999,6 +24129,27 @@
         <w:rPr>
           <w:rStyle w:val="DataTypeTok"/>
         </w:rPr>
+        <w:t xml:space="preserve">ClimbUp</w:t>
+      </w:r>
+      <w:r>
+        <w:rPr>
+          <w:rStyle w:val="OtherTok"/>
+        </w:rPr>
+        <w:t xml:space="preserve">=</w:t>
+      </w:r>
+      <w:r>
+        <w:rPr>
+          <w:rStyle w:val="StringTok"/>
+        </w:rPr>
+        <w:t xml:space="preserve">0               ; Day 22: 1 = at the end of the tree browse on one level higher (up to one below the drive)</w:t>
+      </w:r>
+      <w:r>
+        <w:br/>
+      </w:r>
+      <w:r>
+        <w:rPr>
+          <w:rStyle w:val="DataTypeTok"/>
+        </w:rPr>
         <w:t xml:space="preserve">PlaceholderForBadImages</w:t>
       </w:r>
       <w:r>
@@ -20489,6 +24640,345 @@
           <w:rStyle w:val="StringTok"/>
         </w:rPr>
         <w:t xml:space="preserve">     ; * for "Save image"; empty = the user's Documents folder, written here at the first save; not usable = Documents for that save</w:t>
+      </w:r>
+      <w:r>
+        <w:br/>
+      </w:r>
+      <w:r>
+        <w:rPr>
+          <w:rStyle w:val="KeywordTok"/>
+        </w:rPr>
+        <w:t xml:space="preserve">[Sort]</w:t>
+      </w:r>
+      <w:r>
+        <w:rPr>
+          <w:rStyle w:val="DataTypeTok"/>
+        </w:rPr>
+        <w:t xml:space="preserve">                  ; Day 21, §9.7</w:t>
+      </w:r>
+      <w:r>
+        <w:br/>
+      </w:r>
+      <w:r>
+        <w:rPr>
+          <w:rStyle w:val="DataTypeTok"/>
+        </w:rPr>
+        <w:t xml:space="preserve">EdgeDelayMs</w:t>
+      </w:r>
+      <w:r>
+        <w:rPr>
+          <w:rStyle w:val="OtherTok"/>
+        </w:rPr>
+        <w:t xml:space="preserve">=</w:t>
+      </w:r>
+      <w:r>
+        <w:rPr>
+          <w:rStyle w:val="StringTok"/>
+        </w:rPr>
+        <w:t xml:space="preserve">500         ; ms at the right edge until the sort panel opens; 0 = never (menu / command still open it)</w:t>
+      </w:r>
+      <w:r>
+        <w:br/>
+      </w:r>
+      <w:r>
+        <w:rPr>
+          <w:rStyle w:val="DataTypeTok"/>
+        </w:rPr>
+        <w:t xml:space="preserve">EdgeWidth</w:t>
+      </w:r>
+      <w:r>
+        <w:rPr>
+          <w:rStyle w:val="OtherTok"/>
+        </w:rPr>
+        <w:t xml:space="preserve">=</w:t>
+      </w:r>
+      <w:r>
+        <w:rPr>
+          <w:rStyle w:val="StringTok"/>
+        </w:rPr>
+        <w:t xml:space="preserve">12            ; px from the right edge that count as "at the edge" (96 dpi, scaled; 2..60)</w:t>
+      </w:r>
+      <w:r>
+        <w:br/>
+      </w:r>
+      <w:r>
+        <w:rPr>
+          <w:rStyle w:val="DataTypeTok"/>
+        </w:rPr>
+        <w:t xml:space="preserve">Pinned</w:t>
+      </w:r>
+      <w:r>
+        <w:rPr>
+          <w:rStyle w:val="OtherTok"/>
+        </w:rPr>
+        <w:t xml:space="preserve">=</w:t>
+      </w:r>
+      <w:r>
+        <w:rPr>
+          <w:rStyle w:val="StringTok"/>
+        </w:rPr>
+        <w:t xml:space="preserve">0                ; the panel stays open</w:t>
+      </w:r>
+      <w:r>
+        <w:br/>
+      </w:r>
+      <w:r>
+        <w:rPr>
+          <w:rStyle w:val="DataTypeTok"/>
+        </w:rPr>
+        <w:t xml:space="preserve">DeletedFolder</w:t>
+      </w:r>
+      <w:r>
+        <w:rPr>
+          <w:rStyle w:val="OtherTok"/>
+        </w:rPr>
+        <w:t xml:space="preserve">=</w:t>
+      </w:r>
+      <w:r>
+        <w:rPr>
+          <w:rStyle w:val="StringTok"/>
+        </w:rPr>
+        <w:t xml:space="preserve">          ; where "Delete" moves files; empty = Documents\MView deleted files</w:t>
+      </w:r>
+      <w:r>
+        <w:br/>
+      </w:r>
+      <w:r>
+        <w:rPr>
+          <w:rStyle w:val="DataTypeTok"/>
+        </w:rPr>
+        <w:t xml:space="preserve">IconFolder</w:t>
+      </w:r>
+      <w:r>
+        <w:rPr>
+          <w:rStyle w:val="OtherTok"/>
+        </w:rPr>
+        <w:t xml:space="preserve">=</w:t>
+      </w:r>
+      <w:r>
+        <w:rPr>
+          <w:rStyle w:val="StringTok"/>
+        </w:rPr>
+        <w:t xml:space="preserve">             ; (next stage) button icons; empty = icons\ next to MView.exe</w:t>
+      </w:r>
+      <w:r>
+        <w:br/>
+      </w:r>
+      <w:r>
+        <w:rPr>
+          <w:rStyle w:val="DataTypeTok"/>
+        </w:rPr>
+        <w:t xml:space="preserve">TotalCommander</w:t>
+      </w:r>
+      <w:r>
+        <w:rPr>
+          <w:rStyle w:val="OtherTok"/>
+        </w:rPr>
+        <w:t xml:space="preserve">=</w:t>
+      </w:r>
+      <w:r>
+        <w:rPr>
+          <w:rStyle w:val="StringTok"/>
+        </w:rPr>
+        <w:t xml:space="preserve">         ; path of TOTALCMD64.EXE for side by side; empty = found by MView</w:t>
+      </w:r>
+      <w:r>
+        <w:br/>
+      </w:r>
+      <w:r>
+        <w:rPr>
+          <w:rStyle w:val="DataTypeTok"/>
+        </w:rPr>
+        <w:t xml:space="preserve">FollowTotalCommander</w:t>
+      </w:r>
+      <w:r>
+        <w:rPr>
+          <w:rStyle w:val="OtherTok"/>
+        </w:rPr>
+        <w:t xml:space="preserve">=</w:t>
+      </w:r>
+      <w:r>
+        <w:rPr>
+          <w:rStyle w:val="StringTok"/>
+        </w:rPr>
+        <w:t xml:space="preserve">1  ; Day 23: 0 off, 1 its active panel's folder, 2 also the image under its cursor</w:t>
+      </w:r>
+      <w:r>
+        <w:br/>
+      </w:r>
+      <w:r>
+        <w:rPr>
+          <w:rStyle w:val="DataTypeTok"/>
+        </w:rPr>
+        <w:t xml:space="preserve">Slot1Folder</w:t>
+      </w:r>
+      <w:r>
+        <w:rPr>
+          <w:rStyle w:val="OtherTok"/>
+        </w:rPr>
+        <w:t xml:space="preserve">=</w:t>
+      </w:r>
+      <w:r>
+        <w:rPr>
+          <w:rStyle w:val="StringTok"/>
+        </w:rPr>
+        <w:t xml:space="preserve"> / Slot1Name= / Slot1Color= / Slot1Icon=   ; one group per button, written by MView</w:t>
+      </w:r>
+      <w:r>
+        <w:br/>
+      </w:r>
+      <w:r>
+        <w:rPr>
+          <w:rStyle w:val="DataTypeTok"/>
+        </w:rPr>
+        <w:t xml:space="preserve">Recent1</w:t>
+      </w:r>
+      <w:r>
+        <w:rPr>
+          <w:rStyle w:val="OtherTok"/>
+        </w:rPr>
+        <w:t xml:space="preserve">=</w:t>
+      </w:r>
+      <w:r>
+        <w:rPr>
+          <w:rStyle w:val="StringTok"/>
+        </w:rPr>
+        <w:t xml:space="preserve"> … Recent8=     ; folders chosen last, written by MView</w:t>
+      </w:r>
+      <w:r>
+        <w:br/>
+      </w:r>
+      <w:r>
+        <w:rPr>
+          <w:rStyle w:val="KeywordTok"/>
+        </w:rPr>
+        <w:t xml:space="preserve">[Filters]</w:t>
+      </w:r>
+      <w:r>
+        <w:rPr>
+          <w:rStyle w:val="DataTypeTok"/>
+        </w:rPr>
+        <w:t xml:space="preserve">               ; Day 22, §9.8</w:t>
+      </w:r>
+      <w:r>
+        <w:br/>
+      </w:r>
+      <w:r>
+        <w:rPr>
+          <w:rStyle w:val="DataTypeTok"/>
+        </w:rPr>
+        <w:t xml:space="preserve">Pinned</w:t>
+      </w:r>
+      <w:r>
+        <w:rPr>
+          <w:rStyle w:val="OtherTok"/>
+        </w:rPr>
+        <w:t xml:space="preserve">=</w:t>
+      </w:r>
+      <w:r>
+        <w:rPr>
+          <w:rStyle w:val="StringTok"/>
+        </w:rPr>
+        <w:t xml:space="preserve">0                ; the filter panel (left edge) stays open</w:t>
+      </w:r>
+      <w:r>
+        <w:br/>
+      </w:r>
+      <w:r>
+        <w:rPr>
+          <w:rStyle w:val="DataTypeTok"/>
+        </w:rPr>
+        <w:t xml:space="preserve">AutoFilter</w:t>
+      </w:r>
+      <w:r>
+        <w:rPr>
+          <w:rStyle w:val="OtherTok"/>
+        </w:rPr>
+        <w:t xml:space="preserve">=</w:t>
+      </w:r>
+      <w:r>
+        <w:rPr>
+          <w:rStyle w:val="StringTok"/>
+        </w:rPr>
+        <w:t xml:space="preserve">1            ; Auto black / white point for every image from the start</w:t>
+      </w:r>
+      <w:r>
+        <w:br/>
+      </w:r>
+      <w:r>
+        <w:rPr>
+          <w:rStyle w:val="KeywordTok"/>
+        </w:rPr>
+        <w:t xml:space="preserve">[Magnifier]</w:t>
+      </w:r>
+      <w:r>
+        <w:rPr>
+          <w:rStyle w:val="DataTypeTok"/>
+        </w:rPr>
+        <w:t xml:space="preserve">             ; Day 23, §9.9 (written on exit)</w:t>
+      </w:r>
+      <w:r>
+        <w:br/>
+      </w:r>
+      <w:r>
+        <w:rPr>
+          <w:rStyle w:val="DataTypeTok"/>
+        </w:rPr>
+        <w:t xml:space="preserve">MagnificationPercent</w:t>
+      </w:r>
+      <w:r>
+        <w:rPr>
+          <w:rStyle w:val="OtherTok"/>
+        </w:rPr>
+        <w:t xml:space="preserve">=</w:t>
+      </w:r>
+      <w:r>
+        <w:rPr>
+          <w:rStyle w:val="StringTok"/>
+        </w:rPr>
+        <w:t xml:space="preserve">300 ; relative to the screen (300 = 3 x)</w:t>
+      </w:r>
+      <w:r>
+        <w:br/>
+      </w:r>
+      <w:r>
+        <w:rPr>
+          <w:rStyle w:val="DataTypeTok"/>
+        </w:rPr>
+        <w:t xml:space="preserve">Size</w:t>
+      </w:r>
+      <w:r>
+        <w:rPr>
+          <w:rStyle w:val="OtherTok"/>
+        </w:rPr>
+        <w:t xml:space="preserve">=</w:t>
+      </w:r>
+      <w:r>
+        <w:rPr>
+          <w:rStyle w:val="StringTok"/>
+        </w:rPr>
+        <w:t xml:space="preserve">300                ; diameter in px</w:t>
+      </w:r>
+      <w:r>
+        <w:br/>
+      </w:r>
+      <w:r>
+        <w:rPr>
+          <w:rStyle w:val="DataTypeTok"/>
+        </w:rPr>
+        <w:t xml:space="preserve">Sharpen</w:t>
+      </w:r>
+      <w:r>
+        <w:rPr>
+          <w:rStyle w:val="OtherTok"/>
+        </w:rPr>
+        <w:t xml:space="preserve">=</w:t>
+      </w:r>
+      <w:r>
+        <w:rPr>
+          <w:rStyle w:val="StringTok"/>
+        </w:rPr>
+        <w:t xml:space="preserve">0               ; 0 off, 1 low, 2 high</w:t>
       </w:r>
     </w:p>
     <w:p>
@@ -20673,8 +25163,8 @@
         </w:pict>
       </w:r>
     </w:p>
-    <w:bookmarkEnd w:id="73"/>
-    <w:bookmarkStart w:id="74" w:name="testing-and-benchmarks"/>
+    <w:bookmarkEnd w:id="76"/>
+    <w:bookmarkStart w:id="77" w:name="testing-and-benchmarks"/>
     <w:p>
       <w:pPr>
         <w:pStyle w:val="Heading2"/>
@@ -20687,7 +25177,7 @@
       <w:pPr>
         <w:numPr>
           <w:ilvl w:val="0"/>
-          <w:numId w:val="1029"/>
+          <w:numId w:val="1035"/>
         </w:numPr>
         <w:pStyle w:val="Compact"/>
       </w:pPr>
@@ -20733,7 +25223,7 @@
       <w:pPr>
         <w:numPr>
           <w:ilvl w:val="0"/>
-          <w:numId w:val="1029"/>
+          <w:numId w:val="1035"/>
         </w:numPr>
         <w:pStyle w:val="Compact"/>
       </w:pPr>
@@ -20755,7 +25245,7 @@
       <w:pPr>
         <w:numPr>
           <w:ilvl w:val="0"/>
-          <w:numId w:val="1029"/>
+          <w:numId w:val="1035"/>
         </w:numPr>
         <w:pStyle w:val="Compact"/>
       </w:pPr>
@@ -20786,7 +25276,7 @@
       <w:pPr>
         <w:numPr>
           <w:ilvl w:val="0"/>
-          <w:numId w:val="1029"/>
+          <w:numId w:val="1035"/>
         </w:numPr>
         <w:pStyle w:val="Compact"/>
       </w:pPr>
@@ -20808,7 +25298,7 @@
       <w:pPr>
         <w:numPr>
           <w:ilvl w:val="0"/>
-          <w:numId w:val="1029"/>
+          <w:numId w:val="1035"/>
         </w:numPr>
         <w:pStyle w:val="Compact"/>
       </w:pPr>
@@ -20896,7 +25386,7 @@
       <w:pPr>
         <w:numPr>
           <w:ilvl w:val="0"/>
-          <w:numId w:val="1029"/>
+          <w:numId w:val="1035"/>
         </w:numPr>
         <w:pStyle w:val="Compact"/>
       </w:pPr>
@@ -21481,6 +25971,183 @@
         <w:pStyle w:val="BodyText"/>
       </w:pPr>
       <w:r>
+        <w:rPr>
+          <w:iCs/>
+          <w:i/>
+        </w:rPr>
+        <w:t xml:space="preserve">(Day 21)</w:t>
+      </w:r>
+      <w:r>
+        <w:t xml:space="preserve"> </w:t>
+      </w:r>
+      <w:r>
+        <w:rPr>
+          <w:rStyle w:val="VerbatimChar"/>
+        </w:rPr>
+        <w:t xml:space="preserve">TestSort.lpr</w:t>
+      </w:r>
+      <w:r>
+        <w:t xml:space="preserve"> </w:t>
+      </w:r>
+      <w:r>
+        <w:t xml:space="preserve">(plain fpc):</w:t>
+      </w:r>
+      <w:r>
+        <w:t xml:space="preserve"> </w:t>
+      </w:r>
+      <w:r>
+        <w:rPr>
+          <w:rStyle w:val="VerbatimChar"/>
+        </w:rPr>
+        <w:t xml:space="preserve">UniqueFileName</w:t>
+      </w:r>
+      <w:r>
+        <w:t xml:space="preserve">, copy / move / missing source / missing folder / folder made on request / undo, the log, the mover thread (delivery in order on the main thread, freed with jobs waiting), and</w:t>
+      </w:r>
+      <w:r>
+        <w:t xml:space="preserve"> </w:t>
+      </w:r>
+      <w:r>
+        <w:rPr>
+          <w:rStyle w:val="VerbatimChar"/>
+        </w:rPr>
+        <w:t xml:space="preserve">TSortFolders</w:t>
+      </w:r>
+      <w:r>
+        <w:t xml:space="preserve"> </w:t>
+      </w:r>
+      <w:r>
+        <w:t xml:space="preserve">(slots, colours, move, remove, limits, the</w:t>
+      </w:r>
+      <w:r>
+        <w:t xml:space="preserve"> </w:t>
+      </w:r>
+      <w:r>
+        <w:rPr>
+          <w:rStyle w:val="VerbatimChar"/>
+        </w:rPr>
+        <w:t xml:space="preserve">[Sort]</w:t>
+      </w:r>
+      <w:r>
+        <w:t xml:space="preserve"> </w:t>
+      </w:r>
+      <w:r>
+        <w:t xml:space="preserve">round trip, stale keys removed).</w:t>
+      </w:r>
+      <w:r>
+        <w:t xml:space="preserve"> </w:t>
+      </w:r>
+      <w:r>
+        <w:rPr>
+          <w:rStyle w:val="VerbatimChar"/>
+        </w:rPr>
+        <w:t xml:space="preserve">TestNavigation</w:t>
+      </w:r>
+      <w:r>
+        <w:t xml:space="preserve"> </w:t>
+      </w:r>
+      <w:r>
+        <w:t xml:space="preserve">gets</w:t>
+      </w:r>
+      <w:r>
+        <w:t xml:space="preserve"> </w:t>
+      </w:r>
+      <w:r>
+        <w:rPr>
+          <w:rStyle w:val="VerbatimChar"/>
+        </w:rPr>
+        <w:t xml:space="preserve">TestRemoveAndAdd</w:t>
+      </w:r>
+      <w:r>
+        <w:t xml:space="preserve"> </w:t>
+      </w:r>
+      <w:r>
+        <w:t xml:space="preserve">(a file moved away and back:</w:t>
+      </w:r>
+      <w:r>
+        <w:t xml:space="preserve"> </w:t>
+      </w:r>
+      <w:r>
+        <w:rPr>
+          <w:rStyle w:val="VerbatimChar"/>
+        </w:rPr>
+        <w:t xml:space="preserve">RemoveFile</w:t>
+      </w:r>
+      <w:r>
+        <w:t xml:space="preserve">,</w:t>
+      </w:r>
+      <w:r>
+        <w:t xml:space="preserve"> </w:t>
+      </w:r>
+      <w:r>
+        <w:rPr>
+          <w:rStyle w:val="VerbatimChar"/>
+        </w:rPr>
+        <w:t xml:space="preserve">AddFile</w:t>
+      </w:r>
+      <w:r>
+        <w:t xml:space="preserve">,</w:t>
+      </w:r>
+      <w:r>
+        <w:t xml:space="preserve"> </w:t>
+      </w:r>
+      <w:r>
+        <w:rPr>
+          <w:rStyle w:val="VerbatimChar"/>
+        </w:rPr>
+        <w:t xml:space="preserve">SelectFile</w:t>
+      </w:r>
+      <w:r>
+        <w:t xml:space="preserve">).</w:t>
+      </w:r>
+    </w:p>
+    <w:p>
+      <w:pPr>
+        <w:pStyle w:val="BodyText"/>
+      </w:pPr>
+      <w:r>
+        <w:rPr>
+          <w:iCs/>
+          <w:i/>
+        </w:rPr>
+        <w:t xml:space="preserve">(Day 22)</w:t>
+      </w:r>
+      <w:r>
+        <w:t xml:space="preserve"> </w:t>
+      </w:r>
+      <w:r>
+        <w:rPr>
+          <w:rStyle w:val="VerbatimChar"/>
+        </w:rPr>
+        <w:t xml:space="preserve">TestFilters.lpr</w:t>
+      </w:r>
+      <w:r>
+        <w:t xml:space="preserve"> </w:t>
+      </w:r>
+      <w:r>
+        <w:t xml:space="preserve">(plain fpc,</w:t>
+      </w:r>
+      <w:r>
+        <w:t xml:space="preserve"> </w:t>
+      </w:r>
+      <w:r>
+        <w:rPr>
+          <w:rStyle w:val="VerbatimChar"/>
+        </w:rPr>
+        <w:t xml:space="preserve">uFilters</w:t>
+      </w:r>
+      <w:r>
+        <w:t xml:space="preserve"> </w:t>
+      </w:r>
+      <w:r>
+        <w:t xml:space="preserve">only): neutral settings change nothing, the tone table at a few grey levels for black / white point, brightness, contrast and gamma, saturation 0 = luma, hue keeps grey, invert, the prepared per-pixel path equals the plain one, ranges and the black / white gap, bar positions (gamma on a log scale), wheel steps snapping to neutral, the file name suffix.</w:t>
+      </w:r>
+    </w:p>
+    <w:p>
+      <w:pPr>
+        <w:pStyle w:val="BodyText"/>
+      </w:pPr>
+      <w:r>
         <w:t xml:space="preserve">User’s run 2026-09-27 16:11: 87 + 40 + 58 + 198 passed, 0 failed.</w:t>
       </w:r>
       <w:r>
@@ -21647,8 +26314,8 @@
         </w:pict>
       </w:r>
     </w:p>
-    <w:bookmarkEnd w:id="74"/>
-    <w:bookmarkStart w:id="75" w:name="current-code-vs.-this-spec"/>
+    <w:bookmarkEnd w:id="77"/>
+    <w:bookmarkStart w:id="78" w:name="current-code-vs.-this-spec"/>
     <w:p>
       <w:pPr>
         <w:pStyle w:val="Heading2"/>
@@ -23037,8 +27704,8 @@
         </w:pict>
       </w:r>
     </w:p>
-    <w:bookmarkEnd w:id="75"/>
-    <w:bookmarkStart w:id="76" w:name="implementation-roadmap"/>
+    <w:bookmarkEnd w:id="78"/>
+    <w:bookmarkStart w:id="79" w:name="implementation-roadmap"/>
     <w:p>
       <w:pPr>
         <w:pStyle w:val="Heading2"/>
@@ -23634,7 +28301,133 @@
                 <w:bCs/>
                 <w:b/>
               </w:rPr>
-              <w:t xml:space="preserve">G. Later</w:t>
+              <w:t xml:space="preserve">G. Sorting</w:t>
+            </w:r>
+            <w:r>
+              <w:t xml:space="preserve"> </w:t>
+            </w:r>
+            <w:r>
+              <w:rPr>
+                <w:iCs/>
+                <w:i/>
+              </w:rPr>
+              <w:t xml:space="preserve">(Days 21–22: G1 built, released as v0.20.0-alpha; with Phase H and the Total Commander connection as v0.21.0-alpha)</w:t>
+            </w:r>
+          </w:p>
+        </w:tc>
+        <w:tc>
+          <w:tcPr/>
+          <w:p>
+            <w:pPr>
+              <w:pStyle w:val="Compact"/>
+              <w:jc w:val="left"/>
+            </w:pPr>
+            <w:r>
+              <w:t xml:space="preserve">The sort panel at the right edge, copy / move / delete / undo, icons, side by side with Total Commander (§9.7). Still to come: G2 microscope metadata and G3 scale bar (with the new microscope’s files), G5 measuring line, a settings page for the sort folders.</w:t>
+            </w:r>
+          </w:p>
+        </w:tc>
+        <w:tc>
+          <w:tcPr/>
+          <w:p>
+            <w:pPr>
+              <w:pStyle w:val="Compact"/>
+              <w:jc w:val="left"/>
+            </w:pPr>
+            <w:r>
+              <w:t xml:space="preserve">Sorting a session’s images without leaving MView.</w:t>
+            </w:r>
+          </w:p>
+        </w:tc>
+      </w:tr>
+      <w:tr>
+        <w:tc>
+          <w:tcPr/>
+          <w:p>
+            <w:pPr>
+              <w:pStyle w:val="Compact"/>
+              <w:jc w:val="left"/>
+            </w:pPr>
+            <w:r>
+              <w:rPr>
+                <w:bCs/>
+                <w:b/>
+              </w:rPr>
+              <w:t xml:space="preserve">H. Looking closer</w:t>
+            </w:r>
+            <w:r>
+              <w:t xml:space="preserve"> </w:t>
+            </w:r>
+            <w:r>
+              <w:rPr>
+                <w:iCs/>
+                <w:i/>
+              </w:rPr>
+              <w:t xml:space="preserve">(Day 22, proposed name; G4 / G6 in</w:t>
+            </w:r>
+            <w:r>
+              <w:rPr>
+                <w:iCs/>
+                <w:i/>
+              </w:rPr>
+              <w:t xml:space="preserve"> </w:t>
+            </w:r>
+            <w:r>
+              <w:rPr>
+                <w:rStyle w:val="VerbatimChar"/>
+                <w:iCs/>
+                <w:i/>
+              </w:rPr>
+              <w:t xml:space="preserve">Strategy_Phase_G.md</w:t>
+            </w:r>
+            <w:r>
+              <w:rPr>
+                <w:iCs/>
+                <w:i/>
+              </w:rPr>
+              <w:t xml:space="preserve">)</w:t>
+            </w:r>
+          </w:p>
+        </w:tc>
+        <w:tc>
+          <w:tcPr/>
+          <w:p>
+            <w:pPr>
+              <w:pStyle w:val="Compact"/>
+              <w:jc w:val="left"/>
+            </w:pPr>
+            <w:r>
+              <w:t xml:space="preserve">Display filters, steps 1 and 2 built (§9.8): seven filters on GPU and CPU, the filter panel at the left edge, Lock filters, histogram, Auto (once / every image, the selection as ROI), Apply filters to a copy. Next: the magnifier (round lens, magnification relative to the screen, drag = magnification / size, wheel = sharpening off / low / high, wheel click = lock).</w:t>
+            </w:r>
+          </w:p>
+        </w:tc>
+        <w:tc>
+          <w:tcPr/>
+          <w:p>
+            <w:pPr>
+              <w:pStyle w:val="Compact"/>
+              <w:jc w:val="left"/>
+            </w:pPr>
+            <w:r>
+              <w:t xml:space="preserve">Faint structures visible without leaving MView; the view never mistaken for the data.</w:t>
+            </w:r>
+          </w:p>
+        </w:tc>
+      </w:tr>
+      <w:tr>
+        <w:tc>
+          <w:tcPr/>
+          <w:p>
+            <w:pPr>
+              <w:pStyle w:val="Compact"/>
+              <w:jc w:val="left"/>
+            </w:pPr>
+            <w:r>
+              <w:rPr>
+                <w:bCs/>
+                <w:b/>
+              </w:rPr>
+              <w:t xml:space="preserve">Later</w:t>
             </w:r>
           </w:p>
         </w:tc>
@@ -23742,8 +28535,8 @@
         </w:pict>
       </w:r>
     </w:p>
-    <w:bookmarkEnd w:id="76"/>
-    <w:bookmarkStart w:id="77" w:name="decisions-and-open-questions"/>
+    <w:bookmarkEnd w:id="79"/>
+    <w:bookmarkStart w:id="80" w:name="decisions-and-open-questions"/>
     <w:p>
       <w:pPr>
         <w:pStyle w:val="Heading2"/>
@@ -25199,8 +29992,8 @@
         </w:pict>
       </w:r>
     </w:p>
-    <w:bookmarkEnd w:id="77"/>
-    <w:bookmarkStart w:id="84" w:name="Xdd5054b16e4835776a7c1b4df50f2628b833e62"/>
+    <w:bookmarkEnd w:id="80"/>
+    <w:bookmarkStart w:id="87" w:name="Xdd5054b16e4835776a7c1b4df50f2628b833e62"/>
     <w:p>
       <w:pPr>
         <w:pStyle w:val="Heading2"/>
@@ -25209,7 +30002,7 @@
         <w:t xml:space="preserve">19. Development environment and Lazarus packages</w:t>
       </w:r>
     </w:p>
-    <w:bookmarkStart w:id="78" w:name="tools"/>
+    <w:bookmarkStart w:id="81" w:name="tools"/>
     <w:p>
       <w:pPr>
         <w:pStyle w:val="Heading3"/>
@@ -25412,8 +30205,8 @@
         </w:tc>
       </w:tr>
     </w:tbl>
-    <w:bookmarkEnd w:id="78"/>
-    <w:bookmarkStart w:id="79" w:name="required-packages"/>
+    <w:bookmarkEnd w:id="81"/>
+    <w:bookmarkStart w:id="82" w:name="required-packages"/>
     <w:p>
       <w:pPr>
         <w:pStyle w:val="Heading3"/>
@@ -26253,8 +31046,8 @@
         <w:t xml:space="preserve">, so every PC that opens the project knows what it needs.</w:t>
       </w:r>
     </w:p>
-    <w:bookmarkEnd w:id="79"/>
-    <w:bookmarkStart w:id="80" w:name="units-and-libraries-without-a-package"/>
+    <w:bookmarkEnd w:id="82"/>
+    <w:bookmarkStart w:id="83" w:name="units-and-libraries-without-a-package"/>
     <w:p>
       <w:pPr>
         <w:pStyle w:val="Heading3"/>
@@ -26684,8 +31477,8 @@
         <w:t xml:space="preserve">No other third-party packages are planned. Every new package must be justified in the decision log, because each one adds setup work for every developer.</w:t>
       </w:r>
     </w:p>
-    <w:bookmarkEnd w:id="80"/>
-    <w:bookmarkStart w:id="81" w:name="project-setup-changes-phase-a"/>
+    <w:bookmarkEnd w:id="83"/>
+    <w:bookmarkStart w:id="84" w:name="project-setup-changes-phase-a"/>
     <w:p>
       <w:pPr>
         <w:pStyle w:val="Heading3"/>
@@ -26698,7 +31491,7 @@
       <w:pPr>
         <w:numPr>
           <w:ilvl w:val="0"/>
-          <w:numId w:val="1030"/>
+          <w:numId w:val="1036"/>
         </w:numPr>
         <w:pStyle w:val="Compact"/>
       </w:pPr>
@@ -26763,7 +31556,7 @@
       <w:pPr>
         <w:numPr>
           <w:ilvl w:val="0"/>
-          <w:numId w:val="1030"/>
+          <w:numId w:val="1036"/>
         </w:numPr>
         <w:pStyle w:val="Compact"/>
       </w:pPr>
@@ -26838,7 +31631,7 @@
       <w:pPr>
         <w:numPr>
           <w:ilvl w:val="0"/>
-          <w:numId w:val="1030"/>
+          <w:numId w:val="1036"/>
         </w:numPr>
         <w:pStyle w:val="Compact"/>
       </w:pPr>
@@ -26901,7 +31694,7 @@
       <w:pPr>
         <w:numPr>
           <w:ilvl w:val="0"/>
-          <w:numId w:val="1030"/>
+          <w:numId w:val="1036"/>
         </w:numPr>
         <w:pStyle w:val="Compact"/>
       </w:pPr>
@@ -27341,7 +32134,7 @@
       <w:pPr>
         <w:numPr>
           <w:ilvl w:val="0"/>
-          <w:numId w:val="1031"/>
+          <w:numId w:val="1037"/>
         </w:numPr>
         <w:pStyle w:val="Compact"/>
       </w:pPr>
@@ -27371,8 +32164,8 @@
         <w:t xml:space="preserve">.</w:t>
       </w:r>
     </w:p>
-    <w:bookmarkEnd w:id="81"/>
-    <w:bookmarkStart w:id="82" w:name="gitignore"/>
+    <w:bookmarkEnd w:id="84"/>
+    <w:bookmarkStart w:id="85" w:name="gitignore"/>
     <w:p>
       <w:pPr>
         <w:pStyle w:val="Heading3"/>
@@ -27541,8 +32334,8 @@
         <w:t xml:space="preserve">stays in, because it holds the icon and version info.</w:t>
       </w:r>
     </w:p>
-    <w:bookmarkEnd w:id="82"/>
-    <w:bookmarkStart w:id="83" w:name="target-pc-requirements"/>
+    <w:bookmarkEnd w:id="85"/>
+    <w:bookmarkStart w:id="86" w:name="target-pc-requirements"/>
     <w:p>
       <w:pPr>
         <w:pStyle w:val="Heading3"/>
@@ -27555,7 +32348,7 @@
       <w:pPr>
         <w:numPr>
           <w:ilvl w:val="0"/>
-          <w:numId w:val="1032"/>
+          <w:numId w:val="1038"/>
         </w:numPr>
         <w:pStyle w:val="Compact"/>
       </w:pPr>
@@ -27567,7 +32360,7 @@
       <w:pPr>
         <w:numPr>
           <w:ilvl w:val="0"/>
-          <w:numId w:val="1032"/>
+          <w:numId w:val="1038"/>
         </w:numPr>
         <w:pStyle w:val="Compact"/>
       </w:pPr>
@@ -27691,7 +32484,7 @@
       <w:pPr>
         <w:numPr>
           <w:ilvl w:val="0"/>
-          <w:numId w:val="1032"/>
+          <w:numId w:val="1038"/>
         </w:numPr>
         <w:pStyle w:val="Compact"/>
       </w:pPr>
@@ -27713,7 +32506,7 @@
       <w:pPr>
         <w:numPr>
           <w:ilvl w:val="0"/>
-          <w:numId w:val="1032"/>
+          <w:numId w:val="1038"/>
         </w:numPr>
         <w:pStyle w:val="Compact"/>
       </w:pPr>
@@ -27731,9 +32524,9 @@
         <w:t xml:space="preserve">(v1.3: the Full version of a 467 MP image needs 1.9 GB; the memory guard allows at most half of the physical memory for one image, §7.5.)</w:t>
       </w:r>
     </w:p>
-    <w:bookmarkEnd w:id="83"/>
-    <w:bookmarkEnd w:id="84"/>
-    <w:bookmarkEnd w:id="85"/>
+    <w:bookmarkEnd w:id="86"/>
+    <w:bookmarkEnd w:id="87"/>
+    <w:bookmarkEnd w:id="88"/>
     <w:sectPr/>
   </w:body>
 </w:document>
@@ -28285,6 +33078,24 @@
     <w:abstractNumId w:val="991"/>
   </w:num>
   <w:num w:numId="1030">
+    <w:abstractNumId w:val="991"/>
+  </w:num>
+  <w:num w:numId="1031">
+    <w:abstractNumId w:val="991"/>
+  </w:num>
+  <w:num w:numId="1032">
+    <w:abstractNumId w:val="991"/>
+  </w:num>
+  <w:num w:numId="1033">
+    <w:abstractNumId w:val="991"/>
+  </w:num>
+  <w:num w:numId="1034">
+    <w:abstractNumId w:val="991"/>
+  </w:num>
+  <w:num w:numId="1035">
+    <w:abstractNumId w:val="991"/>
+  </w:num>
+  <w:num w:numId="1036">
     <w:abstractNumId w:val="99411"/>
     <w:lvlOverride w:ilvl="0">
       <w:startOverride w:val="1"/>
@@ -28314,7 +33125,7 @@
       <w:startOverride w:val="1"/>
     </w:lvlOverride>
   </w:num>
-  <w:num w:numId="1031">
+  <w:num w:numId="1037">
     <w:abstractNumId w:val="99415"/>
     <w:lvlOverride w:ilvl="0">
       <w:startOverride w:val="5"/>
@@ -28344,7 +33155,7 @@
       <w:startOverride w:val="5"/>
     </w:lvlOverride>
   </w:num>
-  <w:num w:numId="1032">
+  <w:num w:numId="1038">
     <w:abstractNumId w:val="991"/>
   </w:num>
 </w:numbering>

--- a/specs/MView_Developer_Specification_v1.3.docx
+++ b/specs/MView_Developer_Specification_v1.3.docx
@@ -120,6 +120,45 @@
       </w:r>
       <w:r>
         <w:t xml:space="preserve">v1.0 (Microscopy Image Viewer Developer Specification) and v1.1 (performance architecture)</w:t>
+      </w:r>
+      <w:r>
+        <w:t xml:space="preserve"> </w:t>
+      </w:r>
+      <w:r>
+        <w:rPr>
+          <w:bCs/>
+          <w:b/>
+        </w:rPr>
+        <w:t xml:space="preserve">Release (Day 24, 2026-10-05):</w:t>
+      </w:r>
+      <w:r>
+        <w:t xml:space="preserve"> </w:t>
+      </w:r>
+      <w:r>
+        <w:rPr>
+          <w:bCs/>
+          <w:b/>
+        </w:rPr>
+        <w:t xml:space="preserve">Versarite MView 1.0</w:t>
+      </w:r>
+      <w:r>
+        <w:t xml:space="preserve"> </w:t>
+      </w:r>
+      <w:r>
+        <w:t xml:space="preserve">— the general viewer is complete: browsing, sorting, display filters, magnifier, Total Commander connection. Its feature set is frozen; it gets fixes and polish. Microscopy (metadata, calibration, measuring, scale bar, provenance note, movies, Photoshop .8bf filters, Fiji / ImageJ through Fiji itself) moves to a</w:t>
+      </w:r>
+      <w:r>
+        <w:t xml:space="preserve"> </w:t>
+      </w:r>
+      <w:r>
+        <w:rPr>
+          <w:bCs/>
+          <w:b/>
+        </w:rPr>
+        <w:t xml:space="preserve">microscopy edition</w:t>
+      </w:r>
+      <w:r>
+        <w:t xml:space="preserve">: a second program built from the same source tree (its own .lpr / .lpi, microscopy units in a folder of their own), not a fork of the code (§17).</w:t>
       </w:r>
       <w:r>
         <w:t xml:space="preserve"> </w:t>
@@ -11023,6 +11062,253 @@
         <w:t xml:space="preserve">: colour of the texts over the image (default White). On the GPU the white text texture is tinted, so it costs nothing extra.</w:t>
       </w:r>
     </w:p>
+    <w:p>
+      <w:pPr>
+        <w:pStyle w:val="BodyText"/>
+      </w:pPr>
+      <w:r>
+        <w:t xml:space="preserve">The info line’s parts</w:t>
+      </w:r>
+      <w:r>
+        <w:t xml:space="preserve"> </w:t>
+      </w:r>
+      <w:r>
+        <w:rPr>
+          <w:iCs/>
+          <w:i/>
+        </w:rPr>
+        <w:t xml:space="preserve">(Day 24, user)</w:t>
+      </w:r>
+      <w:r>
+        <w:t xml:space="preserve">,</w:t>
+      </w:r>
+      <w:r>
+        <w:t xml:space="preserve"> </w:t>
+      </w:r>
+      <w:r>
+        <w:rPr>
+          <w:rStyle w:val="VerbatimChar"/>
+        </w:rPr>
+        <w:t xml:space="preserve">[InfoLine]</w:t>
+      </w:r>
+      <w:r>
+        <w:t xml:space="preserve">:</w:t>
+      </w:r>
+      <w:r>
+        <w:t xml:space="preserve"> </w:t>
+      </w:r>
+      <w:r>
+        <w:rPr>
+          <w:rStyle w:val="VerbatimChar"/>
+        </w:rPr>
+        <w:t xml:space="preserve">Font=</w:t>
+      </w:r>
+      <w:r>
+        <w:t xml:space="preserve"> </w:t>
+      </w:r>
+      <w:r>
+        <w:t xml:space="preserve">(empty = standard) and</w:t>
+      </w:r>
+      <w:r>
+        <w:t xml:space="preserve"> </w:t>
+      </w:r>
+      <w:r>
+        <w:rPr>
+          <w:rStyle w:val="VerbatimChar"/>
+        </w:rPr>
+        <w:t xml:space="preserve">FontSize=</w:t>
+      </w:r>
+      <w:r>
+        <w:t xml:space="preserve"> </w:t>
+      </w:r>
+      <w:r>
+        <w:t xml:space="preserve">(points, 0 = standard) for the info line only; then one line per part, 1 = shown, 0 = left out,</w:t>
+      </w:r>
+      <w:r>
+        <w:t xml:space="preserve"> </w:t>
+      </w:r>
+      <w:r>
+        <w:rPr>
+          <w:bCs/>
+          <w:b/>
+        </w:rPr>
+        <w:t xml:space="preserve">in the order of the lines in the ini</w:t>
+      </w:r>
+      <w:r>
+        <w:t xml:space="preserve"> </w:t>
+      </w:r>
+      <w:r>
+        <w:t xml:space="preserve">(moving a line moves the part):</w:t>
+      </w:r>
+      <w:r>
+        <w:t xml:space="preserve"> </w:t>
+      </w:r>
+      <w:r>
+        <w:rPr>
+          <w:rStyle w:val="VerbatimChar"/>
+        </w:rPr>
+        <w:t xml:space="preserve">FileName</w:t>
+      </w:r>
+      <w:r>
+        <w:t xml:space="preserve">,</w:t>
+      </w:r>
+      <w:r>
+        <w:t xml:space="preserve"> </w:t>
+      </w:r>
+      <w:r>
+        <w:rPr>
+          <w:rStyle w:val="VerbatimChar"/>
+        </w:rPr>
+        <w:t xml:space="preserve">Dimensions</w:t>
+      </w:r>
+      <w:r>
+        <w:t xml:space="preserve"> </w:t>
+      </w:r>
+      <w:r>
+        <w:t xml:space="preserve">(W x H),</w:t>
+      </w:r>
+      <w:r>
+        <w:t xml:space="preserve"> </w:t>
+      </w:r>
+      <w:r>
+        <w:rPr>
+          <w:rStyle w:val="VerbatimChar"/>
+        </w:rPr>
+        <w:t xml:space="preserve">Folder</w:t>
+      </w:r>
+      <w:r>
+        <w:t xml:space="preserve">,</w:t>
+      </w:r>
+      <w:r>
+        <w:t xml:space="preserve"> </w:t>
+      </w:r>
+      <w:r>
+        <w:rPr>
+          <w:rStyle w:val="VerbatimChar"/>
+        </w:rPr>
+        <w:t xml:space="preserve">Position</w:t>
+      </w:r>
+      <w:r>
+        <w:t xml:space="preserve"> </w:t>
+      </w:r>
+      <w:r>
+        <w:t xml:space="preserve">(12 / 40),</w:t>
+      </w:r>
+      <w:r>
+        <w:t xml:space="preserve"> </w:t>
+      </w:r>
+      <w:r>
+        <w:rPr>
+          <w:rStyle w:val="VerbatimChar"/>
+        </w:rPr>
+        <w:t xml:space="preserve">Videos</w:t>
+      </w:r>
+      <w:r>
+        <w:t xml:space="preserve"> </w:t>
+      </w:r>
+      <w:r>
+        <w:t xml:space="preserve">(counted in the folder),</w:t>
+      </w:r>
+      <w:r>
+        <w:t xml:space="preserve"> </w:t>
+      </w:r>
+      <w:r>
+        <w:rPr>
+          <w:rStyle w:val="VerbatimChar"/>
+        </w:rPr>
+        <w:t xml:space="preserve">Sorting</w:t>
+      </w:r>
+      <w:r>
+        <w:t xml:space="preserve"> </w:t>
+      </w:r>
+      <w:r>
+        <w:t xml:space="preserve">(by date / by name),</w:t>
+      </w:r>
+      <w:r>
+        <w:t xml:space="preserve"> </w:t>
+      </w:r>
+      <w:r>
+        <w:rPr>
+          <w:rStyle w:val="VerbatimChar"/>
+        </w:rPr>
+        <w:t xml:space="preserve">Zoom</w:t>
+      </w:r>
+      <w:r>
+        <w:t xml:space="preserve"> </w:t>
+      </w:r>
+      <w:r>
+        <w:t xml:space="preserve">(52 % = size on screen, angle),</w:t>
+      </w:r>
+      <w:r>
+        <w:t xml:space="preserve"> </w:t>
+      </w:r>
+      <w:r>
+        <w:rPr>
+          <w:rStyle w:val="VerbatimChar"/>
+        </w:rPr>
+        <w:t xml:space="preserve">State</w:t>
+      </w:r>
+      <w:r>
+        <w:t xml:space="preserve"> </w:t>
+      </w:r>
+      <w:r>
+        <w:t xml:space="preserve">(loading, skimming, scanning; a pasted image: saved as …),</w:t>
+      </w:r>
+      <w:r>
+        <w:t xml:space="preserve"> </w:t>
+      </w:r>
+      <w:r>
+        <w:rPr>
+          <w:rStyle w:val="VerbatimChar"/>
+        </w:rPr>
+        <w:t xml:space="preserve">Animation</w:t>
+      </w:r>
+      <w:r>
+        <w:t xml:space="preserve"> </w:t>
+      </w:r>
+      <w:r>
+        <w:t xml:space="preserve">(frames),</w:t>
+      </w:r>
+      <w:r>
+        <w:t xml:space="preserve"> </w:t>
+      </w:r>
+      <w:r>
+        <w:rPr>
+          <w:rStyle w:val="VerbatimChar"/>
+        </w:rPr>
+        <w:t xml:space="preserve">Filters</w:t>
+      </w:r>
+      <w:r>
+        <w:t xml:space="preserve"> </w:t>
+      </w:r>
+      <w:r>
+        <w:t xml:space="preserve">([filtered, auto …]),</w:t>
+      </w:r>
+      <w:r>
+        <w:t xml:space="preserve"> </w:t>
+      </w:r>
+      <w:r>
+        <w:rPr>
+          <w:rStyle w:val="VerbatimChar"/>
+        </w:rPr>
+        <w:t xml:space="preserve">Messages</w:t>
+      </w:r>
+      <w:r>
+        <w:t xml:space="preserve"> </w:t>
+      </w:r>
+      <w:r>
+        <w:t xml:space="preserve">(status notes). A part missing from the ini is on, after the others; MView writes it on exit. The zoom is the renderer’s: TMView puts a marker (</w:t>
+      </w:r>
+      <w:r>
+        <w:rPr>
+          <w:rStyle w:val="VerbatimChar"/>
+        </w:rPr>
+        <w:t xml:space="preserve">InfoZoomMarker</w:t>
+      </w:r>
+      <w:r>
+        <w:t xml:space="preserve">) where it goes.</w:t>
+      </w:r>
+    </w:p>
     <w:bookmarkEnd w:id="59"/>
     <w:bookmarkStart w:id="60" w:name="movies-later-versions-decision"/>
     <w:p>
@@ -17741,52 +18027,20 @@
           <w:bCs/>
           <w:b/>
         </w:rPr>
-        <w:t xml:space="preserve">Make icon from this image</w:t>
-      </w:r>
-      <w:r>
-        <w:t xml:space="preserve"> </w:t>
-      </w:r>
-      <w:r>
-        <w:t xml:space="preserve">(menu): the edit-mode selection, else the middle of the screen, as a square (the shorter side); scaled to 16, 24, 32, 48, 64, 128 and 256 px, PNG pictures with alpha in one .ico, named after the current image’s folder (</w:t>
-      </w:r>
-      <w:r>
-        <w:rPr>
-          <w:rStyle w:val="VerbatimChar"/>
-        </w:rPr>
-        <w:t xml:space="preserve">IconBaseName</w:t>
-      </w:r>
-      <w:r>
-        <w:t xml:space="preserve">), written by the mover thread into the icon folder; an existing one is renamed</w:t>
-      </w:r>
-      <w:r>
-        <w:t xml:space="preserve"> </w:t>
-      </w:r>
-      <w:r>
-        <w:rPr>
-          <w:rStyle w:val="VerbatimChar"/>
-        </w:rPr>
-        <w:t xml:space="preserve">&lt;name&gt;_previous.ico</w:t>
-      </w:r>
-      <w:r>
-        <w:t xml:space="preserve"> </w:t>
-      </w:r>
-      <w:r>
-        <w:t xml:space="preserve">(then</w:t>
-      </w:r>
-      <w:r>
-        <w:t xml:space="preserve"> </w:t>
-      </w:r>
-      <w:r>
-        <w:rPr>
-          <w:rStyle w:val="VerbatimChar"/>
-        </w:rPr>
-        <w:t xml:space="preserve">_previous_1</w:t>
-      </w:r>
-      <w:r>
-        <w:t xml:space="preserve"> </w:t>
-      </w:r>
-      <w:r>
-        <w:t xml:space="preserve">…), never overwritten. The buttons that find it by name flash once it is written.</w:t>
+        <w:t xml:space="preserve">Icon preview</w:t>
+      </w:r>
+      <w:r>
+        <w:t xml:space="preserve"> </w:t>
+      </w:r>
+      <w:r>
+        <w:rPr>
+          <w:iCs/>
+          <w:i/>
+        </w:rPr>
+        <w:t xml:space="preserve">(Day 24, user)</w:t>
+      </w:r>
+      <w:r>
+        <w:t xml:space="preserve">: while the mouse rests on a button with an icon, the icon is shown large in a box to the left of the panel, at the top of the view (it stays put while the mouse moves down the list): at its own size (the largest picture in the .ico, or the .png’s size), at least 128 px (a small icon is enlarged), at most 256 px (scaled for the screen) and what fits beside the panel; the picture only, no text. The box takes no clicks and goes when the mouse leaves the button. Icons on the buttons carry no number (the coloured folder shape without an icon keeps its number).</w:t>
       </w:r>
     </w:p>
     <w:p>
@@ -17801,91 +18055,52 @@
           <w:bCs/>
           <w:b/>
         </w:rPr>
-        <w:t xml:space="preserve">Into a slot’s folder</w:t>
-      </w:r>
-      <w:r>
-        <w:t xml:space="preserve"> </w:t>
-      </w:r>
-      <w:r>
-        <w:rPr>
-          <w:iCs/>
-          <w:i/>
-        </w:rPr>
-        <w:t xml:space="preserve">(user:</w:t>
-      </w:r>
-      <w:r>
-        <w:rPr>
-          <w:iCs/>
-          <w:i/>
-        </w:rPr>
-        <w:t xml:space="preserve"> </w:t>
-      </w:r>
-      <w:r>
-        <w:rPr>
-          <w:iCs/>
-          <w:i/>
-        </w:rPr>
-        <w:t xml:space="preserve">“</w:t>
-      </w:r>
-      <w:r>
-        <w:rPr>
-          <w:iCs/>
-          <w:i/>
-        </w:rPr>
-        <w:t xml:space="preserve">no way to switch into the side panel folders</w:t>
-      </w:r>
-      <w:r>
-        <w:rPr>
-          <w:iCs/>
-          <w:i/>
-        </w:rPr>
-        <w:t xml:space="preserve">”</w:t>
-      </w:r>
-      <w:r>
-        <w:rPr>
-          <w:iCs/>
-          <w:i/>
-        </w:rPr>
-        <w:t xml:space="preserve">)</w:t>
-      </w:r>
-      <w:r>
-        <w:t xml:space="preserve">: a swipe to the right over its button (at least 40 px, more sideways than up / down), a wheel click on it, or</w:t>
-      </w:r>
-      <w:r>
-        <w:t xml:space="preserve"> </w:t>
-      </w:r>
-      <w:r>
-        <w:t xml:space="preserve">“</w:t>
-      </w:r>
-      <w:r>
-        <w:t xml:space="preserve">Open this folder</w:t>
-      </w:r>
-      <w:r>
-        <w:t xml:space="preserve">”</w:t>
-      </w:r>
-      <w:r>
-        <w:t xml:space="preserve"> </w:t>
-      </w:r>
-      <w:r>
-        <w:t xml:space="preserve">in its</w:t>
-      </w:r>
-      <w:r>
-        <w:t xml:space="preserve"> </w:t>
-      </w:r>
-      <w:r>
-        <w:t xml:space="preserve">“</w:t>
-      </w:r>
-      <w:r>
-        <w:t xml:space="preserve">…</w:t>
-      </w:r>
-      <w:r>
-        <w:t xml:space="preserve">”</w:t>
-      </w:r>
-      <w:r>
-        <w:t xml:space="preserve"> </w:t>
-      </w:r>
-      <w:r>
-        <w:t xml:space="preserve">menu: the folder is opened for browsing (like a drop).</w:t>
+        <w:t xml:space="preserve">Make icon from this image</w:t>
+      </w:r>
+      <w:r>
+        <w:t xml:space="preserve"> </w:t>
+      </w:r>
+      <w:r>
+        <w:t xml:space="preserve">(menu): the edit-mode selection, else the middle of the screen, as a square (the shorter side); scaled to 16, 24, 32, 48, 64, 128 and 256 px, PNG pictures with alpha in one .ico, named after the current image’s folder (</w:t>
+      </w:r>
+      <w:r>
+        <w:rPr>
+          <w:rStyle w:val="VerbatimChar"/>
+        </w:rPr>
+        <w:t xml:space="preserve">IconBaseName</w:t>
+      </w:r>
+      <w:r>
+        <w:t xml:space="preserve">), written by the mover thread into the icon folder; an existing one is renamed</w:t>
+      </w:r>
+      <w:r>
+        <w:t xml:space="preserve"> </w:t>
+      </w:r>
+      <w:r>
+        <w:rPr>
+          <w:rStyle w:val="VerbatimChar"/>
+        </w:rPr>
+        <w:t xml:space="preserve">&lt;name&gt;_previous.ico</w:t>
+      </w:r>
+      <w:r>
+        <w:t xml:space="preserve"> </w:t>
+      </w:r>
+      <w:r>
+        <w:t xml:space="preserve">(then</w:t>
+      </w:r>
+      <w:r>
+        <w:t xml:space="preserve"> </w:t>
+      </w:r>
+      <w:r>
+        <w:rPr>
+          <w:rStyle w:val="VerbatimChar"/>
+        </w:rPr>
+        <w:t xml:space="preserve">_previous_1</w:t>
+      </w:r>
+      <w:r>
+        <w:t xml:space="preserve"> </w:t>
+      </w:r>
+      <w:r>
+        <w:t xml:space="preserve">…), never overwritten. The buttons that find it by name flash once it is written.</w:t>
       </w:r>
     </w:p>
     <w:p>
@@ -17900,7 +18115,7 @@
           <w:bCs/>
           <w:b/>
         </w:rPr>
-        <w:t xml:space="preserve">A pasted or cropped image</w:t>
+        <w:t xml:space="preserve">Into a slot’s folder</w:t>
       </w:r>
       <w:r>
         <w:t xml:space="preserve"> </w:t>
@@ -17910,52 +18125,81 @@
           <w:iCs/>
           <w:i/>
         </w:rPr>
-        <w:t xml:space="preserve">(user)</w:t>
-      </w:r>
-      <w:r>
-        <w:t xml:space="preserve">: copying / moving it with the panel saves it as PNG into that folder (</w:t>
-      </w:r>
-      <w:r>
-        <w:rPr>
-          <w:rStyle w:val="VerbatimChar"/>
-        </w:rPr>
-        <w:t xml:space="preserve">&lt;name&gt;_&lt;time&gt;.png</w:t>
-      </w:r>
-      <w:r>
-        <w:t xml:space="preserve">,</w:t>
-      </w:r>
-      <w:r>
-        <w:t xml:space="preserve"> </w:t>
-      </w:r>
-      <w:r>
-        <w:rPr>
-          <w:rStyle w:val="VerbatimChar"/>
-        </w:rPr>
-        <w:t xml:space="preserve">_1</w:t>
-      </w:r>
-      <w:r>
-        <w:t xml:space="preserve"> </w:t>
-      </w:r>
-      <w:r>
-        <w:t xml:space="preserve">if taken; the folder must exist). Left click: it stays on screen; right click: the file shown before comes back at once (if the save then fails, the image comes back). Undo moves the saved file into the deleted-files folder.</w:t>
-      </w:r>
-      <w:r>
-        <w:t xml:space="preserve"> </w:t>
-      </w:r>
-      <w:r>
+        <w:t xml:space="preserve">(user:</w:t>
+      </w:r>
+      <w:r>
+        <w:rPr>
+          <w:iCs/>
+          <w:i/>
+        </w:rPr>
+        <w:t xml:space="preserve"> </w:t>
+      </w:r>
+      <w:r>
+        <w:rPr>
+          <w:iCs/>
+          <w:i/>
+        </w:rPr>
         <w:t xml:space="preserve">“</w:t>
       </w:r>
       <w:r>
-        <w:t xml:space="preserve">Delete current image</w:t>
-      </w:r>
-      <w:r>
+        <w:rPr>
+          <w:iCs/>
+          <w:i/>
+        </w:rPr>
+        <w:t xml:space="preserve">no way to switch into the side panel folders</w:t>
+      </w:r>
+      <w:r>
+        <w:rPr>
+          <w:iCs/>
+          <w:i/>
+        </w:rPr>
         <w:t xml:space="preserve">”</w:t>
       </w:r>
       <w:r>
-        <w:t xml:space="preserve"> </w:t>
-      </w:r>
-      <w:r>
-        <w:t xml:space="preserve">on a pasted image just closes it.</w:t>
+        <w:rPr>
+          <w:iCs/>
+          <w:i/>
+        </w:rPr>
+        <w:t xml:space="preserve">)</w:t>
+      </w:r>
+      <w:r>
+        <w:t xml:space="preserve">: a swipe to the right or (Day 24) to the left over its button (at least 40 px, more sideways than up / down), a wheel click on it, or</w:t>
+      </w:r>
+      <w:r>
+        <w:t xml:space="preserve"> </w:t>
+      </w:r>
+      <w:r>
+        <w:t xml:space="preserve">“</w:t>
+      </w:r>
+      <w:r>
+        <w:t xml:space="preserve">Open this folder</w:t>
+      </w:r>
+      <w:r>
+        <w:t xml:space="preserve">”</w:t>
+      </w:r>
+      <w:r>
+        <w:t xml:space="preserve"> </w:t>
+      </w:r>
+      <w:r>
+        <w:t xml:space="preserve">in its</w:t>
+      </w:r>
+      <w:r>
+        <w:t xml:space="preserve"> </w:t>
+      </w:r>
+      <w:r>
+        <w:t xml:space="preserve">“</w:t>
+      </w:r>
+      <w:r>
+        <w:t xml:space="preserve">…</w:t>
+      </w:r>
+      <w:r>
+        <w:t xml:space="preserve">”</w:t>
+      </w:r>
+      <w:r>
+        <w:t xml:space="preserve"> </w:t>
+      </w:r>
+      <w:r>
+        <w:t xml:space="preserve">menu: the folder is opened for browsing (like a drop).</w:t>
       </w:r>
     </w:p>
     <w:p>
@@ -17970,7 +18214,7 @@
           <w:bCs/>
           <w:b/>
         </w:rPr>
-        <w:t xml:space="preserve">Follow Total Commander</w:t>
+        <w:t xml:space="preserve">A pasted or cropped image</w:t>
       </w:r>
       <w:r>
         <w:t xml:space="preserve"> </w:t>
@@ -17980,41 +18224,111 @@
           <w:iCs/>
           <w:i/>
         </w:rPr>
-        <w:t xml:space="preserve">(Day 23, user:</w:t>
+        <w:t xml:space="preserve">(user)</w:t>
+      </w:r>
+      <w:r>
+        <w:t xml:space="preserve">: copying / moving it with the panel saves it as PNG into that folder (</w:t>
+      </w:r>
+      <w:r>
+        <w:rPr>
+          <w:rStyle w:val="VerbatimChar"/>
+        </w:rPr>
+        <w:t xml:space="preserve">&lt;name&gt;_&lt;time&gt;.png</w:t>
+      </w:r>
+      <w:r>
+        <w:t xml:space="preserve">,</w:t>
+      </w:r>
+      <w:r>
+        <w:t xml:space="preserve"> </w:t>
+      </w:r>
+      <w:r>
+        <w:rPr>
+          <w:rStyle w:val="VerbatimChar"/>
+        </w:rPr>
+        <w:t xml:space="preserve">_1</w:t>
+      </w:r>
+      <w:r>
+        <w:t xml:space="preserve"> </w:t>
+      </w:r>
+      <w:r>
+        <w:t xml:space="preserve">if taken; the folder must exist). Left click: it stays on screen; right click: the file shown before comes back at once (if the save then fails, the image comes back). Undo moves the saved file into the deleted-files folder.</w:t>
+      </w:r>
+      <w:r>
+        <w:t xml:space="preserve"> </w:t>
+      </w:r>
+      <w:r>
+        <w:t xml:space="preserve">“</w:t>
+      </w:r>
+      <w:r>
+        <w:t xml:space="preserve">Delete current image</w:t>
+      </w:r>
+      <w:r>
+        <w:t xml:space="preserve">”</w:t>
+      </w:r>
+      <w:r>
+        <w:t xml:space="preserve"> </w:t>
+      </w:r>
+      <w:r>
+        <w:t xml:space="preserve">on a pasted image just closes it.</w:t>
+      </w:r>
+    </w:p>
+    <w:p>
+      <w:pPr>
+        <w:numPr>
+          <w:ilvl w:val="0"/>
+          <w:numId w:val="1027"/>
+        </w:numPr>
+      </w:pPr>
+      <w:r>
+        <w:rPr>
+          <w:bCs/>
+          <w:b/>
+        </w:rPr>
+        <w:t xml:space="preserve">Follow Total Commander</w:t>
+      </w:r>
+      <w:r>
+        <w:t xml:space="preserve"> </w:t>
       </w:r>
       <w:r>
         <w:rPr>
           <w:iCs/>
           <w:i/>
         </w:rPr>
-        <w:t xml:space="preserve"> </w:t>
+        <w:t xml:space="preserve">(Day 23, user:</w:t>
       </w:r>
       <w:r>
         <w:rPr>
           <w:iCs/>
           <w:i/>
         </w:rPr>
-        <w:t xml:space="preserve">“</w:t>
+        <w:t xml:space="preserve"> </w:t>
       </w:r>
       <w:r>
         <w:rPr>
           <w:iCs/>
           <w:i/>
         </w:rPr>
-        <w:t xml:space="preserve">a power viewer for tc</w:t>
+        <w:t xml:space="preserve">“</w:t>
       </w:r>
       <w:r>
         <w:rPr>
           <w:iCs/>
           <w:i/>
         </w:rPr>
-        <w:t xml:space="preserve">”</w:t>
+        <w:t xml:space="preserve">a power viewer for tc</w:t>
       </w:r>
       <w:r>
         <w:rPr>
           <w:iCs/>
           <w:i/>
         </w:rPr>
+        <w:t xml:space="preserve">”</w:t>
+      </w:r>
+      <w:r>
+        <w:rPr>
+          <w:iCs/>
+          <w:i/>
+        </w:rPr>
         <w:t xml:space="preserve">)</w:t>
       </w:r>
       <w:r>
@@ -18330,6 +18644,161 @@
       </w:r>
       <w:r>
         <w:t xml:space="preserve">). The D line shows how Total Commander answered.</w:t>
+      </w:r>
+    </w:p>
+    <w:p>
+      <w:pPr>
+        <w:numPr>
+          <w:ilvl w:val="0"/>
+          <w:numId w:val="1027"/>
+        </w:numPr>
+      </w:pPr>
+      <w:r>
+        <w:rPr>
+          <w:bCs/>
+          <w:b/>
+        </w:rPr>
+        <w:t xml:space="preserve">Folder steps locked while following</w:t>
+      </w:r>
+      <w:r>
+        <w:t xml:space="preserve"> </w:t>
+      </w:r>
+      <w:r>
+        <w:rPr>
+          <w:iCs/>
+          <w:i/>
+        </w:rPr>
+        <w:t xml:space="preserve">(Day 24, user)</w:t>
+      </w:r>
+      <w:r>
+        <w:t xml:space="preserve">: while MView follows Total Commander and it runs, Total Commander decides the folder: next / previous folder (gestures, keys) and the parent folder are refused (the image steps wrap around inside the folder instead of climbing out with</w:t>
+      </w:r>
+      <w:r>
+        <w:t xml:space="preserve"> </w:t>
+      </w:r>
+      <w:r>
+        <w:rPr>
+          <w:rStyle w:val="VerbatimChar"/>
+        </w:rPr>
+        <w:t xml:space="preserve">ClimbUp</w:t>
+      </w:r>
+      <w:r>
+        <w:t xml:space="preserve">; user:</w:t>
+      </w:r>
+      <w:r>
+        <w:t xml:space="preserve"> </w:t>
+      </w:r>
+      <w:r>
+        <w:t xml:space="preserve">“</w:t>
+      </w:r>
+      <w:r>
+        <w:t xml:space="preserve">very convenient</w:t>
+      </w:r>
+      <w:r>
+        <w:t xml:space="preserve">”</w:t>
+      </w:r>
+      <w:r>
+        <w:t xml:space="preserve">), and a notice flashes in the middle of the view in the TC label’s colour:</w:t>
+      </w:r>
+      <w:r>
+        <w:t xml:space="preserve"> </w:t>
+      </w:r>
+      <w:r>
+        <w:rPr>
+          <w:bCs/>
+          <w:b/>
+        </w:rPr>
+        <w:t xml:space="preserve">“</w:t>
+      </w:r>
+      <w:r>
+        <w:rPr>
+          <w:bCs/>
+          <w:b/>
+        </w:rPr>
+        <w:t xml:space="preserve">TC connection: directory change disabled!</w:t>
+      </w:r>
+      <w:r>
+        <w:rPr>
+          <w:bCs/>
+          <w:b/>
+        </w:rPr>
+        <w:t xml:space="preserve">”</w:t>
+      </w:r>
+      <w:r>
+        <w:t xml:space="preserve"> </w:t>
+      </w:r>
+      <w:r>
+        <w:t xml:space="preserve">(two short flashes, then steady; gone after 1.8 s).</w:t>
+      </w:r>
+    </w:p>
+    <w:p>
+      <w:pPr>
+        <w:numPr>
+          <w:ilvl w:val="0"/>
+          <w:numId w:val="1027"/>
+        </w:numPr>
+      </w:pPr>
+      <w:r>
+        <w:rPr>
+          <w:bCs/>
+          <w:b/>
+        </w:rPr>
+        <w:t xml:space="preserve">Videos are counted, never shown</w:t>
+      </w:r>
+      <w:r>
+        <w:t xml:space="preserve"> </w:t>
+      </w:r>
+      <w:r>
+        <w:rPr>
+          <w:iCs/>
+          <w:i/>
+        </w:rPr>
+        <w:t xml:space="preserve">(Day 24, user: 1.0 ignores movies)</w:t>
+      </w:r>
+      <w:r>
+        <w:t xml:space="preserve">: files with a video extension (</w:t>
+      </w:r>
+      <w:r>
+        <w:rPr>
+          <w:rStyle w:val="VerbatimChar"/>
+        </w:rPr>
+        <w:t xml:space="preserve">uImageFormats.VideoExtensions</w:t>
+      </w:r>
+      <w:r>
+        <w:t xml:space="preserve">: mp4, m4v, mov, avi, mkv, webm, wmv, mpg, mpeg, flv, 3gp, mts, m2ts, vob, ser) are counted per folder; the info line adds</w:t>
+      </w:r>
+      <w:r>
+        <w:t xml:space="preserve"> </w:t>
+      </w:r>
+      <w:r>
+        <w:t xml:space="preserve">“</w:t>
+      </w:r>
+      <w:r>
+        <w:t xml:space="preserve">– 3 videos</w:t>
+      </w:r>
+      <w:r>
+        <w:t xml:space="preserve">”</w:t>
+      </w:r>
+      <w:r>
+        <w:t xml:space="preserve"> </w:t>
+      </w:r>
+      <w:r>
+        <w:t xml:space="preserve">after the position, and a folder with videos but no images says</w:t>
+      </w:r>
+      <w:r>
+        <w:t xml:space="preserve"> </w:t>
+      </w:r>
+      <w:r>
+        <w:t xml:space="preserve">“</w:t>
+      </w:r>
+      <w:r>
+        <w:t xml:space="preserve">No images found in … – 5 videos (MView shows images only)</w:t>
+      </w:r>
+      <w:r>
+        <w:t xml:space="preserve">”</w:t>
+      </w:r>
+      <w:r>
+        <w:t xml:space="preserve">.</w:t>
       </w:r>
     </w:p>
     <w:p>
@@ -19288,6 +19757,74 @@
       </w:r>
       <w:r>
         <w:t xml:space="preserve">); Save / Save as / the sort panel write it. The file is never changed. Locked filters come back with the next file; Auto ends.</w:t>
+      </w:r>
+    </w:p>
+    <w:p>
+      <w:pPr>
+        <w:numPr>
+          <w:ilvl w:val="0"/>
+          <w:numId w:val="1029"/>
+        </w:numPr>
+        <w:pStyle w:val="Compact"/>
+      </w:pPr>
+      <w:r>
+        <w:rPr>
+          <w:bCs/>
+          <w:b/>
+        </w:rPr>
+        <w:t xml:space="preserve">The rotation goes into the copy too</w:t>
+      </w:r>
+      <w:r>
+        <w:t xml:space="preserve"> </w:t>
+      </w:r>
+      <w:r>
+        <w:rPr>
+          <w:iCs/>
+          <w:i/>
+        </w:rPr>
+        <w:t xml:space="preserve">(Day 24, user)</w:t>
+      </w:r>
+      <w:r>
+        <w:t xml:space="preserve">: a turned view is turned in the copy’s pixels (after the mirror, as on screen): quarter turns exactly, other angles bilinear on a canvas large enough for the whole image, the corners black (</w:t>
+      </w:r>
+      <w:r>
+        <w:rPr>
+          <w:rStyle w:val="VerbatimChar"/>
+        </w:rPr>
+        <w:t xml:space="preserve">uFilterImage.RotatedBitmap</w:t>
+      </w:r>
+      <w:r>
+        <w:t xml:space="preserve">); the name gets</w:t>
+      </w:r>
+      <w:r>
+        <w:t xml:space="preserve"> </w:t>
+      </w:r>
+      <w:r>
+        <w:rPr>
+          <w:rStyle w:val="VerbatimChar"/>
+        </w:rPr>
+        <w:t xml:space="preserve">_rot&lt;degrees&gt;</w:t>
+      </w:r>
+      <w:r>
+        <w:t xml:space="preserve">, and the copy is shown upright. The menu entry reads</w:t>
+      </w:r>
+      <w:r>
+        <w:t xml:space="preserve"> </w:t>
+      </w:r>
+      <w:r>
+        <w:t xml:space="preserve">“</w:t>
+      </w:r>
+      <w:r>
+        <w:t xml:space="preserve">Apply filters and rotation to a copy</w:t>
+      </w:r>
+      <w:r>
+        <w:t xml:space="preserve">”</w:t>
+      </w:r>
+      <w:r>
+        <w:t xml:space="preserve"> </w:t>
+      </w:r>
+      <w:r>
+        <w:t xml:space="preserve">while the view is turned, and is enabled for a turn alone.</w:t>
       </w:r>
     </w:p>
     <w:p>
@@ -24150,6 +24687,27 @@
         <w:rPr>
           <w:rStyle w:val="DataTypeTok"/>
         </w:rPr>
+        <w:t xml:space="preserve">RecurseFromDriveRoot</w:t>
+      </w:r>
+      <w:r>
+        <w:rPr>
+          <w:rStyle w:val="OtherTok"/>
+        </w:rPr>
+        <w:t xml:space="preserve">=</w:t>
+      </w:r>
+      <w:r>
+        <w:rPr>
+          <w:rStyle w:val="StringTok"/>
+        </w:rPr>
+        <w:t xml:space="preserve">0  ; Day 24: 0 = a drive root (C:\, a share's root) opens without its subfolders, even with Recursive=1</w:t>
+      </w:r>
+      <w:r>
+        <w:br/>
+      </w:r>
+      <w:r>
+        <w:rPr>
+          <w:rStyle w:val="DataTypeTok"/>
+        </w:rPr>
         <w:t xml:space="preserve">PlaceholderForBadImages</w:t>
       </w:r>
       <w:r>
@@ -24979,6 +25537,294 @@
           <w:rStyle w:val="StringTok"/>
         </w:rPr>
         <w:t xml:space="preserve">0               ; 0 off, 1 low, 2 high</w:t>
+      </w:r>
+      <w:r>
+        <w:br/>
+      </w:r>
+      <w:r>
+        <w:rPr>
+          <w:rStyle w:val="KeywordTok"/>
+        </w:rPr>
+        <w:t xml:space="preserve">[InfoLine]</w:t>
+      </w:r>
+      <w:r>
+        <w:rPr>
+          <w:rStyle w:val="DataTypeTok"/>
+        </w:rPr>
+        <w:t xml:space="preserve">              ; Day 24, §8.6: the parts in the order of these lines</w:t>
+      </w:r>
+      <w:r>
+        <w:br/>
+      </w:r>
+      <w:r>
+        <w:rPr>
+          <w:rStyle w:val="DataTypeTok"/>
+        </w:rPr>
+        <w:t xml:space="preserve">Font</w:t>
+      </w:r>
+      <w:r>
+        <w:rPr>
+          <w:rStyle w:val="OtherTok"/>
+        </w:rPr>
+        <w:t xml:space="preserve">=</w:t>
+      </w:r>
+      <w:r>
+        <w:rPr>
+          <w:rStyle w:val="StringTok"/>
+        </w:rPr>
+        <w:t xml:space="preserve">                   ; empty = the standard font</w:t>
+      </w:r>
+      <w:r>
+        <w:br/>
+      </w:r>
+      <w:r>
+        <w:rPr>
+          <w:rStyle w:val="DataTypeTok"/>
+        </w:rPr>
+        <w:t xml:space="preserve">FontSize</w:t>
+      </w:r>
+      <w:r>
+        <w:rPr>
+          <w:rStyle w:val="OtherTok"/>
+        </w:rPr>
+        <w:t xml:space="preserve">=</w:t>
+      </w:r>
+      <w:r>
+        <w:rPr>
+          <w:rStyle w:val="StringTok"/>
+        </w:rPr>
+        <w:t xml:space="preserve">0              ; points; 0 = the standard size</w:t>
+      </w:r>
+      <w:r>
+        <w:br/>
+      </w:r>
+      <w:r>
+        <w:rPr>
+          <w:rStyle w:val="DataTypeTok"/>
+        </w:rPr>
+        <w:t xml:space="preserve">FileName</w:t>
+      </w:r>
+      <w:r>
+        <w:rPr>
+          <w:rStyle w:val="OtherTok"/>
+        </w:rPr>
+        <w:t xml:space="preserve">=</w:t>
+      </w:r>
+      <w:r>
+        <w:rPr>
+          <w:rStyle w:val="DecValTok"/>
+        </w:rPr>
+        <w:t xml:space="preserve">1</w:t>
+      </w:r>
+      <w:r>
+        <w:br/>
+      </w:r>
+      <w:r>
+        <w:rPr>
+          <w:rStyle w:val="DataTypeTok"/>
+        </w:rPr>
+        <w:t xml:space="preserve">Dimensions</w:t>
+      </w:r>
+      <w:r>
+        <w:rPr>
+          <w:rStyle w:val="OtherTok"/>
+        </w:rPr>
+        <w:t xml:space="preserve">=</w:t>
+      </w:r>
+      <w:r>
+        <w:rPr>
+          <w:rStyle w:val="DecValTok"/>
+        </w:rPr>
+        <w:t xml:space="preserve">1</w:t>
+      </w:r>
+      <w:r>
+        <w:br/>
+      </w:r>
+      <w:r>
+        <w:rPr>
+          <w:rStyle w:val="DataTypeTok"/>
+        </w:rPr>
+        <w:t xml:space="preserve">Folder</w:t>
+      </w:r>
+      <w:r>
+        <w:rPr>
+          <w:rStyle w:val="OtherTok"/>
+        </w:rPr>
+        <w:t xml:space="preserve">=</w:t>
+      </w:r>
+      <w:r>
+        <w:rPr>
+          <w:rStyle w:val="DecValTok"/>
+        </w:rPr>
+        <w:t xml:space="preserve">1</w:t>
+      </w:r>
+      <w:r>
+        <w:br/>
+      </w:r>
+      <w:r>
+        <w:rPr>
+          <w:rStyle w:val="DataTypeTok"/>
+        </w:rPr>
+        <w:t xml:space="preserve">Position</w:t>
+      </w:r>
+      <w:r>
+        <w:rPr>
+          <w:rStyle w:val="OtherTok"/>
+        </w:rPr>
+        <w:t xml:space="preserve">=</w:t>
+      </w:r>
+      <w:r>
+        <w:rPr>
+          <w:rStyle w:val="DecValTok"/>
+        </w:rPr>
+        <w:t xml:space="preserve">1</w:t>
+      </w:r>
+      <w:r>
+        <w:br/>
+      </w:r>
+      <w:r>
+        <w:rPr>
+          <w:rStyle w:val="DataTypeTok"/>
+        </w:rPr>
+        <w:t xml:space="preserve">Videos</w:t>
+      </w:r>
+      <w:r>
+        <w:rPr>
+          <w:rStyle w:val="OtherTok"/>
+        </w:rPr>
+        <w:t xml:space="preserve">=</w:t>
+      </w:r>
+      <w:r>
+        <w:rPr>
+          <w:rStyle w:val="DecValTok"/>
+        </w:rPr>
+        <w:t xml:space="preserve">1</w:t>
+      </w:r>
+      <w:r>
+        <w:br/>
+      </w:r>
+      <w:r>
+        <w:rPr>
+          <w:rStyle w:val="DataTypeTok"/>
+        </w:rPr>
+        <w:t xml:space="preserve">Sorting</w:t>
+      </w:r>
+      <w:r>
+        <w:rPr>
+          <w:rStyle w:val="OtherTok"/>
+        </w:rPr>
+        <w:t xml:space="preserve">=</w:t>
+      </w:r>
+      <w:r>
+        <w:rPr>
+          <w:rStyle w:val="DecValTok"/>
+        </w:rPr>
+        <w:t xml:space="preserve">1</w:t>
+      </w:r>
+      <w:r>
+        <w:br/>
+      </w:r>
+      <w:r>
+        <w:rPr>
+          <w:rStyle w:val="DataTypeTok"/>
+        </w:rPr>
+        <w:t xml:space="preserve">Zoom</w:t>
+      </w:r>
+      <w:r>
+        <w:rPr>
+          <w:rStyle w:val="OtherTok"/>
+        </w:rPr>
+        <w:t xml:space="preserve">=</w:t>
+      </w:r>
+      <w:r>
+        <w:rPr>
+          <w:rStyle w:val="DecValTok"/>
+        </w:rPr>
+        <w:t xml:space="preserve">1</w:t>
+      </w:r>
+      <w:r>
+        <w:br/>
+      </w:r>
+      <w:r>
+        <w:rPr>
+          <w:rStyle w:val="DataTypeTok"/>
+        </w:rPr>
+        <w:t xml:space="preserve">State</w:t>
+      </w:r>
+      <w:r>
+        <w:rPr>
+          <w:rStyle w:val="OtherTok"/>
+        </w:rPr>
+        <w:t xml:space="preserve">=</w:t>
+      </w:r>
+      <w:r>
+        <w:rPr>
+          <w:rStyle w:val="DecValTok"/>
+        </w:rPr>
+        <w:t xml:space="preserve">1</w:t>
+      </w:r>
+      <w:r>
+        <w:br/>
+      </w:r>
+      <w:r>
+        <w:rPr>
+          <w:rStyle w:val="DataTypeTok"/>
+        </w:rPr>
+        <w:t xml:space="preserve">Animation</w:t>
+      </w:r>
+      <w:r>
+        <w:rPr>
+          <w:rStyle w:val="OtherTok"/>
+        </w:rPr>
+        <w:t xml:space="preserve">=</w:t>
+      </w:r>
+      <w:r>
+        <w:rPr>
+          <w:rStyle w:val="DecValTok"/>
+        </w:rPr>
+        <w:t xml:space="preserve">1</w:t>
+      </w:r>
+      <w:r>
+        <w:br/>
+      </w:r>
+      <w:r>
+        <w:rPr>
+          <w:rStyle w:val="DataTypeTok"/>
+        </w:rPr>
+        <w:t xml:space="preserve">Filters</w:t>
+      </w:r>
+      <w:r>
+        <w:rPr>
+          <w:rStyle w:val="OtherTok"/>
+        </w:rPr>
+        <w:t xml:space="preserve">=</w:t>
+      </w:r>
+      <w:r>
+        <w:rPr>
+          <w:rStyle w:val="DecValTok"/>
+        </w:rPr>
+        <w:t xml:space="preserve">1</w:t>
+      </w:r>
+      <w:r>
+        <w:br/>
+      </w:r>
+      <w:r>
+        <w:rPr>
+          <w:rStyle w:val="DataTypeTok"/>
+        </w:rPr>
+        <w:t xml:space="preserve">Messages</w:t>
+      </w:r>
+      <w:r>
+        <w:rPr>
+          <w:rStyle w:val="OtherTok"/>
+        </w:rPr>
+        <w:t xml:space="preserve">=</w:t>
+      </w:r>
+      <w:r>
+        <w:rPr>
+          <w:rStyle w:val="DecValTok"/>
+        </w:rPr>
+        <w:t xml:space="preserve">1</w:t>
       </w:r>
     </w:p>
     <w:p>
@@ -28410,6 +29256,176 @@
             </w:pPr>
             <w:r>
               <w:t xml:space="preserve">Faint structures visible without leaving MView; the view never mistaken for the data.</w:t>
+            </w:r>
+          </w:p>
+        </w:tc>
+      </w:tr>
+      <w:tr>
+        <w:tc>
+          <w:tcPr/>
+          <w:p>
+            <w:pPr>
+              <w:pStyle w:val="Compact"/>
+              <w:jc w:val="left"/>
+            </w:pPr>
+            <w:r>
+              <w:rPr>
+                <w:bCs/>
+                <w:b/>
+              </w:rPr>
+              <w:t xml:space="preserve">Release 1.0</w:t>
+            </w:r>
+            <w:r>
+              <w:t xml:space="preserve"> </w:t>
+            </w:r>
+            <w:r>
+              <w:rPr>
+                <w:iCs/>
+                <w:i/>
+              </w:rPr>
+              <w:t xml:space="preserve">(Day 24)</w:t>
+            </w:r>
+          </w:p>
+        </w:tc>
+        <w:tc>
+          <w:tcPr/>
+          <w:p>
+            <w:pPr>
+              <w:pStyle w:val="Compact"/>
+              <w:jc w:val="left"/>
+            </w:pPr>
+            <w:r>
+              <w:t xml:space="preserve">Phases A–H as built, plus the Day 24 polish: icon preview beside the sort panel, swipe left or right into a folder, the info line’s parts and font in the ini (</w:t>
+            </w:r>
+            <w:r>
+              <w:rPr>
+                <w:rStyle w:val="VerbatimChar"/>
+              </w:rPr>
+              <w:t xml:space="preserve">[InfoLine]</w:t>
+            </w:r>
+            <w:r>
+              <w:t xml:space="preserve">), a</w:t>
+            </w:r>
+            <w:r>
+              <w:t xml:space="preserve"> </w:t>
+            </w:r>
+            <w:r>
+              <w:t xml:space="preserve">“</w:t>
+            </w:r>
+            <w:r>
+              <w:t xml:space="preserve">TC connection</w:t>
+            </w:r>
+            <w:r>
+              <w:t xml:space="preserve">”</w:t>
+            </w:r>
+            <w:r>
+              <w:t xml:space="preserve"> </w:t>
+            </w:r>
+            <w:r>
+              <w:t xml:space="preserve">notice for folder steps while following Total Commander, videos counted (never opened),</w:t>
+            </w:r>
+            <w:r>
+              <w:t xml:space="preserve"> </w:t>
+            </w:r>
+            <w:r>
+              <w:t xml:space="preserve">“</w:t>
+            </w:r>
+            <w:r>
+              <w:t xml:space="preserve">Apply filters to a copy</w:t>
+            </w:r>
+            <w:r>
+              <w:t xml:space="preserve">”</w:t>
+            </w:r>
+            <w:r>
+              <w:t xml:space="preserve"> </w:t>
+            </w:r>
+            <w:r>
+              <w:t xml:space="preserve">takes the rotation, drive roots opened without subfolders (</w:t>
+            </w:r>
+            <w:r>
+              <w:rPr>
+                <w:rStyle w:val="VerbatimChar"/>
+              </w:rPr>
+              <w:t xml:space="preserve">RecurseFromDriveRoot</w:t>
+            </w:r>
+            <w:r>
+              <w:t xml:space="preserve">).</w:t>
+            </w:r>
+          </w:p>
+        </w:tc>
+        <w:tc>
+          <w:tcPr/>
+          <w:p>
+            <w:pPr>
+              <w:pStyle w:val="Compact"/>
+              <w:jc w:val="left"/>
+            </w:pPr>
+            <w:r>
+              <w:t xml:space="preserve">The viewer is finished; 1.x gets fixes only.</w:t>
+            </w:r>
+          </w:p>
+        </w:tc>
+      </w:tr>
+      <w:tr>
+        <w:tc>
+          <w:tcPr/>
+          <w:p>
+            <w:pPr>
+              <w:pStyle w:val="Compact"/>
+              <w:jc w:val="left"/>
+            </w:pPr>
+            <w:r>
+              <w:rPr>
+                <w:bCs/>
+                <w:b/>
+              </w:rPr>
+              <w:t xml:space="preserve">Microscopy edition</w:t>
+            </w:r>
+            <w:r>
+              <w:t xml:space="preserve"> </w:t>
+            </w:r>
+            <w:r>
+              <w:rPr>
+                <w:iCs/>
+                <w:i/>
+              </w:rPr>
+              <w:t xml:space="preserve">(decided Day 24)</w:t>
+            </w:r>
+          </w:p>
+        </w:tc>
+        <w:tc>
+          <w:tcPr/>
+          <w:p>
+            <w:pPr>
+              <w:pStyle w:val="Compact"/>
+              <w:jc w:val="left"/>
+            </w:pPr>
+            <w:r>
+              <w:t xml:space="preserve">A second program from the same source tree: its own project file, microscopy units in</w:t>
+            </w:r>
+            <w:r>
+              <w:t xml:space="preserve"> </w:t>
+            </w:r>
+            <w:r>
+              <w:rPr>
+                <w:rStyle w:val="VerbatimChar"/>
+              </w:rPr>
+              <w:t xml:space="preserve">source\microscopy\</w:t>
+            </w:r>
+            <w:r>
+              <w:t xml:space="preserve">, the shared core unchanged (a metadata-reader layer and a measurement overlay slot in the renderers are added to the core for it). Contents: Leica (.lif / .lei, LAS X exports with their MetaData) and Nikon metadata, calibrations per objective (by numbers or by measuring a known object), measuring line (click – follow – click), scale bar (round lengths, into a saved copy), the provenance note in saved PNGs, image editing with the keyboard allowed, Photoshop .8bf filters (64-bit), Fiji / ImageJ through Fiji itself (headless, macros), movies and camera recordings (AVI raw / MJPEG, TIFF stacks; FFmpeg libraries for compressed video) as frame stacks with time stamps.</w:t>
+            </w:r>
+          </w:p>
+        </w:tc>
+        <w:tc>
+          <w:tcPr/>
+          <w:p>
+            <w:pPr>
+              <w:pStyle w:val="Compact"/>
+              <w:jc w:val="left"/>
+            </w:pPr>
+            <w:r>
+              <w:t xml:space="preserve">Measuring on calibrated images without leaving the viewer.</w:t>
             </w:r>
           </w:p>
         </w:tc>

--- a/specs/MView_Developer_Specification_v1.3.docx
+++ b/specs/MView_Developer_Specification_v1.3.docx
@@ -18344,7 +18344,7 @@
         <w:t xml:space="preserve">[Sort] FollowTotalCommander</w:t>
       </w:r>
       <w:r>
-        <w:t xml:space="preserve">: 0 off, 1 its folder (default), 2 also the image under its cursor; right-click menu</w:t>
+        <w:t xml:space="preserve">: 0 off (default since Day 24), 1 its folder, 2 also the image under its cursor; right-click menu</w:t>
       </w:r>
       <w:r>
         <w:t xml:space="preserve"> </w:t>
@@ -21304,6 +21304,209 @@
     <w:p>
       <w:pPr>
         <w:pStyle w:val="FirstParagraph"/>
+      </w:pPr>
+      <w:r>
+        <w:rPr>
+          <w:iCs/>
+          <w:i/>
+        </w:rPr>
+        <w:t xml:space="preserve">(Day 24, a user’s request)</w:t>
+      </w:r>
+      <w:r>
+        <w:t xml:space="preserve"> </w:t>
+      </w:r>
+      <w:r>
+        <w:rPr>
+          <w:bCs/>
+          <w:b/>
+        </w:rPr>
+        <w:t xml:space="preserve">Start mode</w:t>
+      </w:r>
+      <w:r>
+        <w:t xml:space="preserve"> </w:t>
+      </w:r>
+      <w:r>
+        <w:t xml:space="preserve">(</w:t>
+      </w:r>
+      <w:r>
+        <w:rPr>
+          <w:rStyle w:val="VerbatimChar"/>
+        </w:rPr>
+        <w:t xml:space="preserve">[Startup] Mode</w:t>
+      </w:r>
+      <w:r>
+        <w:t xml:space="preserve">, replaces</w:t>
+      </w:r>
+      <w:r>
+        <w:t xml:space="preserve"> </w:t>
+      </w:r>
+      <w:r>
+        <w:rPr>
+          <w:rStyle w:val="VerbatimChar"/>
+        </w:rPr>
+        <w:t xml:space="preserve">StartFullscreen</w:t>
+      </w:r>
+      <w:r>
+        <w:t xml:space="preserve">; an old</w:t>
+      </w:r>
+      <w:r>
+        <w:t xml:space="preserve"> </w:t>
+      </w:r>
+      <w:r>
+        <w:rPr>
+          <w:rStyle w:val="VerbatimChar"/>
+        </w:rPr>
+        <w:t xml:space="preserve">StartFullscreen=1</w:t>
+      </w:r>
+      <w:r>
+        <w:t xml:space="preserve"> </w:t>
+      </w:r>
+      <w:r>
+        <w:t xml:space="preserve">becomes</w:t>
+      </w:r>
+      <w:r>
+        <w:t xml:space="preserve"> </w:t>
+      </w:r>
+      <w:r>
+        <w:rPr>
+          <w:rStyle w:val="VerbatimChar"/>
+        </w:rPr>
+        <w:t xml:space="preserve">Mode=1</w:t>
+      </w:r>
+      <w:r>
+        <w:t xml:space="preserve"> </w:t>
+      </w:r>
+      <w:r>
+        <w:t xml:space="preserve">and the old key is removed at the next save):</w:t>
+      </w:r>
+      <w:r>
+        <w:t xml:space="preserve"> </w:t>
+      </w:r>
+      <w:r>
+        <w:rPr>
+          <w:bCs/>
+          <w:b/>
+        </w:rPr>
+        <w:t xml:space="preserve">0</w:t>
+      </w:r>
+      <w:r>
+        <w:t xml:space="preserve"> </w:t>
+      </w:r>
+      <w:r>
+        <w:t xml:space="preserve">as before — without a file or folder the settings screen, with one the viewer in a window;</w:t>
+      </w:r>
+      <w:r>
+        <w:t xml:space="preserve"> </w:t>
+      </w:r>
+      <w:r>
+        <w:rPr>
+          <w:bCs/>
+          <w:b/>
+        </w:rPr>
+        <w:t xml:space="preserve">1</w:t>
+      </w:r>
+      <w:r>
+        <w:t xml:space="preserve"> </w:t>
+      </w:r>
+      <w:r>
+        <w:t xml:space="preserve">(default since Day 24, user) the viewer fullscreen — without a file in the last session’s folder and image, without a last session in MView’s own folder;</w:t>
+      </w:r>
+      <w:r>
+        <w:t xml:space="preserve"> </w:t>
+      </w:r>
+      <w:r>
+        <w:rPr>
+          <w:bCs/>
+          <w:b/>
+        </w:rPr>
+        <w:t xml:space="preserve">2</w:t>
+      </w:r>
+      <w:r>
+        <w:t xml:space="preserve"> </w:t>
+      </w:r>
+      <w:r>
+        <w:t xml:space="preserve">like 1, then side by side with Total Commander (MView on the left half, Total Commander on the right, in the start folder; started if it isn’t running).</w:t>
+      </w:r>
+      <w:r>
+        <w:t xml:space="preserve"> </w:t>
+      </w:r>
+      <w:r>
+        <w:t xml:space="preserve">“</w:t>
+      </w:r>
+      <w:r>
+        <w:t xml:space="preserve">View images</w:t>
+      </w:r>
+      <w:r>
+        <w:t xml:space="preserve">”</w:t>
+      </w:r>
+      <w:r>
+        <w:t xml:space="preserve"> </w:t>
+      </w:r>
+      <w:r>
+        <w:t xml:space="preserve">on the settings screen follows Mode 1 (fullscreen) but never goes side by side.</w:t>
+      </w:r>
+    </w:p>
+    <w:p>
+      <w:pPr>
+        <w:pStyle w:val="BodyText"/>
+      </w:pPr>
+      <w:r>
+        <w:rPr>
+          <w:iCs/>
+          <w:i/>
+        </w:rPr>
+        <w:t xml:space="preserve">(Day 24)</w:t>
+      </w:r>
+      <w:r>
+        <w:t xml:space="preserve"> </w:t>
+      </w:r>
+      <w:r>
+        <w:rPr>
+          <w:bCs/>
+          <w:b/>
+        </w:rPr>
+        <w:t xml:space="preserve">The very first start</w:t>
+      </w:r>
+      <w:r>
+        <w:t xml:space="preserve"> </w:t>
+      </w:r>
+      <w:r>
+        <w:t xml:space="preserve">(no</w:t>
+      </w:r>
+      <w:r>
+        <w:t xml:space="preserve"> </w:t>
+      </w:r>
+      <w:r>
+        <w:rPr>
+          <w:rStyle w:val="VerbatimChar"/>
+        </w:rPr>
+        <w:t xml:space="preserve">MView.ini</w:t>
+      </w:r>
+      <w:r>
+        <w:t xml:space="preserve"> </w:t>
+      </w:r>
+      <w:r>
+        <w:t xml:space="preserve">yet, no file given,</w:t>
+      </w:r>
+      <w:r>
+        <w:t xml:space="preserve"> </w:t>
+      </w:r>
+      <w:r>
+        <w:rPr>
+          <w:rStyle w:val="VerbatimChar"/>
+        </w:rPr>
+        <w:t xml:space="preserve">MView_welcome.png</w:t>
+      </w:r>
+      <w:r>
+        <w:t xml:space="preserve"> </w:t>
+      </w:r>
+      <w:r>
+        <w:t xml:space="preserve">next to MView.exe): the viewer opens that picture — an annotated screenshot, a map of the screen (filter panel, sort panel, icon preview, the four zones, the mouse everywhere, Esc, the emergency exit) — without subfolders. The ini is made as before. Without the picture, the settings screen as before. MView’s own folder as a fallback start folder (Mode 1 / 2 without a last session) is also opened without subfolders, so the folders around it are never scanned.</w:t>
+      </w:r>
+    </w:p>
+    <w:p>
+      <w:pPr>
+        <w:pStyle w:val="BodyText"/>
       </w:pPr>
       <w:r>
         <w:rPr>
@@ -24402,7 +24605,7 @@
         <w:rPr>
           <w:rStyle w:val="DataTypeTok"/>
         </w:rPr>
-        <w:t xml:space="preserve">StartFullscreen</w:t>
+        <w:t xml:space="preserve">Mode</w:t>
       </w:r>
       <w:r>
         <w:rPr>
@@ -24412,8 +24615,386 @@
       </w:r>
       <w:r>
         <w:rPr>
+          <w:rStyle w:val="StringTok"/>
+        </w:rPr>
+        <w:t xml:space="preserve">1                  ; Day 24 (replaces StartFullscreen): 0 settings screen without a file, 1 viewer fullscreen in the last folder, 2 the same side by side with Total Commander</w:t>
+      </w:r>
+      <w:r>
+        <w:br/>
+      </w:r>
+      <w:r>
+        <w:rPr>
+          <w:rStyle w:val="DataTypeTok"/>
+        </w:rPr>
+        <w:t xml:space="preserve">OnlyOneInstance</w:t>
+      </w:r>
+      <w:r>
+        <w:rPr>
+          <w:rStyle w:val="OtherTok"/>
+        </w:rPr>
+        <w:t xml:space="preserve">=</w:t>
+      </w:r>
+      <w:r>
+        <w:rPr>
+          <w:rStyle w:val="StringTok"/>
+        </w:rPr>
+        <w:t xml:space="preserve">1       ; Day 23: an image / folder opened while MView runs (Total Commander) goes to the running MView</w:t>
+      </w:r>
+      <w:r>
+        <w:br/>
+      </w:r>
+      <w:r>
+        <w:rPr>
+          <w:rStyle w:val="KeywordTok"/>
+        </w:rPr>
+        <w:t xml:space="preserve">[Window]</w:t>
+      </w:r>
+      <w:r>
+        <w:rPr>
+          <w:rStyle w:val="DataTypeTok"/>
+        </w:rPr>
+        <w:t xml:space="preserve">                     ; *</w:t>
+      </w:r>
+      <w:r>
+        <w:br/>
+      </w:r>
+      <w:r>
+        <w:rPr>
+          <w:rStyle w:val="DataTypeTok"/>
+        </w:rPr>
+        <w:t xml:space="preserve">Left</w:t>
+      </w:r>
+      <w:r>
+        <w:rPr>
+          <w:rStyle w:val="OtherTok"/>
+        </w:rPr>
+        <w:t xml:space="preserve">=</w:t>
+      </w:r>
+      <w:r>
+        <w:rPr>
+          <w:rStyle w:val="StringTok"/>
+        </w:rPr>
+        <w:t xml:space="preserve"> / Top= / Width= / Height=  ; * written by MView: window place when not fullscreen (§11)</w:t>
+      </w:r>
+      <w:r>
+        <w:br/>
+      </w:r>
+      <w:r>
+        <w:rPr>
+          <w:rStyle w:val="KeywordTok"/>
+        </w:rPr>
+        <w:t xml:space="preserve">[View]</w:t>
+      </w:r>
+      <w:r>
+        <w:br/>
+      </w:r>
+      <w:r>
+        <w:rPr>
+          <w:rStyle w:val="DataTypeTok"/>
+        </w:rPr>
+        <w:t xml:space="preserve">ShowInfo</w:t>
+      </w:r>
+      <w:r>
+        <w:rPr>
+          <w:rStyle w:val="OtherTok"/>
+        </w:rPr>
+        <w:t xml:space="preserve">=</w:t>
+      </w:r>
+      <w:r>
+        <w:rPr>
           <w:rStyle w:val="DecValTok"/>
         </w:rPr>
+        <w:t xml:space="preserve">1</w:t>
+      </w:r>
+      <w:r>
+        <w:br/>
+      </w:r>
+      <w:r>
+        <w:rPr>
+          <w:rStyle w:val="DataTypeTok"/>
+        </w:rPr>
+        <w:t xml:space="preserve">AutoRotate</w:t>
+      </w:r>
+      <w:r>
+        <w:rPr>
+          <w:rStyle w:val="OtherTok"/>
+        </w:rPr>
+        <w:t xml:space="preserve">=</w:t>
+      </w:r>
+      <w:r>
+        <w:rPr>
+          <w:rStyle w:val="StringTok"/>
+        </w:rPr>
+        <w:t xml:space="preserve">1            ; EXIF orientation</w:t>
+      </w:r>
+      <w:r>
+        <w:br/>
+      </w:r>
+      <w:r>
+        <w:rPr>
+          <w:rStyle w:val="DataTypeTok"/>
+        </w:rPr>
+        <w:t xml:space="preserve">OverlaySolid</w:t>
+      </w:r>
+      <w:r>
+        <w:rPr>
+          <w:rStyle w:val="OtherTok"/>
+        </w:rPr>
+        <w:t xml:space="preserve">=</w:t>
+      </w:r>
+      <w:r>
+        <w:rPr>
+          <w:rStyle w:val="StringTok"/>
+        </w:rPr>
+        <w:t xml:space="preserve">0          ; * 1 = info and diagnostics lines on a solid black bar</w:t>
+      </w:r>
+      <w:r>
+        <w:br/>
+      </w:r>
+      <w:r>
+        <w:rPr>
+          <w:rStyle w:val="DataTypeTok"/>
+        </w:rPr>
+        <w:t xml:space="preserve">OverlayColor</w:t>
+      </w:r>
+      <w:r>
+        <w:rPr>
+          <w:rStyle w:val="OtherTok"/>
+        </w:rPr>
+        <w:t xml:space="preserve">=</w:t>
+      </w:r>
+      <w:r>
+        <w:rPr>
+          <w:rStyle w:val="StringTok"/>
+        </w:rPr>
+        <w:t xml:space="preserve">White      ; * White | Yellow | Red: colour of the texts over the image</w:t>
+      </w:r>
+      <w:r>
+        <w:br/>
+      </w:r>
+      <w:r>
+        <w:rPr>
+          <w:rStyle w:val="KeywordTok"/>
+        </w:rPr>
+        <w:t xml:space="preserve">[Navigation]</w:t>
+      </w:r>
+      <w:r>
+        <w:br/>
+      </w:r>
+      <w:r>
+        <w:rPr>
+          <w:rStyle w:val="DataTypeTok"/>
+        </w:rPr>
+        <w:t xml:space="preserve">SortMode</w:t>
+      </w:r>
+      <w:r>
+        <w:rPr>
+          <w:rStyle w:val="OtherTok"/>
+        </w:rPr>
+        <w:t xml:space="preserve">=</w:t>
+      </w:r>
+      <w:r>
+        <w:rPr>
+          <w:rStyle w:val="StringTok"/>
+        </w:rPr>
+        <w:t xml:space="preserve">DateDescending ; DateAscending | FileNameAscending | FileNameDescending</w:t>
+      </w:r>
+      <w:r>
+        <w:br/>
+      </w:r>
+      <w:r>
+        <w:rPr>
+          <w:rStyle w:val="DataTypeTok"/>
+        </w:rPr>
+        <w:t xml:space="preserve">Recursive</w:t>
+      </w:r>
+      <w:r>
+        <w:rPr>
+          <w:rStyle w:val="OtherTok"/>
+        </w:rPr>
+        <w:t xml:space="preserve">=</w:t>
+      </w:r>
+      <w:r>
+        <w:rPr>
+          <w:rStyle w:val="DecValTok"/>
+        </w:rPr>
+        <w:t xml:space="preserve">1</w:t>
+      </w:r>
+      <w:r>
+        <w:br/>
+      </w:r>
+      <w:r>
+        <w:rPr>
+          <w:rStyle w:val="DataTypeTok"/>
+        </w:rPr>
+        <w:t xml:space="preserve">WrapAround</w:t>
+      </w:r>
+      <w:r>
+        <w:rPr>
+          <w:rStyle w:val="OtherTok"/>
+        </w:rPr>
+        <w:t xml:space="preserve">=</w:t>
+      </w:r>
+      <w:r>
+        <w:rPr>
+          <w:rStyle w:val="DecValTok"/>
+        </w:rPr>
+        <w:t xml:space="preserve">1</w:t>
+      </w:r>
+      <w:r>
+        <w:br/>
+      </w:r>
+      <w:r>
+        <w:rPr>
+          <w:rStyle w:val="DataTypeTok"/>
+        </w:rPr>
+        <w:t xml:space="preserve">WrapScope</w:t>
+      </w:r>
+      <w:r>
+        <w:rPr>
+          <w:rStyle w:val="OtherTok"/>
+        </w:rPr>
+        <w:t xml:space="preserve">=</w:t>
+      </w:r>
+      <w:r>
+        <w:rPr>
+          <w:rStyle w:val="StringTok"/>
+        </w:rPr>
+        <w:t xml:space="preserve">Tree          ; Dir | Tree</w:t>
+      </w:r>
+      <w:r>
+        <w:br/>
+      </w:r>
+      <w:r>
+        <w:rPr>
+          <w:rStyle w:val="DataTypeTok"/>
+        </w:rPr>
+        <w:t xml:space="preserve">ClimbUp</w:t>
+      </w:r>
+      <w:r>
+        <w:rPr>
+          <w:rStyle w:val="OtherTok"/>
+        </w:rPr>
+        <w:t xml:space="preserve">=</w:t>
+      </w:r>
+      <w:r>
+        <w:rPr>
+          <w:rStyle w:val="StringTok"/>
+        </w:rPr>
+        <w:t xml:space="preserve">0               ; Day 22: 1 = at the end of the tree browse on one level higher (up to one below the drive)</w:t>
+      </w:r>
+      <w:r>
+        <w:br/>
+      </w:r>
+      <w:r>
+        <w:rPr>
+          <w:rStyle w:val="DataTypeTok"/>
+        </w:rPr>
+        <w:t xml:space="preserve">RecurseFromDriveRoot</w:t>
+      </w:r>
+      <w:r>
+        <w:rPr>
+          <w:rStyle w:val="OtherTok"/>
+        </w:rPr>
+        <w:t xml:space="preserve">=</w:t>
+      </w:r>
+      <w:r>
+        <w:rPr>
+          <w:rStyle w:val="StringTok"/>
+        </w:rPr>
+        <w:t xml:space="preserve">0  ; Day 24: 0 = a drive root (C:\, a share's root) opens without its subfolders, even with Recursive=1</w:t>
+      </w:r>
+      <w:r>
+        <w:br/>
+      </w:r>
+      <w:r>
+        <w:rPr>
+          <w:rStyle w:val="DataTypeTok"/>
+        </w:rPr>
+        <w:t xml:space="preserve">PlaceholderForBadImages</w:t>
+      </w:r>
+      <w:r>
+        <w:rPr>
+          <w:rStyle w:val="OtherTok"/>
+        </w:rPr>
+        <w:t xml:space="preserve">=</w:t>
+      </w:r>
+      <w:r>
+        <w:rPr>
+          <w:rStyle w:val="DecValTok"/>
+        </w:rPr>
+        <w:t xml:space="preserve">1</w:t>
+      </w:r>
+      <w:r>
+        <w:br/>
+      </w:r>
+      <w:r>
+        <w:rPr>
+          <w:rStyle w:val="KeywordTok"/>
+        </w:rPr>
+        <w:t xml:space="preserve">[Performance]</w:t>
+      </w:r>
+      <w:r>
+        <w:br/>
+      </w:r>
+      <w:r>
+        <w:rPr>
+          <w:rStyle w:val="DataTypeTok"/>
+        </w:rPr>
+        <w:t xml:space="preserve">PreloadCount</w:t>
+      </w:r>
+      <w:r>
+        <w:rPr>
+          <w:rStyle w:val="OtherTok"/>
+        </w:rPr>
+        <w:t xml:space="preserve">=</w:t>
+      </w:r>
+      <w:r>
+        <w:rPr>
+          <w:rStyle w:val="StringTok"/>
+        </w:rPr>
+        <w:t xml:space="preserve">5          ; 0..20</w:t>
+      </w:r>
+      <w:r>
+        <w:br/>
+      </w:r>
+      <w:r>
+        <w:rPr>
+          <w:rStyle w:val="DataTypeTok"/>
+        </w:rPr>
+        <w:t xml:space="preserve">PreloadBehind</w:t>
+      </w:r>
+      <w:r>
+        <w:rPr>
+          <w:rStyle w:val="OtherTok"/>
+        </w:rPr>
+        <w:t xml:space="preserve">=</w:t>
+      </w:r>
+      <w:r>
+        <w:rPr>
+          <w:rStyle w:val="StringTok"/>
+        </w:rPr>
+        <w:t xml:space="preserve">2         ; 0..10</w:t>
+      </w:r>
+      <w:r>
+        <w:br/>
+      </w:r>
+      <w:r>
+        <w:rPr>
+          <w:rStyle w:val="DataTypeTok"/>
+        </w:rPr>
+        <w:t xml:space="preserve">DecodeThreads</w:t>
+      </w:r>
+      <w:r>
+        <w:rPr>
+          <w:rStyle w:val="OtherTok"/>
+        </w:rPr>
+        <w:t xml:space="preserve">=</w:t>
+      </w:r>
+      <w:r>
+        <w:rPr>
+          <w:rStyle w:val="DecValTok"/>
+        </w:rPr>
         <w:t xml:space="preserve">0</w:t>
       </w:r>
       <w:r>
@@ -24423,7 +25004,7 @@
         <w:rPr>
           <w:rStyle w:val="DataTypeTok"/>
         </w:rPr>
-        <w:t xml:space="preserve">OnlyOneInstance</w:t>
+        <w:t xml:space="preserve">UseWIC</w:t>
       </w:r>
       <w:r>
         <w:rPr>
@@ -24435,22 +25016,184 @@
         <w:rPr>
           <w:rStyle w:val="StringTok"/>
         </w:rPr>
-        <w:t xml:space="preserve">1       ; Day 23: an image / folder opened while MView runs (Total Commander) goes to the running MView</w:t>
+        <w:t xml:space="preserve">1                ; * WIC for full-size JPEGs, and for TIFF, PNG, BMP (in bands)</w:t>
       </w:r>
       <w:r>
         <w:br/>
       </w:r>
       <w:r>
         <w:rPr>
+          <w:rStyle w:val="DataTypeTok"/>
+        </w:rPr>
+        <w:t xml:space="preserve">UseWICQuickView</w:t>
+      </w:r>
+      <w:r>
+        <w:rPr>
+          <w:rStyle w:val="OtherTok"/>
+        </w:rPr>
+        <w:t xml:space="preserve">=</w:t>
+      </w:r>
+      <w:r>
+        <w:rPr>
+          <w:rStyle w:val="StringTok"/>
+        </w:rPr>
+        <w:t xml:space="preserve">1       ; * JPEG quick views scaled inside the WIC codec; 0 = own decoder</w:t>
+      </w:r>
+      <w:r>
+        <w:br/>
+      </w:r>
+      <w:r>
+        <w:rPr>
+          <w:rStyle w:val="DataTypeTok"/>
+        </w:rPr>
+        <w:t xml:space="preserve">RefineDelayMs</w:t>
+      </w:r>
+      <w:r>
+        <w:rPr>
+          <w:rStyle w:val="OtherTok"/>
+        </w:rPr>
+        <w:t xml:space="preserve">=</w:t>
+      </w:r>
+      <w:r>
+        <w:rPr>
+          <w:rStyle w:val="StringTok"/>
+        </w:rPr>
+        <w:t xml:space="preserve">250       ; full decode after this long on an image; 0 = at once</w:t>
+      </w:r>
+      <w:r>
+        <w:br/>
+      </w:r>
+      <w:r>
+        <w:rPr>
+          <w:rStyle w:val="DataTypeTok"/>
+        </w:rPr>
+        <w:t xml:space="preserve">CacheSizeMB</w:t>
+      </w:r>
+      <w:r>
+        <w:rPr>
+          <w:rStyle w:val="OtherTok"/>
+        </w:rPr>
+        <w:t xml:space="preserve">=</w:t>
+      </w:r>
+      <w:r>
+        <w:rPr>
+          <w:rStyle w:val="DecValTok"/>
+        </w:rPr>
+        <w:t xml:space="preserve">0</w:t>
+      </w:r>
+      <w:r>
+        <w:br/>
+      </w:r>
+      <w:r>
+        <w:rPr>
+          <w:rStyle w:val="DataTypeTok"/>
+        </w:rPr>
+        <w:t xml:space="preserve">PreviewAhead</w:t>
+      </w:r>
+      <w:r>
+        <w:rPr>
+          <w:rStyle w:val="OtherTok"/>
+        </w:rPr>
+        <w:t xml:space="preserve">=</w:t>
+      </w:r>
+      <w:r>
+        <w:rPr>
+          <w:rStyle w:val="StringTok"/>
+        </w:rPr>
+        <w:t xml:space="preserve">10         ; * EXIF thumbnails read ahead; 0 = none (0..50)</w:t>
+      </w:r>
+      <w:r>
+        <w:br/>
+      </w:r>
+      <w:r>
+        <w:rPr>
+          <w:rStyle w:val="DataTypeTok"/>
+        </w:rPr>
+        <w:t xml:space="preserve">SkimEnterMs</w:t>
+      </w:r>
+      <w:r>
+        <w:rPr>
+          <w:rStyle w:val="OtherTok"/>
+        </w:rPr>
+        <w:t xml:space="preserve">=</w:t>
+      </w:r>
+      <w:r>
+        <w:rPr>
+          <w:rStyle w:val="StringTok"/>
+        </w:rPr>
+        <w:t xml:space="preserve">1500        ; * Skim while the last this-many ms averaged SkimRate steps/s; 0 = never</w:t>
+      </w:r>
+      <w:r>
+        <w:br/>
+      </w:r>
+      <w:r>
+        <w:rPr>
+          <w:rStyle w:val="DataTypeTok"/>
+        </w:rPr>
+        <w:t xml:space="preserve">SkimRate</w:t>
+      </w:r>
+      <w:r>
+        <w:rPr>
+          <w:rStyle w:val="OtherTok"/>
+        </w:rPr>
+        <w:t xml:space="preserve">=</w:t>
+      </w:r>
+      <w:r>
+        <w:rPr>
+          <w:rStyle w:val="StringTok"/>
+        </w:rPr>
+        <w:t xml:space="preserve">4              ; * 1..50</w:t>
+      </w:r>
+      <w:r>
+        <w:br/>
+      </w:r>
+      <w:r>
+        <w:rPr>
+          <w:rStyle w:val="DataTypeTok"/>
+        </w:rPr>
+        <w:t xml:space="preserve">SkimExitMs</w:t>
+      </w:r>
+      <w:r>
+        <w:rPr>
+          <w:rStyle w:val="OtherTok"/>
+        </w:rPr>
+        <w:t xml:space="preserve">=</w:t>
+      </w:r>
+      <w:r>
+        <w:rPr>
+          <w:rStyle w:val="StringTok"/>
+        </w:rPr>
+        <w:t xml:space="preserve">250          ; * ms without a step that end Skim (50..10000)</w:t>
+      </w:r>
+      <w:r>
+        <w:br/>
+      </w:r>
+      <w:r>
+        <w:rPr>
           <w:rStyle w:val="KeywordTok"/>
         </w:rPr>
-        <w:t xml:space="preserve">[Window]</w:t>
+        <w:t xml:space="preserve">[Mouse]</w:t>
+      </w:r>
+      <w:r>
+        <w:br/>
       </w:r>
       <w:r>
         <w:rPr>
           <w:rStyle w:val="DataTypeTok"/>
         </w:rPr>
-        <w:t xml:space="preserve">                     ; *</w:t>
+        <w:t xml:space="preserve">Profile</w:t>
+      </w:r>
+      <w:r>
+        <w:rPr>
+          <w:rStyle w:val="OtherTok"/>
+        </w:rPr>
+        <w:t xml:space="preserve">=</w:t>
+      </w:r>
+      <w:r>
+        <w:rPr>
+          <w:rStyle w:val="StringTok"/>
+        </w:rPr>
+        <w:t xml:space="preserve">Default.mouse   ; * now used: the mouse profile file, next to MView.ini (§9.2)</w:t>
       </w:r>
       <w:r>
         <w:br/>
@@ -24459,7 +25202,7 @@
         <w:rPr>
           <w:rStyle w:val="DataTypeTok"/>
         </w:rPr>
-        <w:t xml:space="preserve">Left</w:t>
+        <w:t xml:space="preserve">MouseCursorHideTime</w:t>
       </w:r>
       <w:r>
         <w:rPr>
@@ -24471,16 +25214,37 @@
         <w:rPr>
           <w:rStyle w:val="StringTok"/>
         </w:rPr>
-        <w:t xml:space="preserve"> / Top= / Width= / Height=  ; * written by MView: window place when not fullscreen (§11)</w:t>
+        <w:t xml:space="preserve">3000 ; * now used: ms without input until the cursor hides; 0 = never</w:t>
       </w:r>
       <w:r>
         <w:br/>
       </w:r>
       <w:r>
         <w:rPr>
+          <w:rStyle w:val="DataTypeTok"/>
+        </w:rPr>
+        <w:t xml:space="preserve">ZonesEnabled</w:t>
+      </w:r>
+      <w:r>
+        <w:rPr>
+          <w:rStyle w:val="OtherTok"/>
+        </w:rPr>
+        <w:t xml:space="preserve">=</w:t>
+      </w:r>
+      <w:r>
+        <w:rPr>
+          <w:rStyle w:val="StringTok"/>
+        </w:rPr>
+        <w:t xml:space="preserve">1          ; * 0 = zones off: every button does its Anywhere command</w:t>
+      </w:r>
+      <w:r>
+        <w:br/>
+      </w:r>
+      <w:r>
+        <w:rPr>
           <w:rStyle w:val="KeywordTok"/>
         </w:rPr>
-        <w:t xml:space="preserve">[View]</w:t>
+        <w:t xml:space="preserve">[Renderer]</w:t>
       </w:r>
       <w:r>
         <w:br/>
@@ -24489,7 +25253,7 @@
         <w:rPr>
           <w:rStyle w:val="DataTypeTok"/>
         </w:rPr>
-        <w:t xml:space="preserve">ShowInfo</w:t>
+        <w:t xml:space="preserve">UseGPU</w:t>
       </w:r>
       <w:r>
         <w:rPr>
@@ -24499,6 +25263,27 @@
       </w:r>
       <w:r>
         <w:rPr>
+          <w:rStyle w:val="StringTok"/>
+        </w:rPr>
+        <w:t xml:space="preserve">1                ; replaces the planned Renderer=GPU|CPU</w:t>
+      </w:r>
+      <w:r>
+        <w:br/>
+      </w:r>
+      <w:r>
+        <w:rPr>
+          <w:rStyle w:val="DataTypeTok"/>
+        </w:rPr>
+        <w:t xml:space="preserve">UseMipMaps</w:t>
+      </w:r>
+      <w:r>
+        <w:rPr>
+          <w:rStyle w:val="OtherTok"/>
+        </w:rPr>
+        <w:t xml:space="preserve">=</w:t>
+      </w:r>
+      <w:r>
+        <w:rPr>
           <w:rStyle w:val="DecValTok"/>
         </w:rPr>
         <w:t xml:space="preserve">1</w:t>
@@ -24510,7 +25295,7 @@
         <w:rPr>
           <w:rStyle w:val="DataTypeTok"/>
         </w:rPr>
-        <w:t xml:space="preserve">AutoRotate</w:t>
+        <w:t xml:space="preserve">ZoomStepPercent</w:t>
       </w:r>
       <w:r>
         <w:rPr>
@@ -24522,16 +25307,25 @@
         <w:rPr>
           <w:rStyle w:val="StringTok"/>
         </w:rPr>
-        <w:t xml:space="preserve">1            ; EXIF orientation</w:t>
+        <w:t xml:space="preserve">20      ; * zoom step per wheel notch (1..200)</w:t>
       </w:r>
       <w:r>
         <w:br/>
       </w:r>
       <w:r>
         <w:rPr>
+          <w:rStyle w:val="KeywordTok"/>
+        </w:rPr>
+        <w:t xml:space="preserve">[Debug]</w:t>
+      </w:r>
+      <w:r>
+        <w:br/>
+      </w:r>
+      <w:r>
+        <w:rPr>
           <w:rStyle w:val="DataTypeTok"/>
         </w:rPr>
-        <w:t xml:space="preserve">OverlaySolid</w:t>
+        <w:t xml:space="preserve">ShowFPS</w:t>
       </w:r>
       <w:r>
         <w:rPr>
@@ -24543,7 +25337,7 @@
         <w:rPr>
           <w:rStyle w:val="StringTok"/>
         </w:rPr>
-        <w:t xml:space="preserve">0          ; * 1 = info and diagnostics lines on a solid black bar</w:t>
+        <w:t xml:space="preserve">0               ; diagnostics line (key D)</w:t>
       </w:r>
       <w:r>
         <w:br/>
@@ -24552,7 +25346,7 @@
         <w:rPr>
           <w:rStyle w:val="DataTypeTok"/>
         </w:rPr>
-        <w:t xml:space="preserve">OverlayColor</w:t>
+        <w:t xml:space="preserve">TimingLog</w:t>
       </w:r>
       <w:r>
         <w:rPr>
@@ -24564,16 +25358,64 @@
         <w:rPr>
           <w:rStyle w:val="StringTok"/>
         </w:rPr>
-        <w:t xml:space="preserve">White      ; * White | Yellow | Red: colour of the texts over the image</w:t>
+        <w:t xml:space="preserve">0             ; timing.csv and * startup.csv next to MView.exe</w:t>
       </w:r>
       <w:r>
         <w:br/>
       </w:r>
       <w:r>
         <w:rPr>
+          <w:rStyle w:val="DataTypeTok"/>
+        </w:rPr>
+        <w:t xml:space="preserve">DecodeDelayMs</w:t>
+      </w:r>
+      <w:r>
+        <w:rPr>
+          <w:rStyle w:val="OtherTok"/>
+        </w:rPr>
+        <w:t xml:space="preserve">=</w:t>
+      </w:r>
+      <w:r>
+        <w:rPr>
+          <w:rStyle w:val="StringTok"/>
+        </w:rPr>
+        <w:t xml:space="preserve">0         ; testing: every decode waits this long</w:t>
+      </w:r>
+      <w:r>
+        <w:br/>
+      </w:r>
+      <w:r>
+        <w:rPr>
+          <w:rStyle w:val="DataTypeTok"/>
+        </w:rPr>
+        <w:t xml:space="preserve">SaveImageDirectory</w:t>
+      </w:r>
+      <w:r>
+        <w:rPr>
+          <w:rStyle w:val="OtherTok"/>
+        </w:rPr>
+        <w:t xml:space="preserve">=</w:t>
+      </w:r>
+      <w:r>
+        <w:rPr>
+          <w:rStyle w:val="StringTok"/>
+        </w:rPr>
+        <w:t xml:space="preserve">     ; * for "Save image"; empty = the user's Documents folder, written here at the first save; not usable = Documents for that save</w:t>
+      </w:r>
+      <w:r>
+        <w:br/>
+      </w:r>
+      <w:r>
+        <w:rPr>
           <w:rStyle w:val="KeywordTok"/>
         </w:rPr>
-        <w:t xml:space="preserve">[Navigation]</w:t>
+        <w:t xml:space="preserve">[Sort]</w:t>
+      </w:r>
+      <w:r>
+        <w:rPr>
+          <w:rStyle w:val="DataTypeTok"/>
+        </w:rPr>
+        <w:t xml:space="preserve">                  ; Day 21, §9.7</w:t>
       </w:r>
       <w:r>
         <w:br/>
@@ -24582,7 +25424,7 @@
         <w:rPr>
           <w:rStyle w:val="DataTypeTok"/>
         </w:rPr>
-        <w:t xml:space="preserve">SortMode</w:t>
+        <w:t xml:space="preserve">EdgeDelayMs</w:t>
       </w:r>
       <w:r>
         <w:rPr>
@@ -24594,7 +25436,7 @@
         <w:rPr>
           <w:rStyle w:val="StringTok"/>
         </w:rPr>
-        <w:t xml:space="preserve">DateDescending ; DateAscending | FileNameAscending | FileNameDescending</w:t>
+        <w:t xml:space="preserve">500         ; ms at the right edge until the sort panel opens; 0 = never (menu / command still open it)</w:t>
       </w:r>
       <w:r>
         <w:br/>
@@ -24603,7 +25445,7 @@
         <w:rPr>
           <w:rStyle w:val="DataTypeTok"/>
         </w:rPr>
-        <w:t xml:space="preserve">Recursive</w:t>
+        <w:t xml:space="preserve">EdgeWidth</w:t>
       </w:r>
       <w:r>
         <w:rPr>
@@ -24613,9 +25455,9 @@
       </w:r>
       <w:r>
         <w:rPr>
-          <w:rStyle w:val="DecValTok"/>
-        </w:rPr>
-        <w:t xml:space="preserve">1</w:t>
+          <w:rStyle w:val="StringTok"/>
+        </w:rPr>
+        <w:t xml:space="preserve">12            ; px from the right edge that count as "at the edge" (96 dpi, scaled; 2..60)</w:t>
       </w:r>
       <w:r>
         <w:br/>
@@ -24624,7 +25466,7 @@
         <w:rPr>
           <w:rStyle w:val="DataTypeTok"/>
         </w:rPr>
-        <w:t xml:space="preserve">WrapAround</w:t>
+        <w:t xml:space="preserve">Pinned</w:t>
       </w:r>
       <w:r>
         <w:rPr>
@@ -24634,9 +25476,9 @@
       </w:r>
       <w:r>
         <w:rPr>
-          <w:rStyle w:val="DecValTok"/>
-        </w:rPr>
-        <w:t xml:space="preserve">1</w:t>
+          <w:rStyle w:val="StringTok"/>
+        </w:rPr>
+        <w:t xml:space="preserve">0                ; the panel stays open</w:t>
       </w:r>
       <w:r>
         <w:br/>
@@ -24645,7 +25487,7 @@
         <w:rPr>
           <w:rStyle w:val="DataTypeTok"/>
         </w:rPr>
-        <w:t xml:space="preserve">WrapScope</w:t>
+        <w:t xml:space="preserve">DeletedFolder</w:t>
       </w:r>
       <w:r>
         <w:rPr>
@@ -24657,7 +25499,7 @@
         <w:rPr>
           <w:rStyle w:val="StringTok"/>
         </w:rPr>
-        <w:t xml:space="preserve">Tree          ; Dir | Tree</w:t>
+        <w:t xml:space="preserve">          ; where "Delete" moves files; empty = Documents\MView deleted files</w:t>
       </w:r>
       <w:r>
         <w:br/>
@@ -24666,7 +25508,7 @@
         <w:rPr>
           <w:rStyle w:val="DataTypeTok"/>
         </w:rPr>
-        <w:t xml:space="preserve">ClimbUp</w:t>
+        <w:t xml:space="preserve">IconFolder</w:t>
       </w:r>
       <w:r>
         <w:rPr>
@@ -24678,7 +25520,7 @@
         <w:rPr>
           <w:rStyle w:val="StringTok"/>
         </w:rPr>
-        <w:t xml:space="preserve">0               ; Day 22: 1 = at the end of the tree browse on one level higher (up to one below the drive)</w:t>
+        <w:t xml:space="preserve">             ; (next stage) button icons; empty = icons\ next to MView.exe</w:t>
       </w:r>
       <w:r>
         <w:br/>
@@ -24687,7 +25529,7 @@
         <w:rPr>
           <w:rStyle w:val="DataTypeTok"/>
         </w:rPr>
-        <w:t xml:space="preserve">RecurseFromDriveRoot</w:t>
+        <w:t xml:space="preserve">TotalCommander</w:t>
       </w:r>
       <w:r>
         <w:rPr>
@@ -24699,7 +25541,7 @@
         <w:rPr>
           <w:rStyle w:val="StringTok"/>
         </w:rPr>
-        <w:t xml:space="preserve">0  ; Day 24: 0 = a drive root (C:\, a share's root) opens without its subfolders, even with Recursive=1</w:t>
+        <w:t xml:space="preserve">         ; path of TOTALCMD64.EXE for side by side; empty = found by MView</w:t>
       </w:r>
       <w:r>
         <w:br/>
@@ -24708,7 +25550,7 @@
         <w:rPr>
           <w:rStyle w:val="DataTypeTok"/>
         </w:rPr>
-        <w:t xml:space="preserve">PlaceholderForBadImages</w:t>
+        <w:t xml:space="preserve">FollowTotalCommander</w:t>
       </w:r>
       <w:r>
         <w:rPr>
@@ -24718,648 +25560,9 @@
       </w:r>
       <w:r>
         <w:rPr>
-          <w:rStyle w:val="DecValTok"/>
-        </w:rPr>
-        <w:t xml:space="preserve">1</w:t>
-      </w:r>
-      <w:r>
-        <w:br/>
-      </w:r>
-      <w:r>
-        <w:rPr>
-          <w:rStyle w:val="KeywordTok"/>
-        </w:rPr>
-        <w:t xml:space="preserve">[Performance]</w:t>
-      </w:r>
-      <w:r>
-        <w:br/>
-      </w:r>
-      <w:r>
-        <w:rPr>
-          <w:rStyle w:val="DataTypeTok"/>
-        </w:rPr>
-        <w:t xml:space="preserve">PreloadCount</w:t>
-      </w:r>
-      <w:r>
-        <w:rPr>
-          <w:rStyle w:val="OtherTok"/>
-        </w:rPr>
-        <w:t xml:space="preserve">=</w:t>
-      </w:r>
-      <w:r>
-        <w:rPr>
           <w:rStyle w:val="StringTok"/>
         </w:rPr>
-        <w:t xml:space="preserve">5          ; 0..20</w:t>
-      </w:r>
-      <w:r>
-        <w:br/>
-      </w:r>
-      <w:r>
-        <w:rPr>
-          <w:rStyle w:val="DataTypeTok"/>
-        </w:rPr>
-        <w:t xml:space="preserve">PreloadBehind</w:t>
-      </w:r>
-      <w:r>
-        <w:rPr>
-          <w:rStyle w:val="OtherTok"/>
-        </w:rPr>
-        <w:t xml:space="preserve">=</w:t>
-      </w:r>
-      <w:r>
-        <w:rPr>
-          <w:rStyle w:val="StringTok"/>
-        </w:rPr>
-        <w:t xml:space="preserve">2         ; 0..10</w:t>
-      </w:r>
-      <w:r>
-        <w:br/>
-      </w:r>
-      <w:r>
-        <w:rPr>
-          <w:rStyle w:val="DataTypeTok"/>
-        </w:rPr>
-        <w:t xml:space="preserve">DecodeThreads</w:t>
-      </w:r>
-      <w:r>
-        <w:rPr>
-          <w:rStyle w:val="OtherTok"/>
-        </w:rPr>
-        <w:t xml:space="preserve">=</w:t>
-      </w:r>
-      <w:r>
-        <w:rPr>
-          <w:rStyle w:val="DecValTok"/>
-        </w:rPr>
-        <w:t xml:space="preserve">0</w:t>
-      </w:r>
-      <w:r>
-        <w:br/>
-      </w:r>
-      <w:r>
-        <w:rPr>
-          <w:rStyle w:val="DataTypeTok"/>
-        </w:rPr>
-        <w:t xml:space="preserve">UseWIC</w:t>
-      </w:r>
-      <w:r>
-        <w:rPr>
-          <w:rStyle w:val="OtherTok"/>
-        </w:rPr>
-        <w:t xml:space="preserve">=</w:t>
-      </w:r>
-      <w:r>
-        <w:rPr>
-          <w:rStyle w:val="StringTok"/>
-        </w:rPr>
-        <w:t xml:space="preserve">1                ; * WIC for full-size JPEGs, and for TIFF, PNG, BMP (in bands)</w:t>
-      </w:r>
-      <w:r>
-        <w:br/>
-      </w:r>
-      <w:r>
-        <w:rPr>
-          <w:rStyle w:val="DataTypeTok"/>
-        </w:rPr>
-        <w:t xml:space="preserve">UseWICQuickView</w:t>
-      </w:r>
-      <w:r>
-        <w:rPr>
-          <w:rStyle w:val="OtherTok"/>
-        </w:rPr>
-        <w:t xml:space="preserve">=</w:t>
-      </w:r>
-      <w:r>
-        <w:rPr>
-          <w:rStyle w:val="StringTok"/>
-        </w:rPr>
-        <w:t xml:space="preserve">1       ; * JPEG quick views scaled inside the WIC codec; 0 = own decoder</w:t>
-      </w:r>
-      <w:r>
-        <w:br/>
-      </w:r>
-      <w:r>
-        <w:rPr>
-          <w:rStyle w:val="DataTypeTok"/>
-        </w:rPr>
-        <w:t xml:space="preserve">RefineDelayMs</w:t>
-      </w:r>
-      <w:r>
-        <w:rPr>
-          <w:rStyle w:val="OtherTok"/>
-        </w:rPr>
-        <w:t xml:space="preserve">=</w:t>
-      </w:r>
-      <w:r>
-        <w:rPr>
-          <w:rStyle w:val="StringTok"/>
-        </w:rPr>
-        <w:t xml:space="preserve">250       ; full decode after this long on an image; 0 = at once</w:t>
-      </w:r>
-      <w:r>
-        <w:br/>
-      </w:r>
-      <w:r>
-        <w:rPr>
-          <w:rStyle w:val="DataTypeTok"/>
-        </w:rPr>
-        <w:t xml:space="preserve">CacheSizeMB</w:t>
-      </w:r>
-      <w:r>
-        <w:rPr>
-          <w:rStyle w:val="OtherTok"/>
-        </w:rPr>
-        <w:t xml:space="preserve">=</w:t>
-      </w:r>
-      <w:r>
-        <w:rPr>
-          <w:rStyle w:val="DecValTok"/>
-        </w:rPr>
-        <w:t xml:space="preserve">0</w:t>
-      </w:r>
-      <w:r>
-        <w:br/>
-      </w:r>
-      <w:r>
-        <w:rPr>
-          <w:rStyle w:val="DataTypeTok"/>
-        </w:rPr>
-        <w:t xml:space="preserve">PreviewAhead</w:t>
-      </w:r>
-      <w:r>
-        <w:rPr>
-          <w:rStyle w:val="OtherTok"/>
-        </w:rPr>
-        <w:t xml:space="preserve">=</w:t>
-      </w:r>
-      <w:r>
-        <w:rPr>
-          <w:rStyle w:val="StringTok"/>
-        </w:rPr>
-        <w:t xml:space="preserve">10         ; * EXIF thumbnails read ahead; 0 = none (0..50)</w:t>
-      </w:r>
-      <w:r>
-        <w:br/>
-      </w:r>
-      <w:r>
-        <w:rPr>
-          <w:rStyle w:val="DataTypeTok"/>
-        </w:rPr>
-        <w:t xml:space="preserve">SkimEnterMs</w:t>
-      </w:r>
-      <w:r>
-        <w:rPr>
-          <w:rStyle w:val="OtherTok"/>
-        </w:rPr>
-        <w:t xml:space="preserve">=</w:t>
-      </w:r>
-      <w:r>
-        <w:rPr>
-          <w:rStyle w:val="StringTok"/>
-        </w:rPr>
-        <w:t xml:space="preserve">1500        ; * Skim while the last this-many ms averaged SkimRate steps/s; 0 = never</w:t>
-      </w:r>
-      <w:r>
-        <w:br/>
-      </w:r>
-      <w:r>
-        <w:rPr>
-          <w:rStyle w:val="DataTypeTok"/>
-        </w:rPr>
-        <w:t xml:space="preserve">SkimRate</w:t>
-      </w:r>
-      <w:r>
-        <w:rPr>
-          <w:rStyle w:val="OtherTok"/>
-        </w:rPr>
-        <w:t xml:space="preserve">=</w:t>
-      </w:r>
-      <w:r>
-        <w:rPr>
-          <w:rStyle w:val="StringTok"/>
-        </w:rPr>
-        <w:t xml:space="preserve">4              ; * 1..50</w:t>
-      </w:r>
-      <w:r>
-        <w:br/>
-      </w:r>
-      <w:r>
-        <w:rPr>
-          <w:rStyle w:val="DataTypeTok"/>
-        </w:rPr>
-        <w:t xml:space="preserve">SkimExitMs</w:t>
-      </w:r>
-      <w:r>
-        <w:rPr>
-          <w:rStyle w:val="OtherTok"/>
-        </w:rPr>
-        <w:t xml:space="preserve">=</w:t>
-      </w:r>
-      <w:r>
-        <w:rPr>
-          <w:rStyle w:val="StringTok"/>
-        </w:rPr>
-        <w:t xml:space="preserve">250          ; * ms without a step that end Skim (50..10000)</w:t>
-      </w:r>
-      <w:r>
-        <w:br/>
-      </w:r>
-      <w:r>
-        <w:rPr>
-          <w:rStyle w:val="KeywordTok"/>
-        </w:rPr>
-        <w:t xml:space="preserve">[Mouse]</w:t>
-      </w:r>
-      <w:r>
-        <w:br/>
-      </w:r>
-      <w:r>
-        <w:rPr>
-          <w:rStyle w:val="DataTypeTok"/>
-        </w:rPr>
-        <w:t xml:space="preserve">Profile</w:t>
-      </w:r>
-      <w:r>
-        <w:rPr>
-          <w:rStyle w:val="OtherTok"/>
-        </w:rPr>
-        <w:t xml:space="preserve">=</w:t>
-      </w:r>
-      <w:r>
-        <w:rPr>
-          <w:rStyle w:val="StringTok"/>
-        </w:rPr>
-        <w:t xml:space="preserve">Default.mouse   ; * now used: the mouse profile file, next to MView.ini (§9.2)</w:t>
-      </w:r>
-      <w:r>
-        <w:br/>
-      </w:r>
-      <w:r>
-        <w:rPr>
-          <w:rStyle w:val="DataTypeTok"/>
-        </w:rPr>
-        <w:t xml:space="preserve">MouseCursorHideTime</w:t>
-      </w:r>
-      <w:r>
-        <w:rPr>
-          <w:rStyle w:val="OtherTok"/>
-        </w:rPr>
-        <w:t xml:space="preserve">=</w:t>
-      </w:r>
-      <w:r>
-        <w:rPr>
-          <w:rStyle w:val="StringTok"/>
-        </w:rPr>
-        <w:t xml:space="preserve">3000 ; * now used: ms without input until the cursor hides; 0 = never</w:t>
-      </w:r>
-      <w:r>
-        <w:br/>
-      </w:r>
-      <w:r>
-        <w:rPr>
-          <w:rStyle w:val="DataTypeTok"/>
-        </w:rPr>
-        <w:t xml:space="preserve">ZonesEnabled</w:t>
-      </w:r>
-      <w:r>
-        <w:rPr>
-          <w:rStyle w:val="OtherTok"/>
-        </w:rPr>
-        <w:t xml:space="preserve">=</w:t>
-      </w:r>
-      <w:r>
-        <w:rPr>
-          <w:rStyle w:val="StringTok"/>
-        </w:rPr>
-        <w:t xml:space="preserve">1          ; * 0 = zones off: every button does its Anywhere command</w:t>
-      </w:r>
-      <w:r>
-        <w:br/>
-      </w:r>
-      <w:r>
-        <w:rPr>
-          <w:rStyle w:val="KeywordTok"/>
-        </w:rPr>
-        <w:t xml:space="preserve">[Renderer]</w:t>
-      </w:r>
-      <w:r>
-        <w:br/>
-      </w:r>
-      <w:r>
-        <w:rPr>
-          <w:rStyle w:val="DataTypeTok"/>
-        </w:rPr>
-        <w:t xml:space="preserve">UseGPU</w:t>
-      </w:r>
-      <w:r>
-        <w:rPr>
-          <w:rStyle w:val="OtherTok"/>
-        </w:rPr>
-        <w:t xml:space="preserve">=</w:t>
-      </w:r>
-      <w:r>
-        <w:rPr>
-          <w:rStyle w:val="StringTok"/>
-        </w:rPr>
-        <w:t xml:space="preserve">1                ; replaces the planned Renderer=GPU|CPU</w:t>
-      </w:r>
-      <w:r>
-        <w:br/>
-      </w:r>
-      <w:r>
-        <w:rPr>
-          <w:rStyle w:val="DataTypeTok"/>
-        </w:rPr>
-        <w:t xml:space="preserve">UseMipMaps</w:t>
-      </w:r>
-      <w:r>
-        <w:rPr>
-          <w:rStyle w:val="OtherTok"/>
-        </w:rPr>
-        <w:t xml:space="preserve">=</w:t>
-      </w:r>
-      <w:r>
-        <w:rPr>
-          <w:rStyle w:val="DecValTok"/>
-        </w:rPr>
-        <w:t xml:space="preserve">1</w:t>
-      </w:r>
-      <w:r>
-        <w:br/>
-      </w:r>
-      <w:r>
-        <w:rPr>
-          <w:rStyle w:val="DataTypeTok"/>
-        </w:rPr>
-        <w:t xml:space="preserve">ZoomStepPercent</w:t>
-      </w:r>
-      <w:r>
-        <w:rPr>
-          <w:rStyle w:val="OtherTok"/>
-        </w:rPr>
-        <w:t xml:space="preserve">=</w:t>
-      </w:r>
-      <w:r>
-        <w:rPr>
-          <w:rStyle w:val="StringTok"/>
-        </w:rPr>
-        <w:t xml:space="preserve">20      ; * zoom step per wheel notch (1..200)</w:t>
-      </w:r>
-      <w:r>
-        <w:br/>
-      </w:r>
-      <w:r>
-        <w:rPr>
-          <w:rStyle w:val="KeywordTok"/>
-        </w:rPr>
-        <w:t xml:space="preserve">[Debug]</w:t>
-      </w:r>
-      <w:r>
-        <w:br/>
-      </w:r>
-      <w:r>
-        <w:rPr>
-          <w:rStyle w:val="DataTypeTok"/>
-        </w:rPr>
-        <w:t xml:space="preserve">ShowFPS</w:t>
-      </w:r>
-      <w:r>
-        <w:rPr>
-          <w:rStyle w:val="OtherTok"/>
-        </w:rPr>
-        <w:t xml:space="preserve">=</w:t>
-      </w:r>
-      <w:r>
-        <w:rPr>
-          <w:rStyle w:val="StringTok"/>
-        </w:rPr>
-        <w:t xml:space="preserve">0               ; diagnostics line (key D)</w:t>
-      </w:r>
-      <w:r>
-        <w:br/>
-      </w:r>
-      <w:r>
-        <w:rPr>
-          <w:rStyle w:val="DataTypeTok"/>
-        </w:rPr>
-        <w:t xml:space="preserve">TimingLog</w:t>
-      </w:r>
-      <w:r>
-        <w:rPr>
-          <w:rStyle w:val="OtherTok"/>
-        </w:rPr>
-        <w:t xml:space="preserve">=</w:t>
-      </w:r>
-      <w:r>
-        <w:rPr>
-          <w:rStyle w:val="StringTok"/>
-        </w:rPr>
-        <w:t xml:space="preserve">0             ; timing.csv and * startup.csv next to MView.exe</w:t>
-      </w:r>
-      <w:r>
-        <w:br/>
-      </w:r>
-      <w:r>
-        <w:rPr>
-          <w:rStyle w:val="DataTypeTok"/>
-        </w:rPr>
-        <w:t xml:space="preserve">DecodeDelayMs</w:t>
-      </w:r>
-      <w:r>
-        <w:rPr>
-          <w:rStyle w:val="OtherTok"/>
-        </w:rPr>
-        <w:t xml:space="preserve">=</w:t>
-      </w:r>
-      <w:r>
-        <w:rPr>
-          <w:rStyle w:val="StringTok"/>
-        </w:rPr>
-        <w:t xml:space="preserve">0         ; testing: every decode waits this long</w:t>
-      </w:r>
-      <w:r>
-        <w:br/>
-      </w:r>
-      <w:r>
-        <w:rPr>
-          <w:rStyle w:val="DataTypeTok"/>
-        </w:rPr>
-        <w:t xml:space="preserve">SaveImageDirectory</w:t>
-      </w:r>
-      <w:r>
-        <w:rPr>
-          <w:rStyle w:val="OtherTok"/>
-        </w:rPr>
-        <w:t xml:space="preserve">=</w:t>
-      </w:r>
-      <w:r>
-        <w:rPr>
-          <w:rStyle w:val="StringTok"/>
-        </w:rPr>
-        <w:t xml:space="preserve">     ; * for "Save image"; empty = the user's Documents folder, written here at the first save; not usable = Documents for that save</w:t>
-      </w:r>
-      <w:r>
-        <w:br/>
-      </w:r>
-      <w:r>
-        <w:rPr>
-          <w:rStyle w:val="KeywordTok"/>
-        </w:rPr>
-        <w:t xml:space="preserve">[Sort]</w:t>
-      </w:r>
-      <w:r>
-        <w:rPr>
-          <w:rStyle w:val="DataTypeTok"/>
-        </w:rPr>
-        <w:t xml:space="preserve">                  ; Day 21, §9.7</w:t>
-      </w:r>
-      <w:r>
-        <w:br/>
-      </w:r>
-      <w:r>
-        <w:rPr>
-          <w:rStyle w:val="DataTypeTok"/>
-        </w:rPr>
-        <w:t xml:space="preserve">EdgeDelayMs</w:t>
-      </w:r>
-      <w:r>
-        <w:rPr>
-          <w:rStyle w:val="OtherTok"/>
-        </w:rPr>
-        <w:t xml:space="preserve">=</w:t>
-      </w:r>
-      <w:r>
-        <w:rPr>
-          <w:rStyle w:val="StringTok"/>
-        </w:rPr>
-        <w:t xml:space="preserve">500         ; ms at the right edge until the sort panel opens; 0 = never (menu / command still open it)</w:t>
-      </w:r>
-      <w:r>
-        <w:br/>
-      </w:r>
-      <w:r>
-        <w:rPr>
-          <w:rStyle w:val="DataTypeTok"/>
-        </w:rPr>
-        <w:t xml:space="preserve">EdgeWidth</w:t>
-      </w:r>
-      <w:r>
-        <w:rPr>
-          <w:rStyle w:val="OtherTok"/>
-        </w:rPr>
-        <w:t xml:space="preserve">=</w:t>
-      </w:r>
-      <w:r>
-        <w:rPr>
-          <w:rStyle w:val="StringTok"/>
-        </w:rPr>
-        <w:t xml:space="preserve">12            ; px from the right edge that count as "at the edge" (96 dpi, scaled; 2..60)</w:t>
-      </w:r>
-      <w:r>
-        <w:br/>
-      </w:r>
-      <w:r>
-        <w:rPr>
-          <w:rStyle w:val="DataTypeTok"/>
-        </w:rPr>
-        <w:t xml:space="preserve">Pinned</w:t>
-      </w:r>
-      <w:r>
-        <w:rPr>
-          <w:rStyle w:val="OtherTok"/>
-        </w:rPr>
-        <w:t xml:space="preserve">=</w:t>
-      </w:r>
-      <w:r>
-        <w:rPr>
-          <w:rStyle w:val="StringTok"/>
-        </w:rPr>
-        <w:t xml:space="preserve">0                ; the panel stays open</w:t>
-      </w:r>
-      <w:r>
-        <w:br/>
-      </w:r>
-      <w:r>
-        <w:rPr>
-          <w:rStyle w:val="DataTypeTok"/>
-        </w:rPr>
-        <w:t xml:space="preserve">DeletedFolder</w:t>
-      </w:r>
-      <w:r>
-        <w:rPr>
-          <w:rStyle w:val="OtherTok"/>
-        </w:rPr>
-        <w:t xml:space="preserve">=</w:t>
-      </w:r>
-      <w:r>
-        <w:rPr>
-          <w:rStyle w:val="StringTok"/>
-        </w:rPr>
-        <w:t xml:space="preserve">          ; where "Delete" moves files; empty = Documents\MView deleted files</w:t>
-      </w:r>
-      <w:r>
-        <w:br/>
-      </w:r>
-      <w:r>
-        <w:rPr>
-          <w:rStyle w:val="DataTypeTok"/>
-        </w:rPr>
-        <w:t xml:space="preserve">IconFolder</w:t>
-      </w:r>
-      <w:r>
-        <w:rPr>
-          <w:rStyle w:val="OtherTok"/>
-        </w:rPr>
-        <w:t xml:space="preserve">=</w:t>
-      </w:r>
-      <w:r>
-        <w:rPr>
-          <w:rStyle w:val="StringTok"/>
-        </w:rPr>
-        <w:t xml:space="preserve">             ; (next stage) button icons; empty = icons\ next to MView.exe</w:t>
-      </w:r>
-      <w:r>
-        <w:br/>
-      </w:r>
-      <w:r>
-        <w:rPr>
-          <w:rStyle w:val="DataTypeTok"/>
-        </w:rPr>
-        <w:t xml:space="preserve">TotalCommander</w:t>
-      </w:r>
-      <w:r>
-        <w:rPr>
-          <w:rStyle w:val="OtherTok"/>
-        </w:rPr>
-        <w:t xml:space="preserve">=</w:t>
-      </w:r>
-      <w:r>
-        <w:rPr>
-          <w:rStyle w:val="StringTok"/>
-        </w:rPr>
-        <w:t xml:space="preserve">         ; path of TOTALCMD64.EXE for side by side; empty = found by MView</w:t>
-      </w:r>
-      <w:r>
-        <w:br/>
-      </w:r>
-      <w:r>
-        <w:rPr>
-          <w:rStyle w:val="DataTypeTok"/>
-        </w:rPr>
-        <w:t xml:space="preserve">FollowTotalCommander</w:t>
-      </w:r>
-      <w:r>
-        <w:rPr>
-          <w:rStyle w:val="OtherTok"/>
-        </w:rPr>
-        <w:t xml:space="preserve">=</w:t>
-      </w:r>
-      <w:r>
-        <w:rPr>
-          <w:rStyle w:val="StringTok"/>
-        </w:rPr>
-        <w:t xml:space="preserve">1  ; Day 23: 0 off, 1 its active panel's folder, 2 also the image under its cursor</w:t>
+        <w:t xml:space="preserve">0  ; Day 23 (default 0 since Day 24): 0 off, 1 its active panel's folder, 2 also the image under its cursor</w:t>
       </w:r>
       <w:r>
         <w:br/>
